--- a/docs/Guia_Integracion_API_Parqueo_Equipo_Desarrollo_v2.docx
+++ b/docs/Guia_Integracion_API_Parqueo_Equipo_Desarrollo_v2.docx
@@ -15,7 +15,27 @@
           <w:sz w:val="40"/>
           <w:lang w:val="es-MX"/>
         </w:rPr>
-        <w:t>Guia de integracion API - Parqueo</w:t>
+        <w:t xml:space="preserve">Guia de </w:t>
+      </w:r>
+      <w:proofErr w:type="spellStart"/>
+      <w:r>
+        <w:rPr>
+          <w:b/>
+          <w:color w:val="0B2545"/>
+          <w:sz w:val="40"/>
+          <w:lang w:val="es-MX"/>
+        </w:rPr>
+        <w:t>integracion</w:t>
+      </w:r>
+      <w:proofErr w:type="spellEnd"/>
+      <w:r>
+        <w:rPr>
+          <w:b/>
+          <w:color w:val="0B2545"/>
+          <w:sz w:val="40"/>
+          <w:lang w:val="es-MX"/>
+        </w:rPr>
+        <w:t xml:space="preserve"> API - Parqueo</w:t>
       </w:r>
     </w:p>
     <w:p>
@@ -30,7 +50,43 @@
           <w:sz w:val="20"/>
           <w:lang w:val="es-MX"/>
         </w:rPr>
-        <w:t>Documento para el equipo de desarrollo del cliente. Ambiente piloto de facturacion computarizada en linea.</w:t>
+        <w:t xml:space="preserve">Documento para el equipo de desarrollo del cliente. Ambiente piloto de </w:t>
+      </w:r>
+      <w:proofErr w:type="spellStart"/>
+      <w:r>
+        <w:rPr>
+          <w:color w:val="555555"/>
+          <w:sz w:val="20"/>
+          <w:lang w:val="es-MX"/>
+        </w:rPr>
+        <w:t>facturacion</w:t>
+      </w:r>
+      <w:proofErr w:type="spellEnd"/>
+      <w:r>
+        <w:rPr>
+          <w:color w:val="555555"/>
+          <w:sz w:val="20"/>
+          <w:lang w:val="es-MX"/>
+        </w:rPr>
+        <w:t xml:space="preserve"> computarizada en </w:t>
+      </w:r>
+      <w:proofErr w:type="spellStart"/>
+      <w:r>
+        <w:rPr>
+          <w:color w:val="555555"/>
+          <w:sz w:val="20"/>
+          <w:lang w:val="es-MX"/>
+        </w:rPr>
+        <w:t>linea</w:t>
+      </w:r>
+      <w:proofErr w:type="spellEnd"/>
+      <w:r>
+        <w:rPr>
+          <w:color w:val="555555"/>
+          <w:sz w:val="20"/>
+          <w:lang w:val="es-MX"/>
+        </w:rPr>
+        <w:t>.</w:t>
       </w:r>
     </w:p>
     <w:p>
@@ -38,8 +94,13 @@
         <w:pStyle w:val="Ttulo1"/>
       </w:pPr>
       <w:r>
-        <w:t>1. Datos generales</w:t>
-      </w:r>
+        <w:t xml:space="preserve">1. Datos </w:t>
+      </w:r>
+      <w:proofErr w:type="spellStart"/>
+      <w:r>
+        <w:t>generales</w:t>
+      </w:r>
+      <w:proofErr w:type="spellEnd"/>
     </w:p>
     <w:tbl>
       <w:tblPr>
@@ -208,12 +269,14 @@
             <w:vAlign w:val="center"/>
           </w:tcPr>
           <w:p>
+            <w:proofErr w:type="spellStart"/>
             <w:r>
               <w:rPr>
                 <w:sz w:val="18"/>
               </w:rPr>
               <w:t>Autenticacion</w:t>
             </w:r>
+            <w:proofErr w:type="spellEnd"/>
           </w:p>
         </w:tc>
         <w:tc>
@@ -277,8 +340,16 @@
               <w:rPr>
                 <w:sz w:val="18"/>
               </w:rPr>
-              <w:t>application/json</w:t>
-            </w:r>
+              <w:t>application/</w:t>
+            </w:r>
+            <w:proofErr w:type="spellStart"/>
+            <w:r>
+              <w:rPr>
+                <w:sz w:val="18"/>
+              </w:rPr>
+              <w:t>json</w:t>
+            </w:r>
+            <w:proofErr w:type="spellEnd"/>
           </w:p>
         </w:tc>
       </w:tr>
@@ -322,7 +393,35 @@
               <w:rPr>
                 <w:sz w:val="18"/>
               </w:rPr>
-              <w:t>application/json para POST, PUT y PATCH</w:t>
+              <w:t>application/</w:t>
+            </w:r>
+            <w:proofErr w:type="spellStart"/>
+            <w:r>
+              <w:rPr>
+                <w:sz w:val="18"/>
+              </w:rPr>
+              <w:t>json</w:t>
+            </w:r>
+            <w:proofErr w:type="spellEnd"/>
+            <w:r>
+              <w:rPr>
+                <w:sz w:val="18"/>
+              </w:rPr>
+              <w:t xml:space="preserve"> </w:t>
+            </w:r>
+            <w:proofErr w:type="gramStart"/>
+            <w:r>
+              <w:rPr>
+                <w:sz w:val="18"/>
+              </w:rPr>
+              <w:t>para POST</w:t>
+            </w:r>
+            <w:proofErr w:type="gramEnd"/>
+            <w:r>
+              <w:rPr>
+                <w:sz w:val="18"/>
+              </w:rPr>
+              <w:t>, PUT y PATCH</w:t>
             </w:r>
           </w:p>
         </w:tc>
@@ -388,12 +487,14 @@
             <w:vAlign w:val="center"/>
           </w:tcPr>
           <w:p>
+            <w:proofErr w:type="spellStart"/>
             <w:r>
               <w:rPr>
                 <w:sz w:val="18"/>
               </w:rPr>
               <w:t>Ambiente</w:t>
             </w:r>
+            <w:proofErr w:type="spellEnd"/>
           </w:p>
         </w:tc>
         <w:tc>
@@ -428,8 +529,13 @@
         <w:pStyle w:val="Ttulo1"/>
       </w:pPr>
       <w:r>
-        <w:t>2. Autenticacion</w:t>
-      </w:r>
+        <w:t xml:space="preserve">2. </w:t>
+      </w:r>
+      <w:proofErr w:type="spellStart"/>
+      <w:r>
+        <w:t>Autenticacion</w:t>
+      </w:r>
+      <w:proofErr w:type="spellEnd"/>
     </w:p>
     <w:p>
       <w:pPr>
@@ -443,7 +549,35 @@
         <w:rPr>
           <w:lang w:val="es-MX"/>
         </w:rPr>
-        <w:t>Enviar el token asignado en el header Authorization.</w:t>
+        <w:t xml:space="preserve">Enviar el token asignado en el </w:t>
+      </w:r>
+      <w:proofErr w:type="spellStart"/>
+      <w:r>
+        <w:rPr>
+          <w:lang w:val="es-MX"/>
+        </w:rPr>
+        <w:t>header</w:t>
+      </w:r>
+      <w:proofErr w:type="spellEnd"/>
+      <w:r>
+        <w:rPr>
+          <w:lang w:val="es-MX"/>
+        </w:rPr>
+        <w:t xml:space="preserve"> </w:t>
+      </w:r>
+      <w:proofErr w:type="spellStart"/>
+      <w:r>
+        <w:rPr>
+          <w:lang w:val="es-MX"/>
+        </w:rPr>
+        <w:t>Authorization</w:t>
+      </w:r>
+      <w:proofErr w:type="spellEnd"/>
+      <w:r>
+        <w:rPr>
+          <w:lang w:val="es-MX"/>
+        </w:rPr>
+        <w:t>.</w:t>
       </w:r>
     </w:p>
     <w:p>
@@ -458,7 +592,35 @@
         <w:rPr>
           <w:lang w:val="es-MX"/>
         </w:rPr>
-        <w:t>No enviar sucursal_id ni punto_venta_id en el flujo normal. El sistema resuelve esos datos desde el usuario asociado al token.</w:t>
+        <w:t xml:space="preserve">No enviar </w:t>
+      </w:r>
+      <w:proofErr w:type="spellStart"/>
+      <w:r>
+        <w:rPr>
+          <w:lang w:val="es-MX"/>
+        </w:rPr>
+        <w:t>sucursal_id</w:t>
+      </w:r>
+      <w:proofErr w:type="spellEnd"/>
+      <w:r>
+        <w:rPr>
+          <w:lang w:val="es-MX"/>
+        </w:rPr>
+        <w:t xml:space="preserve"> ni </w:t>
+      </w:r>
+      <w:proofErr w:type="spellStart"/>
+      <w:r>
+        <w:rPr>
+          <w:lang w:val="es-MX"/>
+        </w:rPr>
+        <w:t>punto_venta_id</w:t>
+      </w:r>
+      <w:proofErr w:type="spellEnd"/>
+      <w:r>
+        <w:rPr>
+          <w:lang w:val="es-MX"/>
+        </w:rPr>
+        <w:t xml:space="preserve"> en el flujo normal. El sistema resuelve esos datos desde el usuario asociado al token.</w:t>
       </w:r>
     </w:p>
     <w:p>
@@ -493,16 +655,34 @@
           <w:sz w:val="17"/>
         </w:rPr>
         <w:br/>
-        <w:t>Accept: application/json</w:t>
-      </w:r>
+        <w:t>Accept: application/</w:t>
+      </w:r>
+      <w:proofErr w:type="spellStart"/>
+      <w:r>
+        <w:rPr>
+          <w:rFonts w:ascii="Consolas" w:eastAsia="Consolas" w:hAnsi="Consolas"/>
+          <w:sz w:val="17"/>
+        </w:rPr>
+        <w:t>json</w:t>
+      </w:r>
+      <w:proofErr w:type="spellEnd"/>
       <w:r>
         <w:rPr>
           <w:rFonts w:ascii="Consolas" w:eastAsia="Consolas" w:hAnsi="Consolas"/>
           <w:sz w:val="17"/>
         </w:rPr>
         <w:br/>
-        <w:t>Content-Type: application/json</w:t>
-      </w:r>
+        <w:t>Content-Type: application/</w:t>
+      </w:r>
+      <w:proofErr w:type="spellStart"/>
+      <w:r>
+        <w:rPr>
+          <w:rFonts w:ascii="Consolas" w:eastAsia="Consolas" w:hAnsi="Consolas"/>
+          <w:sz w:val="17"/>
+        </w:rPr>
+        <w:t>json</w:t>
+      </w:r>
+      <w:proofErr w:type="spellEnd"/>
     </w:p>
     <w:tbl>
       <w:tblPr>
@@ -557,6 +737,7 @@
             <w:vAlign w:val="center"/>
           </w:tcPr>
           <w:p>
+            <w:proofErr w:type="spellStart"/>
             <w:r>
               <w:rPr>
                 <w:b/>
@@ -564,6 +745,7 @@
               </w:rPr>
               <w:t>Usuario</w:t>
             </w:r>
+            <w:proofErr w:type="spellEnd"/>
           </w:p>
         </w:tc>
         <w:tc>
@@ -579,6 +761,7 @@
             <w:vAlign w:val="center"/>
           </w:tcPr>
           <w:p>
+            <w:proofErr w:type="spellStart"/>
             <w:r>
               <w:rPr>
                 <w:b/>
@@ -586,6 +769,7 @@
               </w:rPr>
               <w:t>Contexto</w:t>
             </w:r>
+            <w:proofErr w:type="spellEnd"/>
           </w:p>
         </w:tc>
         <w:tc>
@@ -606,8 +790,17 @@
                 <w:b/>
                 <w:sz w:val="18"/>
               </w:rPr>
-              <w:t>Token de prueba</w:t>
-            </w:r>
+              <w:t xml:space="preserve">Token de </w:t>
+            </w:r>
+            <w:proofErr w:type="spellStart"/>
+            <w:r>
+              <w:rPr>
+                <w:b/>
+                <w:sz w:val="18"/>
+              </w:rPr>
+              <w:t>prueba</w:t>
+            </w:r>
+            <w:proofErr w:type="spellEnd"/>
           </w:p>
         </w:tc>
       </w:tr>
@@ -627,11 +820,19 @@
             <w:vAlign w:val="center"/>
           </w:tcPr>
           <w:p>
-            <w:r>
-              <w:rPr>
-                <w:sz w:val="18"/>
-              </w:rPr>
-              <w:t>Administrador Mall</w:t>
+            <w:proofErr w:type="spellStart"/>
+            <w:r>
+              <w:rPr>
+                <w:sz w:val="18"/>
+              </w:rPr>
+              <w:t>Administrador</w:t>
+            </w:r>
+            <w:proofErr w:type="spellEnd"/>
+            <w:r>
+              <w:rPr>
+                <w:sz w:val="18"/>
+              </w:rPr>
+              <w:t xml:space="preserve"> Mall</w:t>
             </w:r>
           </w:p>
         </w:tc>
@@ -647,12 +848,14 @@
             <w:vAlign w:val="center"/>
           </w:tcPr>
           <w:p>
+            <w:proofErr w:type="spellStart"/>
             <w:r>
               <w:rPr>
                 <w:sz w:val="18"/>
               </w:rPr>
               <w:t>admin.mall@parqueo.local</w:t>
             </w:r>
+            <w:proofErr w:type="spellEnd"/>
           </w:p>
         </w:tc>
         <w:tc>
@@ -671,7 +874,21 @@
               <w:rPr>
                 <w:sz w:val="18"/>
               </w:rPr>
-              <w:t>Punto de venta 0</w:t>
+              <w:t xml:space="preserve">Punto de </w:t>
+            </w:r>
+            <w:proofErr w:type="spellStart"/>
+            <w:r>
+              <w:rPr>
+                <w:sz w:val="18"/>
+              </w:rPr>
+              <w:t>venta</w:t>
+            </w:r>
+            <w:proofErr w:type="spellEnd"/>
+            <w:r>
+              <w:rPr>
+                <w:sz w:val="18"/>
+              </w:rPr>
+              <w:t xml:space="preserve"> 0</w:t>
             </w:r>
           </w:p>
         </w:tc>
@@ -712,12 +929,28 @@
             <w:vAlign w:val="center"/>
           </w:tcPr>
           <w:p>
-            <w:r>
-              <w:rPr>
-                <w:sz w:val="18"/>
-              </w:rPr>
-              <w:t>Administrador Disdema</w:t>
-            </w:r>
+            <w:proofErr w:type="spellStart"/>
+            <w:r>
+              <w:rPr>
+                <w:sz w:val="18"/>
+              </w:rPr>
+              <w:t>Administrador</w:t>
+            </w:r>
+            <w:proofErr w:type="spellEnd"/>
+            <w:r>
+              <w:rPr>
+                <w:sz w:val="18"/>
+              </w:rPr>
+              <w:t xml:space="preserve"> </w:t>
+            </w:r>
+            <w:proofErr w:type="spellStart"/>
+            <w:r>
+              <w:rPr>
+                <w:sz w:val="18"/>
+              </w:rPr>
+              <w:t>Disdema</w:t>
+            </w:r>
+            <w:proofErr w:type="spellEnd"/>
           </w:p>
         </w:tc>
         <w:tc>
@@ -732,12 +965,14 @@
             <w:vAlign w:val="center"/>
           </w:tcPr>
           <w:p>
+            <w:proofErr w:type="spellStart"/>
             <w:r>
               <w:rPr>
                 <w:sz w:val="18"/>
               </w:rPr>
               <w:t>admin.disdema@parqueo.local</w:t>
             </w:r>
+            <w:proofErr w:type="spellEnd"/>
           </w:p>
         </w:tc>
         <w:tc>
@@ -756,7 +991,21 @@
               <w:rPr>
                 <w:sz w:val="18"/>
               </w:rPr>
-              <w:t>Punto de venta 1</w:t>
+              <w:t xml:space="preserve">Punto de </w:t>
+            </w:r>
+            <w:proofErr w:type="spellStart"/>
+            <w:r>
+              <w:rPr>
+                <w:sz w:val="18"/>
+              </w:rPr>
+              <w:t>venta</w:t>
+            </w:r>
+            <w:proofErr w:type="spellEnd"/>
+            <w:r>
+              <w:rPr>
+                <w:sz w:val="18"/>
+              </w:rPr>
+              <w:t xml:space="preserve"> 1</w:t>
             </w:r>
           </w:p>
         </w:tc>
@@ -809,8 +1058,16 @@
                 <w:sz w:val="18"/>
               </w:rPr>
               <w:lastRenderedPageBreak/>
-              <w:t>Cajero Parqueo</w:t>
-            </w:r>
+              <w:t xml:space="preserve">Cajero </w:t>
+            </w:r>
+            <w:proofErr w:type="spellStart"/>
+            <w:r>
+              <w:rPr>
+                <w:sz w:val="18"/>
+              </w:rPr>
+              <w:t>Parqueo</w:t>
+            </w:r>
+            <w:proofErr w:type="spellEnd"/>
           </w:p>
         </w:tc>
         <w:tc>
@@ -825,12 +1082,14 @@
             <w:vAlign w:val="center"/>
           </w:tcPr>
           <w:p>
+            <w:proofErr w:type="spellStart"/>
             <w:r>
               <w:rPr>
                 <w:sz w:val="18"/>
               </w:rPr>
               <w:t>parqueo@parqueo.local</w:t>
             </w:r>
+            <w:proofErr w:type="spellEnd"/>
           </w:p>
         </w:tc>
         <w:tc>
@@ -849,7 +1108,21 @@
               <w:rPr>
                 <w:sz w:val="18"/>
               </w:rPr>
-              <w:t>Punto de venta 0</w:t>
+              <w:t xml:space="preserve">Punto de </w:t>
+            </w:r>
+            <w:proofErr w:type="spellStart"/>
+            <w:r>
+              <w:rPr>
+                <w:sz w:val="18"/>
+              </w:rPr>
+              <w:t>venta</w:t>
+            </w:r>
+            <w:proofErr w:type="spellEnd"/>
+            <w:r>
+              <w:rPr>
+                <w:sz w:val="18"/>
+              </w:rPr>
+              <w:t xml:space="preserve"> 0</w:t>
             </w:r>
           </w:p>
         </w:tc>
@@ -910,12 +1183,14 @@
             <w:vAlign w:val="center"/>
           </w:tcPr>
           <w:p>
+            <w:proofErr w:type="spellStart"/>
             <w:r>
               <w:rPr>
                 <w:sz w:val="18"/>
               </w:rPr>
               <w:t>play.up@parqueo.local</w:t>
             </w:r>
+            <w:proofErr w:type="spellEnd"/>
           </w:p>
         </w:tc>
         <w:tc>
@@ -934,7 +1209,21 @@
               <w:rPr>
                 <w:sz w:val="18"/>
               </w:rPr>
-              <w:t>Punto de venta 1</w:t>
+              <w:t xml:space="preserve">Punto de </w:t>
+            </w:r>
+            <w:proofErr w:type="spellStart"/>
+            <w:r>
+              <w:rPr>
+                <w:sz w:val="18"/>
+              </w:rPr>
+              <w:t>venta</w:t>
+            </w:r>
+            <w:proofErr w:type="spellEnd"/>
+            <w:r>
+              <w:rPr>
+                <w:sz w:val="18"/>
+              </w:rPr>
+              <w:t xml:space="preserve"> 1</w:t>
             </w:r>
           </w:p>
         </w:tc>
@@ -970,8 +1259,13 @@
         <w:pStyle w:val="Ttulo1"/>
       </w:pPr>
       <w:r>
-        <w:t>3. Endpoints disponibles</w:t>
-      </w:r>
+        <w:t xml:space="preserve">3. Endpoints </w:t>
+      </w:r>
+      <w:proofErr w:type="spellStart"/>
+      <w:r>
+        <w:t>disponibles</w:t>
+      </w:r>
+      <w:proofErr w:type="spellEnd"/>
     </w:p>
     <w:tbl>
       <w:tblPr>
@@ -1003,6 +1297,7 @@
             <w:vAlign w:val="center"/>
           </w:tcPr>
           <w:p>
+            <w:proofErr w:type="spellStart"/>
             <w:r>
               <w:rPr>
                 <w:b/>
@@ -1010,6 +1305,7 @@
               </w:rPr>
               <w:t>Metodo</w:t>
             </w:r>
+            <w:proofErr w:type="spellEnd"/>
           </w:p>
         </w:tc>
         <w:tc>
@@ -1047,6 +1343,7 @@
             <w:vAlign w:val="center"/>
           </w:tcPr>
           <w:p>
+            <w:proofErr w:type="spellStart"/>
             <w:r>
               <w:rPr>
                 <w:b/>
@@ -1054,6 +1351,7 @@
               </w:rPr>
               <w:t>Descripcion</w:t>
             </w:r>
+            <w:proofErr w:type="spellEnd"/>
           </w:p>
         </w:tc>
       </w:tr>
@@ -1097,8 +1395,18 @@
               <w:rPr>
                 <w:sz w:val="18"/>
               </w:rPr>
-              <w:t>/productos</w:t>
-            </w:r>
+              <w:t>/</w:t>
+            </w:r>
+            <w:proofErr w:type="spellStart"/>
+            <w:proofErr w:type="gramStart"/>
+            <w:r>
+              <w:rPr>
+                <w:sz w:val="18"/>
+              </w:rPr>
+              <w:t>productos</w:t>
+            </w:r>
+            <w:proofErr w:type="spellEnd"/>
+            <w:proofErr w:type="gramEnd"/>
           </w:p>
         </w:tc>
         <w:tc>
@@ -1123,7 +1431,23 @@
                 <w:sz w:val="18"/>
                 <w:lang w:val="es-MX"/>
               </w:rPr>
-              <w:t>Lista productos disponibles. Puede usarse search.</w:t>
+              <w:t xml:space="preserve">Lista productos disponibles. Puede usarse </w:t>
+            </w:r>
+            <w:proofErr w:type="spellStart"/>
+            <w:r>
+              <w:rPr>
+                <w:sz w:val="18"/>
+                <w:lang w:val="es-MX"/>
+              </w:rPr>
+              <w:t>search</w:t>
+            </w:r>
+            <w:proofErr w:type="spellEnd"/>
+            <w:r>
+              <w:rPr>
+                <w:sz w:val="18"/>
+                <w:lang w:val="es-MX"/>
+              </w:rPr>
+              <w:t>.</w:t>
             </w:r>
           </w:p>
         </w:tc>
@@ -1168,8 +1492,18 @@
               <w:rPr>
                 <w:sz w:val="18"/>
               </w:rPr>
-              <w:t>/productos</w:t>
-            </w:r>
+              <w:t>/</w:t>
+            </w:r>
+            <w:proofErr w:type="spellStart"/>
+            <w:proofErr w:type="gramStart"/>
+            <w:r>
+              <w:rPr>
+                <w:sz w:val="18"/>
+              </w:rPr>
+              <w:t>productos</w:t>
+            </w:r>
+            <w:proofErr w:type="spellEnd"/>
+            <w:proofErr w:type="gramEnd"/>
           </w:p>
         </w:tc>
         <w:tc>
@@ -1184,11 +1518,33 @@
             <w:vAlign w:val="center"/>
           </w:tcPr>
           <w:p>
-            <w:r>
-              <w:rPr>
-                <w:sz w:val="18"/>
-              </w:rPr>
-              <w:t>Registra un producto.</w:t>
+            <w:proofErr w:type="spellStart"/>
+            <w:r>
+              <w:rPr>
+                <w:sz w:val="18"/>
+              </w:rPr>
+              <w:t>Registra</w:t>
+            </w:r>
+            <w:proofErr w:type="spellEnd"/>
+            <w:r>
+              <w:rPr>
+                <w:sz w:val="18"/>
+              </w:rPr>
+              <w:t xml:space="preserve"> un </w:t>
+            </w:r>
+            <w:proofErr w:type="spellStart"/>
+            <w:r>
+              <w:rPr>
+                <w:sz w:val="18"/>
+              </w:rPr>
+              <w:t>producto</w:t>
+            </w:r>
+            <w:proofErr w:type="spellEnd"/>
+            <w:r>
+              <w:rPr>
+                <w:sz w:val="18"/>
+              </w:rPr>
+              <w:t>.</w:t>
             </w:r>
           </w:p>
         </w:tc>
@@ -1233,7 +1589,21 @@
               <w:rPr>
                 <w:sz w:val="18"/>
               </w:rPr>
-              <w:t>/productos/{id}</w:t>
+              <w:t>/</w:t>
+            </w:r>
+            <w:proofErr w:type="spellStart"/>
+            <w:r>
+              <w:rPr>
+                <w:sz w:val="18"/>
+              </w:rPr>
+              <w:t>productos</w:t>
+            </w:r>
+            <w:proofErr w:type="spellEnd"/>
+            <w:r>
+              <w:rPr>
+                <w:sz w:val="18"/>
+              </w:rPr>
+              <w:t>/{id}</w:t>
             </w:r>
           </w:p>
         </w:tc>
@@ -1249,11 +1619,33 @@
             <w:vAlign w:val="center"/>
           </w:tcPr>
           <w:p>
-            <w:r>
-              <w:rPr>
-                <w:sz w:val="18"/>
-              </w:rPr>
-              <w:t>Actualiza un producto.</w:t>
+            <w:proofErr w:type="spellStart"/>
+            <w:r>
+              <w:rPr>
+                <w:sz w:val="18"/>
+              </w:rPr>
+              <w:t>Actualiza</w:t>
+            </w:r>
+            <w:proofErr w:type="spellEnd"/>
+            <w:r>
+              <w:rPr>
+                <w:sz w:val="18"/>
+              </w:rPr>
+              <w:t xml:space="preserve"> un </w:t>
+            </w:r>
+            <w:proofErr w:type="spellStart"/>
+            <w:r>
+              <w:rPr>
+                <w:sz w:val="18"/>
+              </w:rPr>
+              <w:t>producto</w:t>
+            </w:r>
+            <w:proofErr w:type="spellEnd"/>
+            <w:r>
+              <w:rPr>
+                <w:sz w:val="18"/>
+              </w:rPr>
+              <w:t>.</w:t>
             </w:r>
           </w:p>
         </w:tc>
@@ -1298,8 +1690,18 @@
               <w:rPr>
                 <w:sz w:val="18"/>
               </w:rPr>
-              <w:t>/clientes</w:t>
-            </w:r>
+              <w:t>/</w:t>
+            </w:r>
+            <w:proofErr w:type="spellStart"/>
+            <w:proofErr w:type="gramStart"/>
+            <w:r>
+              <w:rPr>
+                <w:sz w:val="18"/>
+              </w:rPr>
+              <w:t>clientes</w:t>
+            </w:r>
+            <w:proofErr w:type="spellEnd"/>
+            <w:proofErr w:type="gramEnd"/>
           </w:p>
         </w:tc>
         <w:tc>
@@ -1324,7 +1726,23 @@
                 <w:sz w:val="18"/>
                 <w:lang w:val="es-MX"/>
               </w:rPr>
-              <w:t>Lista clientes. Puede usarse search.</w:t>
+              <w:t xml:space="preserve">Lista clientes. Puede usarse </w:t>
+            </w:r>
+            <w:proofErr w:type="spellStart"/>
+            <w:r>
+              <w:rPr>
+                <w:sz w:val="18"/>
+                <w:lang w:val="es-MX"/>
+              </w:rPr>
+              <w:t>search</w:t>
+            </w:r>
+            <w:proofErr w:type="spellEnd"/>
+            <w:r>
+              <w:rPr>
+                <w:sz w:val="18"/>
+                <w:lang w:val="es-MX"/>
+              </w:rPr>
+              <w:t>.</w:t>
             </w:r>
           </w:p>
         </w:tc>
@@ -1369,8 +1787,18 @@
               <w:rPr>
                 <w:sz w:val="18"/>
               </w:rPr>
-              <w:t>/clientes</w:t>
-            </w:r>
+              <w:t>/</w:t>
+            </w:r>
+            <w:proofErr w:type="spellStart"/>
+            <w:proofErr w:type="gramStart"/>
+            <w:r>
+              <w:rPr>
+                <w:sz w:val="18"/>
+              </w:rPr>
+              <w:t>clientes</w:t>
+            </w:r>
+            <w:proofErr w:type="spellEnd"/>
+            <w:proofErr w:type="gramEnd"/>
           </w:p>
         </w:tc>
         <w:tc>
@@ -1385,11 +1813,33 @@
             <w:vAlign w:val="center"/>
           </w:tcPr>
           <w:p>
-            <w:r>
-              <w:rPr>
-                <w:sz w:val="18"/>
-              </w:rPr>
-              <w:t>Registra un cliente.</w:t>
+            <w:proofErr w:type="spellStart"/>
+            <w:r>
+              <w:rPr>
+                <w:sz w:val="18"/>
+              </w:rPr>
+              <w:t>Registra</w:t>
+            </w:r>
+            <w:proofErr w:type="spellEnd"/>
+            <w:r>
+              <w:rPr>
+                <w:sz w:val="18"/>
+              </w:rPr>
+              <w:t xml:space="preserve"> un </w:t>
+            </w:r>
+            <w:proofErr w:type="spellStart"/>
+            <w:r>
+              <w:rPr>
+                <w:sz w:val="18"/>
+              </w:rPr>
+              <w:t>cliente</w:t>
+            </w:r>
+            <w:proofErr w:type="spellEnd"/>
+            <w:r>
+              <w:rPr>
+                <w:sz w:val="18"/>
+              </w:rPr>
+              <w:t>.</w:t>
             </w:r>
           </w:p>
         </w:tc>
@@ -1434,7 +1884,21 @@
               <w:rPr>
                 <w:sz w:val="18"/>
               </w:rPr>
-              <w:t>/clientes/{id}</w:t>
+              <w:t>/</w:t>
+            </w:r>
+            <w:proofErr w:type="spellStart"/>
+            <w:r>
+              <w:rPr>
+                <w:sz w:val="18"/>
+              </w:rPr>
+              <w:t>clientes</w:t>
+            </w:r>
+            <w:proofErr w:type="spellEnd"/>
+            <w:r>
+              <w:rPr>
+                <w:sz w:val="18"/>
+              </w:rPr>
+              <w:t>/{id}</w:t>
             </w:r>
           </w:p>
         </w:tc>
@@ -1450,11 +1914,33 @@
             <w:vAlign w:val="center"/>
           </w:tcPr>
           <w:p>
-            <w:r>
-              <w:rPr>
-                <w:sz w:val="18"/>
-              </w:rPr>
-              <w:t>Actualiza un cliente.</w:t>
+            <w:proofErr w:type="spellStart"/>
+            <w:r>
+              <w:rPr>
+                <w:sz w:val="18"/>
+              </w:rPr>
+              <w:t>Actualiza</w:t>
+            </w:r>
+            <w:proofErr w:type="spellEnd"/>
+            <w:r>
+              <w:rPr>
+                <w:sz w:val="18"/>
+              </w:rPr>
+              <w:t xml:space="preserve"> un </w:t>
+            </w:r>
+            <w:proofErr w:type="spellStart"/>
+            <w:r>
+              <w:rPr>
+                <w:sz w:val="18"/>
+              </w:rPr>
+              <w:t>cliente</w:t>
+            </w:r>
+            <w:proofErr w:type="spellEnd"/>
+            <w:r>
+              <w:rPr>
+                <w:sz w:val="18"/>
+              </w:rPr>
+              <w:t>.</w:t>
             </w:r>
           </w:p>
         </w:tc>
@@ -1499,7 +1985,21 @@
               <w:rPr>
                 <w:sz w:val="18"/>
               </w:rPr>
-              <w:t>/cufd/actual</w:t>
+              <w:t>/</w:t>
+            </w:r>
+            <w:proofErr w:type="spellStart"/>
+            <w:r>
+              <w:rPr>
+                <w:sz w:val="18"/>
+              </w:rPr>
+              <w:t>cufd</w:t>
+            </w:r>
+            <w:proofErr w:type="spellEnd"/>
+            <w:r>
+              <w:rPr>
+                <w:sz w:val="18"/>
+              </w:rPr>
+              <w:t>/actual</w:t>
             </w:r>
           </w:p>
         </w:tc>
@@ -1570,8 +2070,30 @@
               <w:rPr>
                 <w:sz w:val="18"/>
               </w:rPr>
-              <w:t>/cufd/asegurar</w:t>
-            </w:r>
+              <w:t>/</w:t>
+            </w:r>
+            <w:proofErr w:type="spellStart"/>
+            <w:r>
+              <w:rPr>
+                <w:sz w:val="18"/>
+              </w:rPr>
+              <w:t>cufd</w:t>
+            </w:r>
+            <w:proofErr w:type="spellEnd"/>
+            <w:r>
+              <w:rPr>
+                <w:sz w:val="18"/>
+              </w:rPr>
+              <w:t>/</w:t>
+            </w:r>
+            <w:proofErr w:type="spellStart"/>
+            <w:r>
+              <w:rPr>
+                <w:sz w:val="18"/>
+              </w:rPr>
+              <w:t>asegurar</w:t>
+            </w:r>
+            <w:proofErr w:type="spellEnd"/>
           </w:p>
         </w:tc>
         <w:tc>
@@ -1641,8 +2163,16 @@
               <w:rPr>
                 <w:sz w:val="18"/>
               </w:rPr>
-              <w:t>/facturas</w:t>
-            </w:r>
+              <w:t>/</w:t>
+            </w:r>
+            <w:proofErr w:type="gramStart"/>
+            <w:r>
+              <w:rPr>
+                <w:sz w:val="18"/>
+              </w:rPr>
+              <w:t>facturas</w:t>
+            </w:r>
+            <w:proofErr w:type="gramEnd"/>
           </w:p>
         </w:tc>
         <w:tc>
@@ -1657,11 +2187,33 @@
             <w:vAlign w:val="center"/>
           </w:tcPr>
           <w:p>
-            <w:r>
-              <w:rPr>
-                <w:sz w:val="18"/>
-              </w:rPr>
-              <w:t>Emite una factura.</w:t>
+            <w:proofErr w:type="spellStart"/>
+            <w:r>
+              <w:rPr>
+                <w:sz w:val="18"/>
+              </w:rPr>
+              <w:t>Emite</w:t>
+            </w:r>
+            <w:proofErr w:type="spellEnd"/>
+            <w:r>
+              <w:rPr>
+                <w:sz w:val="18"/>
+              </w:rPr>
+              <w:t xml:space="preserve"> </w:t>
+            </w:r>
+            <w:proofErr w:type="spellStart"/>
+            <w:r>
+              <w:rPr>
+                <w:sz w:val="18"/>
+              </w:rPr>
+              <w:t>una</w:t>
+            </w:r>
+            <w:proofErr w:type="spellEnd"/>
+            <w:r>
+              <w:rPr>
+                <w:sz w:val="18"/>
+              </w:rPr>
+              <w:t xml:space="preserve"> factura.</w:t>
             </w:r>
           </w:p>
         </w:tc>
@@ -1706,8 +2258,16 @@
               <w:rPr>
                 <w:sz w:val="18"/>
               </w:rPr>
-              <w:t>/facturas/{id}/anular</w:t>
-            </w:r>
+              <w:t>/facturas/{id}/</w:t>
+            </w:r>
+            <w:proofErr w:type="spellStart"/>
+            <w:r>
+              <w:rPr>
+                <w:sz w:val="18"/>
+              </w:rPr>
+              <w:t>anular</w:t>
+            </w:r>
+            <w:proofErr w:type="spellEnd"/>
           </w:p>
         </w:tc>
         <w:tc>
@@ -1726,7 +2286,35 @@
               <w:rPr>
                 <w:sz w:val="18"/>
               </w:rPr>
-              <w:t>Anula una factura emitida.</w:t>
+              <w:t xml:space="preserve">Anula </w:t>
+            </w:r>
+            <w:proofErr w:type="spellStart"/>
+            <w:r>
+              <w:rPr>
+                <w:sz w:val="18"/>
+              </w:rPr>
+              <w:t>una</w:t>
+            </w:r>
+            <w:proofErr w:type="spellEnd"/>
+            <w:r>
+              <w:rPr>
+                <w:sz w:val="18"/>
+              </w:rPr>
+              <w:t xml:space="preserve"> factura </w:t>
+            </w:r>
+            <w:proofErr w:type="spellStart"/>
+            <w:r>
+              <w:rPr>
+                <w:sz w:val="18"/>
+              </w:rPr>
+              <w:t>emitida</w:t>
+            </w:r>
+            <w:proofErr w:type="spellEnd"/>
+            <w:r>
+              <w:rPr>
+                <w:sz w:val="18"/>
+              </w:rPr>
+              <w:t>.</w:t>
             </w:r>
           </w:p>
         </w:tc>
@@ -1771,8 +2359,16 @@
               <w:rPr>
                 <w:sz w:val="18"/>
               </w:rPr>
-              <w:t>/facturas/{id}/revertir-anulacion</w:t>
-            </w:r>
+              <w:t>/facturas/{id}/</w:t>
+            </w:r>
+            <w:proofErr w:type="spellStart"/>
+            <w:r>
+              <w:rPr>
+                <w:sz w:val="18"/>
+              </w:rPr>
+              <w:t>revertir-anulacion</w:t>
+            </w:r>
+            <w:proofErr w:type="spellEnd"/>
           </w:p>
         </w:tc>
         <w:tc>
@@ -1797,7 +2393,23 @@
                 <w:sz w:val="18"/>
                 <w:lang w:val="es-MX"/>
               </w:rPr>
-              <w:t>Revierte la anulacion de una factura.</w:t>
+              <w:t xml:space="preserve">Revierte la </w:t>
+            </w:r>
+            <w:proofErr w:type="spellStart"/>
+            <w:r>
+              <w:rPr>
+                <w:sz w:val="18"/>
+                <w:lang w:val="es-MX"/>
+              </w:rPr>
+              <w:t>anulacion</w:t>
+            </w:r>
+            <w:proofErr w:type="spellEnd"/>
+            <w:r>
+              <w:rPr>
+                <w:sz w:val="18"/>
+                <w:lang w:val="es-MX"/>
+              </w:rPr>
+              <w:t xml:space="preserve"> de una factura.</w:t>
             </w:r>
           </w:p>
         </w:tc>
@@ -1817,16 +2429,31 @@
       </w:pPr>
       <w:r>
         <w:lastRenderedPageBreak/>
-        <w:t>4. Clientes</w:t>
-      </w:r>
+        <w:t xml:space="preserve">4. </w:t>
+      </w:r>
+      <w:proofErr w:type="spellStart"/>
+      <w:r>
+        <w:t>Clientes</w:t>
+      </w:r>
+      <w:proofErr w:type="spellEnd"/>
     </w:p>
     <w:p>
       <w:pPr>
         <w:pStyle w:val="Ttulo2"/>
       </w:pPr>
-      <w:r>
-        <w:t>Buscar cliente</w:t>
-      </w:r>
+      <w:proofErr w:type="spellStart"/>
+      <w:r>
+        <w:t>Buscar</w:t>
+      </w:r>
+      <w:proofErr w:type="spellEnd"/>
+      <w:r>
+        <w:t xml:space="preserve"> </w:t>
+      </w:r>
+      <w:proofErr w:type="spellStart"/>
+      <w:r>
+        <w:t>cliente</w:t>
+      </w:r>
+      <w:proofErr w:type="spellEnd"/>
     </w:p>
     <w:p>
       <w:pPr>
@@ -1853,7 +2480,23 @@
           <w:sz w:val="17"/>
         </w:rPr>
         <w:br/>
-        <w:t xml:space="preserve">  -H "Accept: application/json"</w:t>
+        <w:t xml:space="preserve">  -H "Accept: application/</w:t>
+      </w:r>
+      <w:proofErr w:type="spellStart"/>
+      <w:r>
+        <w:rPr>
+          <w:rFonts w:ascii="Consolas" w:eastAsia="Consolas" w:hAnsi="Consolas"/>
+          <w:sz w:val="17"/>
+        </w:rPr>
+        <w:t>json</w:t>
+      </w:r>
+      <w:proofErr w:type="spellEnd"/>
+      <w:r>
+        <w:rPr>
+          <w:rFonts w:ascii="Consolas" w:eastAsia="Consolas" w:hAnsi="Consolas"/>
+          <w:sz w:val="17"/>
+        </w:rPr>
+        <w:t>"</w:t>
       </w:r>
     </w:p>
     <w:p>
@@ -1861,8 +2504,13 @@
         <w:pStyle w:val="Ttulo2"/>
       </w:pPr>
       <w:r>
-        <w:t>Crear cliente</w:t>
-      </w:r>
+        <w:t xml:space="preserve">Crear </w:t>
+      </w:r>
+      <w:proofErr w:type="spellStart"/>
+      <w:r>
+        <w:t>cliente</w:t>
+      </w:r>
+      <w:proofErr w:type="spellEnd"/>
     </w:p>
     <w:tbl>
       <w:tblPr>
@@ -1939,6 +2587,7 @@
             <w:vAlign w:val="center"/>
           </w:tcPr>
           <w:p>
+            <w:proofErr w:type="spellStart"/>
             <w:r>
               <w:rPr>
                 <w:b/>
@@ -1946,6 +2595,7 @@
               </w:rPr>
               <w:t>Requerido</w:t>
             </w:r>
+            <w:proofErr w:type="spellEnd"/>
           </w:p>
         </w:tc>
         <w:tc>
@@ -1961,6 +2611,7 @@
             <w:vAlign w:val="center"/>
           </w:tcPr>
           <w:p>
+            <w:proofErr w:type="spellStart"/>
             <w:r>
               <w:rPr>
                 <w:b/>
@@ -1968,6 +2619,7 @@
               </w:rPr>
               <w:t>Detalle</w:t>
             </w:r>
+            <w:proofErr w:type="spellEnd"/>
           </w:p>
         </w:tc>
       </w:tr>
@@ -1987,12 +2639,14 @@
             <w:vAlign w:val="center"/>
           </w:tcPr>
           <w:p>
+            <w:proofErr w:type="spellStart"/>
             <w:r>
               <w:rPr>
                 <w:sz w:val="18"/>
               </w:rPr>
               <w:t>razon_social</w:t>
             </w:r>
+            <w:proofErr w:type="spellEnd"/>
           </w:p>
         </w:tc>
         <w:tc>
@@ -2057,7 +2711,23 @@
                 <w:sz w:val="18"/>
                 <w:lang w:val="es-MX"/>
               </w:rPr>
-              <w:t>Nombre o razon social para la factura.</w:t>
+              <w:t xml:space="preserve">Nombre o </w:t>
+            </w:r>
+            <w:proofErr w:type="spellStart"/>
+            <w:r>
+              <w:rPr>
+                <w:sz w:val="18"/>
+                <w:lang w:val="es-MX"/>
+              </w:rPr>
+              <w:t>razon</w:t>
+            </w:r>
+            <w:proofErr w:type="spellEnd"/>
+            <w:r>
+              <w:rPr>
+                <w:sz w:val="18"/>
+                <w:lang w:val="es-MX"/>
+              </w:rPr>
+              <w:t xml:space="preserve"> social para la factura.</w:t>
             </w:r>
           </w:p>
         </w:tc>
@@ -2078,12 +2748,14 @@
             <w:vAlign w:val="center"/>
           </w:tcPr>
           <w:p>
+            <w:proofErr w:type="spellStart"/>
             <w:r>
               <w:rPr>
                 <w:sz w:val="18"/>
               </w:rPr>
               <w:t>nit_ci</w:t>
             </w:r>
+            <w:proofErr w:type="spellEnd"/>
           </w:p>
         </w:tc>
         <w:tc>
@@ -2138,11 +2810,33 @@
             <w:vAlign w:val="center"/>
           </w:tcPr>
           <w:p>
-            <w:r>
-              <w:rPr>
-                <w:sz w:val="18"/>
-              </w:rPr>
-              <w:t>Numero de documento.</w:t>
+            <w:proofErr w:type="spellStart"/>
+            <w:r>
+              <w:rPr>
+                <w:sz w:val="18"/>
+              </w:rPr>
+              <w:t>Numero</w:t>
+            </w:r>
+            <w:proofErr w:type="spellEnd"/>
+            <w:r>
+              <w:rPr>
+                <w:sz w:val="18"/>
+              </w:rPr>
+              <w:t xml:space="preserve"> de </w:t>
+            </w:r>
+            <w:proofErr w:type="spellStart"/>
+            <w:r>
+              <w:rPr>
+                <w:sz w:val="18"/>
+              </w:rPr>
+              <w:t>documento</w:t>
+            </w:r>
+            <w:proofErr w:type="spellEnd"/>
+            <w:r>
+              <w:rPr>
+                <w:sz w:val="18"/>
+              </w:rPr>
+              <w:t>.</w:t>
             </w:r>
           </w:p>
         </w:tc>
@@ -2163,12 +2857,14 @@
             <w:vAlign w:val="center"/>
           </w:tcPr>
           <w:p>
+            <w:proofErr w:type="spellStart"/>
             <w:r>
               <w:rPr>
                 <w:sz w:val="18"/>
               </w:rPr>
               <w:t>tipo_documento_identidad</w:t>
             </w:r>
+            <w:proofErr w:type="spellEnd"/>
           </w:p>
         </w:tc>
         <w:tc>
@@ -2223,8 +2919,24 @@
             <w:vAlign w:val="center"/>
           </w:tcPr>
           <w:p>
-            <w:r>
-              <w:t>Codigo SIAT del documento. Ver tabla de tipos de documento.</w:t>
+            <w:pPr>
+              <w:rPr>
+                <w:lang w:val="es-MX"/>
+              </w:rPr>
+            </w:pPr>
+            <w:proofErr w:type="spellStart"/>
+            <w:r>
+              <w:rPr>
+                <w:lang w:val="es-MX"/>
+              </w:rPr>
+              <w:t>Codigo</w:t>
+            </w:r>
+            <w:proofErr w:type="spellEnd"/>
+            <w:r>
+              <w:rPr>
+                <w:lang w:val="es-MX"/>
+              </w:rPr>
+              <w:t xml:space="preserve"> SIAT del documento. Ver tabla de tipos de documento.</w:t>
             </w:r>
           </w:p>
         </w:tc>
@@ -2245,12 +2957,14 @@
             <w:vAlign w:val="center"/>
           </w:tcPr>
           <w:p>
+            <w:proofErr w:type="spellStart"/>
             <w:r>
               <w:rPr>
                 <w:sz w:val="18"/>
               </w:rPr>
               <w:t>complemento</w:t>
             </w:r>
+            <w:proofErr w:type="spellEnd"/>
           </w:p>
         </w:tc>
         <w:tc>
@@ -2336,12 +3050,14 @@
             <w:vAlign w:val="center"/>
           </w:tcPr>
           <w:p>
+            <w:proofErr w:type="spellStart"/>
             <w:r>
               <w:rPr>
                 <w:sz w:val="18"/>
               </w:rPr>
               <w:t>telefono</w:t>
             </w:r>
+            <w:proofErr w:type="spellEnd"/>
           </w:p>
         </w:tc>
         <w:tc>
@@ -2396,11 +3112,33 @@
             <w:vAlign w:val="center"/>
           </w:tcPr>
           <w:p>
-            <w:r>
-              <w:rPr>
-                <w:sz w:val="18"/>
-              </w:rPr>
-              <w:t>Telefono del cliente.</w:t>
+            <w:proofErr w:type="spellStart"/>
+            <w:r>
+              <w:rPr>
+                <w:sz w:val="18"/>
+              </w:rPr>
+              <w:t>Telefono</w:t>
+            </w:r>
+            <w:proofErr w:type="spellEnd"/>
+            <w:r>
+              <w:rPr>
+                <w:sz w:val="18"/>
+              </w:rPr>
+              <w:t xml:space="preserve"> del </w:t>
+            </w:r>
+            <w:proofErr w:type="spellStart"/>
+            <w:r>
+              <w:rPr>
+                <w:sz w:val="18"/>
+              </w:rPr>
+              <w:t>cliente</w:t>
+            </w:r>
+            <w:proofErr w:type="spellEnd"/>
+            <w:r>
+              <w:rPr>
+                <w:sz w:val="18"/>
+              </w:rPr>
+              <w:t>.</w:t>
             </w:r>
           </w:p>
         </w:tc>
@@ -2421,12 +3159,14 @@
             <w:vAlign w:val="center"/>
           </w:tcPr>
           <w:p>
+            <w:proofErr w:type="spellStart"/>
             <w:r>
               <w:rPr>
                 <w:sz w:val="18"/>
               </w:rPr>
               <w:t>correo</w:t>
             </w:r>
+            <w:proofErr w:type="spellEnd"/>
           </w:p>
         </w:tc>
         <w:tc>
@@ -2485,7 +3225,21 @@
               <w:rPr>
                 <w:sz w:val="18"/>
               </w:rPr>
-              <w:t>Correo del cliente.</w:t>
+              <w:t xml:space="preserve">Correo del </w:t>
+            </w:r>
+            <w:proofErr w:type="spellStart"/>
+            <w:r>
+              <w:rPr>
+                <w:sz w:val="18"/>
+              </w:rPr>
+              <w:t>cliente</w:t>
+            </w:r>
+            <w:proofErr w:type="spellEnd"/>
+            <w:r>
+              <w:rPr>
+                <w:sz w:val="18"/>
+              </w:rPr>
+              <w:t>.</w:t>
             </w:r>
           </w:p>
         </w:tc>
@@ -2498,98 +3252,34 @@
     </w:p>
     <w:p>
       <w:pPr>
-        <w:spacing w:after="160"/>
-        <w:rPr>
-          <w:lang w:val="es-MX"/>
-        </w:rPr>
-      </w:pPr>
-      <w:r>
-        <w:rPr>
-          <w:rFonts w:ascii="Consolas" w:eastAsia="Consolas" w:hAnsi="Consolas"/>
-          <w:sz w:val="17"/>
-          <w:lang w:val="es-MX"/>
-        </w:rPr>
-        <w:t>{</w:t>
-      </w:r>
-      <w:r>
-        <w:rPr>
-          <w:rFonts w:ascii="Consolas" w:eastAsia="Consolas" w:hAnsi="Consolas"/>
-          <w:sz w:val="17"/>
-          <w:lang w:val="es-MX"/>
-        </w:rPr>
-        <w:br/>
-        <w:t xml:space="preserve">  "razon_social": "ALANIS",</w:t>
-      </w:r>
-      <w:r>
-        <w:rPr>
-          <w:rFonts w:ascii="Consolas" w:eastAsia="Consolas" w:hAnsi="Consolas"/>
-          <w:sz w:val="17"/>
-          <w:lang w:val="es-MX"/>
-        </w:rPr>
-        <w:br/>
-        <w:t xml:space="preserve">  "nit_ci": "8449437",</w:t>
-      </w:r>
-      <w:r>
-        <w:rPr>
-          <w:rFonts w:ascii="Consolas" w:eastAsia="Consolas" w:hAnsi="Consolas"/>
-          <w:sz w:val="17"/>
-          <w:lang w:val="es-MX"/>
-        </w:rPr>
-        <w:br/>
-        <w:t xml:space="preserve">  "tipo_documento_identidad": "1",</w:t>
-      </w:r>
-      <w:r>
-        <w:rPr>
-          <w:rFonts w:ascii="Consolas" w:eastAsia="Consolas" w:hAnsi="Consolas"/>
-          <w:sz w:val="17"/>
-          <w:lang w:val="es-MX"/>
-        </w:rPr>
-        <w:br/>
-        <w:t xml:space="preserve">  "complemento": null,</w:t>
-      </w:r>
-      <w:r>
-        <w:rPr>
-          <w:rFonts w:ascii="Consolas" w:eastAsia="Consolas" w:hAnsi="Consolas"/>
-          <w:sz w:val="17"/>
-          <w:lang w:val="es-MX"/>
-        </w:rPr>
-        <w:br/>
-        <w:t xml:space="preserve">  "telefono": null,</w:t>
-      </w:r>
-      <w:r>
-        <w:rPr>
-          <w:rFonts w:ascii="Consolas" w:eastAsia="Consolas" w:hAnsi="Consolas"/>
-          <w:sz w:val="17"/>
-          <w:lang w:val="es-MX"/>
-        </w:rPr>
-        <w:br/>
-        <w:t xml:space="preserve">  "correo": null</w:t>
-      </w:r>
-      <w:r>
-        <w:rPr>
-          <w:rFonts w:ascii="Consolas" w:eastAsia="Consolas" w:hAnsi="Consolas"/>
-          <w:sz w:val="17"/>
-          <w:lang w:val="es-MX"/>
-        </w:rPr>
-        <w:br/>
-        <w:t>}</w:t>
-      </w:r>
-    </w:p>
-    <w:p>
-      <w:pPr>
         <w:pStyle w:val="Ttulo1"/>
       </w:pPr>
       <w:r>
-        <w:t>5. Productos</w:t>
-      </w:r>
+        <w:t xml:space="preserve">5. </w:t>
+      </w:r>
+      <w:proofErr w:type="spellStart"/>
+      <w:r>
+        <w:t>Productos</w:t>
+      </w:r>
+      <w:proofErr w:type="spellEnd"/>
     </w:p>
     <w:p>
       <w:pPr>
         <w:pStyle w:val="Ttulo2"/>
       </w:pPr>
-      <w:r>
-        <w:t>Buscar producto</w:t>
-      </w:r>
+      <w:proofErr w:type="spellStart"/>
+      <w:r>
+        <w:t>Buscar</w:t>
+      </w:r>
+      <w:proofErr w:type="spellEnd"/>
+      <w:r>
+        <w:t xml:space="preserve"> </w:t>
+      </w:r>
+      <w:proofErr w:type="spellStart"/>
+      <w:r>
+        <w:t>producto</w:t>
+      </w:r>
+      <w:proofErr w:type="spellEnd"/>
     </w:p>
     <w:p>
       <w:pPr>
@@ -2616,7 +3306,23 @@
           <w:sz w:val="17"/>
         </w:rPr>
         <w:br/>
-        <w:t xml:space="preserve">  -H "Accept: application/json"</w:t>
+        <w:t xml:space="preserve">  -H "Accept: application/</w:t>
+      </w:r>
+      <w:proofErr w:type="spellStart"/>
+      <w:r>
+        <w:rPr>
+          <w:rFonts w:ascii="Consolas" w:eastAsia="Consolas" w:hAnsi="Consolas"/>
+          <w:sz w:val="17"/>
+        </w:rPr>
+        <w:t>json</w:t>
+      </w:r>
+      <w:proofErr w:type="spellEnd"/>
+      <w:r>
+        <w:rPr>
+          <w:rFonts w:ascii="Consolas" w:eastAsia="Consolas" w:hAnsi="Consolas"/>
+          <w:sz w:val="17"/>
+        </w:rPr>
+        <w:t>"</w:t>
       </w:r>
     </w:p>
     <w:p>
@@ -2624,9 +3330,13 @@
         <w:pStyle w:val="Ttulo2"/>
       </w:pPr>
       <w:r>
-        <w:lastRenderedPageBreak/>
-        <w:t>Crear producto</w:t>
-      </w:r>
+        <w:t xml:space="preserve">Crear </w:t>
+      </w:r>
+      <w:proofErr w:type="spellStart"/>
+      <w:r>
+        <w:t>producto</w:t>
+      </w:r>
+      <w:proofErr w:type="spellEnd"/>
     </w:p>
     <w:tbl>
       <w:tblPr>
@@ -2703,6 +3413,7 @@
             <w:vAlign w:val="center"/>
           </w:tcPr>
           <w:p>
+            <w:proofErr w:type="spellStart"/>
             <w:r>
               <w:rPr>
                 <w:b/>
@@ -2710,6 +3421,7 @@
               </w:rPr>
               <w:t>Requerido</w:t>
             </w:r>
+            <w:proofErr w:type="spellEnd"/>
           </w:p>
         </w:tc>
         <w:tc>
@@ -2725,6 +3437,7 @@
             <w:vAlign w:val="center"/>
           </w:tcPr>
           <w:p>
+            <w:proofErr w:type="spellStart"/>
             <w:r>
               <w:rPr>
                 <w:b/>
@@ -2732,6 +3445,7 @@
               </w:rPr>
               <w:t>Detalle</w:t>
             </w:r>
+            <w:proofErr w:type="spellEnd"/>
           </w:p>
         </w:tc>
       </w:tr>
@@ -2751,12 +3465,14 @@
             <w:vAlign w:val="center"/>
           </w:tcPr>
           <w:p>
+            <w:proofErr w:type="spellStart"/>
             <w:r>
               <w:rPr>
                 <w:sz w:val="18"/>
               </w:rPr>
               <w:t>codigo_generico</w:t>
             </w:r>
+            <w:proofErr w:type="spellEnd"/>
           </w:p>
         </w:tc>
         <w:tc>
@@ -2811,11 +3527,47 @@
             <w:vAlign w:val="center"/>
           </w:tcPr>
           <w:p>
-            <w:r>
-              <w:rPr>
-                <w:sz w:val="18"/>
-              </w:rPr>
-              <w:t>Codigo interno del producto.</w:t>
+            <w:proofErr w:type="spellStart"/>
+            <w:r>
+              <w:rPr>
+                <w:sz w:val="18"/>
+              </w:rPr>
+              <w:t>Codigo</w:t>
+            </w:r>
+            <w:proofErr w:type="spellEnd"/>
+            <w:r>
+              <w:rPr>
+                <w:sz w:val="18"/>
+              </w:rPr>
+              <w:t xml:space="preserve"> </w:t>
+            </w:r>
+            <w:proofErr w:type="spellStart"/>
+            <w:r>
+              <w:rPr>
+                <w:sz w:val="18"/>
+              </w:rPr>
+              <w:t>interno</w:t>
+            </w:r>
+            <w:proofErr w:type="spellEnd"/>
+            <w:r>
+              <w:rPr>
+                <w:sz w:val="18"/>
+              </w:rPr>
+              <w:t xml:space="preserve"> del </w:t>
+            </w:r>
+            <w:proofErr w:type="spellStart"/>
+            <w:r>
+              <w:rPr>
+                <w:sz w:val="18"/>
+              </w:rPr>
+              <w:t>producto</w:t>
+            </w:r>
+            <w:proofErr w:type="spellEnd"/>
+            <w:r>
+              <w:rPr>
+                <w:sz w:val="18"/>
+              </w:rPr>
+              <w:t>.</w:t>
             </w:r>
           </w:p>
         </w:tc>
@@ -2836,12 +3588,14 @@
             <w:vAlign w:val="center"/>
           </w:tcPr>
           <w:p>
+            <w:proofErr w:type="spellStart"/>
             <w:r>
               <w:rPr>
                 <w:sz w:val="18"/>
               </w:rPr>
               <w:t>nombre</w:t>
             </w:r>
+            <w:proofErr w:type="spellEnd"/>
           </w:p>
         </w:tc>
         <w:tc>
@@ -2900,7 +3654,21 @@
               <w:rPr>
                 <w:sz w:val="18"/>
               </w:rPr>
-              <w:t>Nombre comercial.</w:t>
+              <w:t xml:space="preserve">Nombre </w:t>
+            </w:r>
+            <w:proofErr w:type="spellStart"/>
+            <w:r>
+              <w:rPr>
+                <w:sz w:val="18"/>
+              </w:rPr>
+              <w:t>comercial</w:t>
+            </w:r>
+            <w:proofErr w:type="spellEnd"/>
+            <w:r>
+              <w:rPr>
+                <w:sz w:val="18"/>
+              </w:rPr>
+              <w:t>.</w:t>
             </w:r>
           </w:p>
         </w:tc>
@@ -2921,12 +3689,15 @@
             <w:vAlign w:val="center"/>
           </w:tcPr>
           <w:p>
-            <w:r>
-              <w:rPr>
-                <w:sz w:val="18"/>
-              </w:rPr>
+            <w:proofErr w:type="spellStart"/>
+            <w:r>
+              <w:rPr>
+                <w:sz w:val="18"/>
+              </w:rPr>
+              <w:lastRenderedPageBreak/>
               <w:t>descripcion</w:t>
             </w:r>
+            <w:proofErr w:type="spellEnd"/>
           </w:p>
         </w:tc>
         <w:tc>
@@ -2981,11 +3752,33 @@
             <w:vAlign w:val="center"/>
           </w:tcPr>
           <w:p>
-            <w:r>
-              <w:rPr>
-                <w:sz w:val="18"/>
-              </w:rPr>
-              <w:t>Descripcion a mostrar.</w:t>
+            <w:proofErr w:type="spellStart"/>
+            <w:r>
+              <w:rPr>
+                <w:sz w:val="18"/>
+              </w:rPr>
+              <w:t>Descripcion</w:t>
+            </w:r>
+            <w:proofErr w:type="spellEnd"/>
+            <w:r>
+              <w:rPr>
+                <w:sz w:val="18"/>
+              </w:rPr>
+              <w:t xml:space="preserve"> a </w:t>
+            </w:r>
+            <w:proofErr w:type="spellStart"/>
+            <w:r>
+              <w:rPr>
+                <w:sz w:val="18"/>
+              </w:rPr>
+              <w:t>mostrar</w:t>
+            </w:r>
+            <w:proofErr w:type="spellEnd"/>
+            <w:r>
+              <w:rPr>
+                <w:sz w:val="18"/>
+              </w:rPr>
+              <w:t>.</w:t>
             </w:r>
           </w:p>
         </w:tc>
@@ -3006,12 +3799,14 @@
             <w:vAlign w:val="center"/>
           </w:tcPr>
           <w:p>
+            <w:proofErr w:type="spellStart"/>
             <w:r>
               <w:rPr>
                 <w:sz w:val="18"/>
               </w:rPr>
               <w:t>codigo_actividad_economica</w:t>
             </w:r>
+            <w:proofErr w:type="spellEnd"/>
           </w:p>
         </w:tc>
         <w:tc>
@@ -3046,12 +3841,14 @@
             <w:vAlign w:val="center"/>
           </w:tcPr>
           <w:p>
+            <w:proofErr w:type="spellStart"/>
             <w:r>
               <w:rPr>
                 <w:sz w:val="18"/>
               </w:rPr>
               <w:t>Condicional</w:t>
             </w:r>
+            <w:proofErr w:type="spellEnd"/>
           </w:p>
         </w:tc>
         <w:tc>
@@ -3066,11 +3863,33 @@
             <w:vAlign w:val="center"/>
           </w:tcPr>
           <w:p>
-            <w:r>
-              <w:rPr>
-                <w:sz w:val="18"/>
-              </w:rPr>
-              <w:t>Actividad economica SIAT.</w:t>
+            <w:proofErr w:type="spellStart"/>
+            <w:r>
+              <w:rPr>
+                <w:sz w:val="18"/>
+              </w:rPr>
+              <w:t>Actividad</w:t>
+            </w:r>
+            <w:proofErr w:type="spellEnd"/>
+            <w:r>
+              <w:rPr>
+                <w:sz w:val="18"/>
+              </w:rPr>
+              <w:t xml:space="preserve"> </w:t>
+            </w:r>
+            <w:proofErr w:type="spellStart"/>
+            <w:r>
+              <w:rPr>
+                <w:sz w:val="18"/>
+              </w:rPr>
+              <w:t>economica</w:t>
+            </w:r>
+            <w:proofErr w:type="spellEnd"/>
+            <w:r>
+              <w:rPr>
+                <w:sz w:val="18"/>
+              </w:rPr>
+              <w:t xml:space="preserve"> SIAT.</w:t>
             </w:r>
           </w:p>
         </w:tc>
@@ -3091,12 +3910,14 @@
             <w:vAlign w:val="center"/>
           </w:tcPr>
           <w:p>
+            <w:proofErr w:type="spellStart"/>
             <w:r>
               <w:rPr>
                 <w:sz w:val="18"/>
               </w:rPr>
               <w:t>codigo_producto_sin</w:t>
             </w:r>
+            <w:proofErr w:type="spellEnd"/>
           </w:p>
         </w:tc>
         <w:tc>
@@ -3131,12 +3952,14 @@
             <w:vAlign w:val="center"/>
           </w:tcPr>
           <w:p>
+            <w:proofErr w:type="spellStart"/>
             <w:r>
               <w:rPr>
                 <w:sz w:val="18"/>
               </w:rPr>
               <w:t>Condicional</w:t>
             </w:r>
+            <w:proofErr w:type="spellEnd"/>
           </w:p>
         </w:tc>
         <w:tc>
@@ -3182,12 +4005,14 @@
             <w:vAlign w:val="center"/>
           </w:tcPr>
           <w:p>
+            <w:proofErr w:type="spellStart"/>
             <w:r>
               <w:rPr>
                 <w:sz w:val="18"/>
               </w:rPr>
               <w:t>codigo_unidad_medida_siat</w:t>
             </w:r>
+            <w:proofErr w:type="spellEnd"/>
           </w:p>
         </w:tc>
         <w:tc>
@@ -3273,12 +4098,14 @@
             <w:vAlign w:val="center"/>
           </w:tcPr>
           <w:p>
+            <w:proofErr w:type="spellStart"/>
             <w:r>
               <w:rPr>
                 <w:sz w:val="18"/>
               </w:rPr>
               <w:t>precio_base</w:t>
             </w:r>
+            <w:proofErr w:type="spellEnd"/>
           </w:p>
         </w:tc>
         <w:tc>
@@ -3333,11 +4160,33 @@
             <w:vAlign w:val="center"/>
           </w:tcPr>
           <w:p>
-            <w:r>
-              <w:rPr>
-                <w:sz w:val="18"/>
-              </w:rPr>
-              <w:t>Precio base del producto.</w:t>
+            <w:proofErr w:type="spellStart"/>
+            <w:r>
+              <w:rPr>
+                <w:sz w:val="18"/>
+              </w:rPr>
+              <w:t>Precio</w:t>
+            </w:r>
+            <w:proofErr w:type="spellEnd"/>
+            <w:r>
+              <w:rPr>
+                <w:sz w:val="18"/>
+              </w:rPr>
+              <w:t xml:space="preserve"> base del </w:t>
+            </w:r>
+            <w:proofErr w:type="spellStart"/>
+            <w:r>
+              <w:rPr>
+                <w:sz w:val="18"/>
+              </w:rPr>
+              <w:t>producto</w:t>
+            </w:r>
+            <w:proofErr w:type="spellEnd"/>
+            <w:r>
+              <w:rPr>
+                <w:sz w:val="18"/>
+              </w:rPr>
+              <w:t>.</w:t>
             </w:r>
           </w:p>
         </w:tc>
@@ -3358,12 +4207,14 @@
             <w:vAlign w:val="center"/>
           </w:tcPr>
           <w:p>
+            <w:proofErr w:type="spellStart"/>
             <w:r>
               <w:rPr>
                 <w:sz w:val="18"/>
               </w:rPr>
               <w:t>estado</w:t>
             </w:r>
+            <w:proofErr w:type="spellEnd"/>
           </w:p>
         </w:tc>
         <w:tc>
@@ -3378,12 +4229,14 @@
             <w:vAlign w:val="center"/>
           </w:tcPr>
           <w:p>
+            <w:proofErr w:type="spellStart"/>
             <w:r>
               <w:rPr>
                 <w:sz w:val="18"/>
               </w:rPr>
               <w:t>boolean</w:t>
             </w:r>
+            <w:proofErr w:type="spellEnd"/>
           </w:p>
         </w:tc>
         <w:tc>
@@ -3422,7 +4275,21 @@
               <w:rPr>
                 <w:sz w:val="18"/>
               </w:rPr>
-              <w:t>true para activo.</w:t>
+              <w:t xml:space="preserve">true para </w:t>
+            </w:r>
+            <w:proofErr w:type="spellStart"/>
+            <w:r>
+              <w:rPr>
+                <w:sz w:val="18"/>
+              </w:rPr>
+              <w:t>activo</w:t>
+            </w:r>
+            <w:proofErr w:type="spellEnd"/>
+            <w:r>
+              <w:rPr>
+                <w:sz w:val="18"/>
+              </w:rPr>
+              <w:t>.</w:t>
             </w:r>
           </w:p>
         </w:tc>
@@ -3435,99 +4302,233 @@
     </w:p>
     <w:p>
       <w:pPr>
+        <w:pStyle w:val="Ttulo1"/>
+      </w:pPr>
+      <w:r>
+        <w:t>6. CUIS y CUFD</w:t>
+      </w:r>
+    </w:p>
+    <w:p>
+      <w:pPr>
+        <w:pStyle w:val="Listaconvietas"/>
+        <w:spacing w:after="80"/>
+        <w:rPr>
+          <w:lang w:val="es-MX"/>
+        </w:rPr>
+      </w:pPr>
+      <w:r>
+        <w:rPr>
+          <w:lang w:val="es-MX"/>
+        </w:rPr>
+        <w:t>Antes de emitir, el sistema necesita CUIS y CUFD vigentes para el punto de venta del token.</w:t>
+      </w:r>
+    </w:p>
+    <w:p>
+      <w:pPr>
+        <w:pStyle w:val="Listaconvietas"/>
+        <w:spacing w:after="80"/>
+        <w:rPr>
+          <w:lang w:val="es-MX"/>
+        </w:rPr>
+      </w:pPr>
+      <w:r>
+        <w:rPr>
+          <w:lang w:val="es-MX"/>
+        </w:rPr>
+        <w:t>Si no existe CUFD vigente, se puede llamar a /</w:t>
+      </w:r>
+      <w:proofErr w:type="spellStart"/>
+      <w:r>
+        <w:rPr>
+          <w:lang w:val="es-MX"/>
+        </w:rPr>
+        <w:t>cufd</w:t>
+      </w:r>
+      <w:proofErr w:type="spellEnd"/>
+      <w:r>
+        <w:rPr>
+          <w:lang w:val="es-MX"/>
+        </w:rPr>
+        <w:t>/asegurar antes de emitir.</w:t>
+      </w:r>
+    </w:p>
+    <w:p>
+      <w:pPr>
+        <w:pStyle w:val="Listaconvietas"/>
+        <w:spacing w:after="80"/>
+        <w:rPr>
+          <w:lang w:val="es-MX"/>
+        </w:rPr>
+      </w:pPr>
+      <w:r>
+        <w:rPr>
+          <w:lang w:val="es-MX"/>
+        </w:rPr>
+        <w:t xml:space="preserve">La </w:t>
+      </w:r>
+      <w:proofErr w:type="spellStart"/>
+      <w:r>
+        <w:rPr>
+          <w:lang w:val="es-MX"/>
+        </w:rPr>
+        <w:t>emision</w:t>
+      </w:r>
+      <w:proofErr w:type="spellEnd"/>
+      <w:r>
+        <w:rPr>
+          <w:lang w:val="es-MX"/>
+        </w:rPr>
+        <w:t xml:space="preserve"> de factura </w:t>
+      </w:r>
+      <w:proofErr w:type="spellStart"/>
+      <w:r>
+        <w:rPr>
+          <w:lang w:val="es-MX"/>
+        </w:rPr>
+        <w:t>tambien</w:t>
+      </w:r>
+      <w:proofErr w:type="spellEnd"/>
+      <w:r>
+        <w:rPr>
+          <w:lang w:val="es-MX"/>
+        </w:rPr>
+        <w:t xml:space="preserve"> intenta asegurar CUIS/CUFD cuando corresponde.</w:t>
+      </w:r>
+    </w:p>
+    <w:p>
+      <w:pPr>
         <w:spacing w:after="160"/>
-        <w:rPr>
-          <w:lang w:val="es-MX"/>
-        </w:rPr>
       </w:pPr>
       <w:r>
         <w:rPr>
           <w:rFonts w:ascii="Consolas" w:eastAsia="Consolas" w:hAnsi="Consolas"/>
           <w:sz w:val="17"/>
-          <w:lang w:val="es-MX"/>
-        </w:rPr>
-        <w:t>{</w:t>
-      </w:r>
-      <w:r>
-        <w:rPr>
-          <w:rFonts w:ascii="Consolas" w:eastAsia="Consolas" w:hAnsi="Consolas"/>
-          <w:sz w:val="17"/>
-          <w:lang w:val="es-MX"/>
+        </w:rPr>
+        <w:t>curl -X GET "https://parqueo.proyectosr23w7.com/</w:t>
+      </w:r>
+      <w:proofErr w:type="spellStart"/>
+      <w:r>
+        <w:rPr>
+          <w:rFonts w:ascii="Consolas" w:eastAsia="Consolas" w:hAnsi="Consolas"/>
+          <w:sz w:val="17"/>
+        </w:rPr>
+        <w:t>api</w:t>
+      </w:r>
+      <w:proofErr w:type="spellEnd"/>
+      <w:r>
+        <w:rPr>
+          <w:rFonts w:ascii="Consolas" w:eastAsia="Consolas" w:hAnsi="Consolas"/>
+          <w:sz w:val="17"/>
+        </w:rPr>
+        <w:t>/</w:t>
+      </w:r>
+      <w:proofErr w:type="spellStart"/>
+      <w:r>
+        <w:rPr>
+          <w:rFonts w:ascii="Consolas" w:eastAsia="Consolas" w:hAnsi="Consolas"/>
+          <w:sz w:val="17"/>
+        </w:rPr>
+        <w:t>integracion</w:t>
+      </w:r>
+      <w:proofErr w:type="spellEnd"/>
+      <w:r>
+        <w:rPr>
+          <w:rFonts w:ascii="Consolas" w:eastAsia="Consolas" w:hAnsi="Consolas"/>
+          <w:sz w:val="17"/>
+        </w:rPr>
+        <w:t>/</w:t>
+      </w:r>
+      <w:proofErr w:type="spellStart"/>
+      <w:r>
+        <w:rPr>
+          <w:rFonts w:ascii="Consolas" w:eastAsia="Consolas" w:hAnsi="Consolas"/>
+          <w:sz w:val="17"/>
+        </w:rPr>
+        <w:t>cufd</w:t>
+      </w:r>
+      <w:proofErr w:type="spellEnd"/>
+      <w:r>
+        <w:rPr>
+          <w:rFonts w:ascii="Consolas" w:eastAsia="Consolas" w:hAnsi="Consolas"/>
+          <w:sz w:val="17"/>
+        </w:rPr>
+        <w:t>/actual" \</w:t>
+      </w:r>
+      <w:r>
+        <w:rPr>
+          <w:rFonts w:ascii="Consolas" w:eastAsia="Consolas" w:hAnsi="Consolas"/>
+          <w:sz w:val="17"/>
         </w:rPr>
         <w:br/>
-        <w:t xml:space="preserve">  "codigo_generico": "P3",</w:t>
-      </w:r>
-      <w:r>
-        <w:rPr>
-          <w:rFonts w:ascii="Consolas" w:eastAsia="Consolas" w:hAnsi="Consolas"/>
-          <w:sz w:val="17"/>
-          <w:lang w:val="es-MX"/>
+        <w:t xml:space="preserve">  -H "Authorization: Bearer &lt;TOKEN_ASIGNADO&gt;" \</w:t>
+      </w:r>
+      <w:r>
+        <w:rPr>
+          <w:rFonts w:ascii="Consolas" w:eastAsia="Consolas" w:hAnsi="Consolas"/>
+          <w:sz w:val="17"/>
         </w:rPr>
         <w:br/>
-        <w:t xml:space="preserve">  "nombre": "PARQUEO 61-120 MIN",</w:t>
-      </w:r>
-      <w:r>
-        <w:rPr>
-          <w:rFonts w:ascii="Consolas" w:eastAsia="Consolas" w:hAnsi="Consolas"/>
-          <w:sz w:val="17"/>
-          <w:lang w:val="es-MX"/>
+        <w:t xml:space="preserve">  -H "Accept: application/</w:t>
+      </w:r>
+      <w:proofErr w:type="spellStart"/>
+      <w:r>
+        <w:rPr>
+          <w:rFonts w:ascii="Consolas" w:eastAsia="Consolas" w:hAnsi="Consolas"/>
+          <w:sz w:val="17"/>
+        </w:rPr>
+        <w:t>json</w:t>
+      </w:r>
+      <w:proofErr w:type="spellEnd"/>
+      <w:r>
+        <w:rPr>
+          <w:rFonts w:ascii="Consolas" w:eastAsia="Consolas" w:hAnsi="Consolas"/>
+          <w:sz w:val="17"/>
+        </w:rPr>
+        <w:t>"</w:t>
+      </w:r>
+    </w:p>
+    <w:p>
+      <w:pPr>
+        <w:spacing w:after="160"/>
+      </w:pPr>
+      <w:r>
+        <w:rPr>
+          <w:rFonts w:ascii="Consolas" w:eastAsia="Consolas" w:hAnsi="Consolas"/>
+          <w:sz w:val="17"/>
+        </w:rPr>
+        <w:t>curl -X POST "https://parqueo.proyectosr23w7.com/api/integracion/cufd/asegurar" \</w:t>
+      </w:r>
+      <w:r>
+        <w:rPr>
+          <w:rFonts w:ascii="Consolas" w:eastAsia="Consolas" w:hAnsi="Consolas"/>
+          <w:sz w:val="17"/>
         </w:rPr>
         <w:br/>
-        <w:t xml:space="preserve">  "descripcion": "PARQUEO 61-120 MIN",</w:t>
-      </w:r>
-      <w:r>
-        <w:rPr>
-          <w:rFonts w:ascii="Consolas" w:eastAsia="Consolas" w:hAnsi="Consolas"/>
-          <w:sz w:val="17"/>
-          <w:lang w:val="es-MX"/>
+        <w:t xml:space="preserve">  -H "Authorization: Bearer &lt;TOKEN_ASIGNADO&gt;" \</w:t>
+      </w:r>
+      <w:r>
+        <w:rPr>
+          <w:rFonts w:ascii="Consolas" w:eastAsia="Consolas" w:hAnsi="Consolas"/>
+          <w:sz w:val="17"/>
         </w:rPr>
         <w:br/>
-        <w:t xml:space="preserve">  "codigo_actividad_economica": "5221400",</w:t>
-      </w:r>
-      <w:r>
-        <w:rPr>
-          <w:rFonts w:ascii="Consolas" w:eastAsia="Consolas" w:hAnsi="Consolas"/>
-          <w:sz w:val="17"/>
-          <w:lang w:val="es-MX"/>
-        </w:rPr>
-        <w:br/>
-        <w:t xml:space="preserve">  "codigo_producto_sin": "1003755",</w:t>
-      </w:r>
-      <w:r>
-        <w:rPr>
-          <w:rFonts w:ascii="Consolas" w:eastAsia="Consolas" w:hAnsi="Consolas"/>
-          <w:sz w:val="17"/>
-          <w:lang w:val="es-MX"/>
-        </w:rPr>
-        <w:br/>
-        <w:t xml:space="preserve">  "codigo_unidad_medida_siat": "58",</w:t>
-      </w:r>
-      <w:r>
-        <w:rPr>
-          <w:rFonts w:ascii="Consolas" w:eastAsia="Consolas" w:hAnsi="Consolas"/>
-          <w:sz w:val="17"/>
-          <w:lang w:val="es-MX"/>
-        </w:rPr>
-        <w:br/>
-        <w:t xml:space="preserve">  "precio_base": 15,</w:t>
-      </w:r>
-      <w:r>
-        <w:rPr>
-          <w:rFonts w:ascii="Consolas" w:eastAsia="Consolas" w:hAnsi="Consolas"/>
-          <w:sz w:val="17"/>
-          <w:lang w:val="es-MX"/>
-        </w:rPr>
-        <w:br/>
-        <w:t xml:space="preserve">  "estado": true</w:t>
-      </w:r>
-      <w:r>
-        <w:rPr>
-          <w:rFonts w:ascii="Consolas" w:eastAsia="Consolas" w:hAnsi="Consolas"/>
-          <w:sz w:val="17"/>
-          <w:lang w:val="es-MX"/>
-        </w:rPr>
-        <w:br/>
-        <w:t>}</w:t>
+        <w:t xml:space="preserve">  -H "Accept: application/</w:t>
+      </w:r>
+      <w:proofErr w:type="spellStart"/>
+      <w:r>
+        <w:rPr>
+          <w:rFonts w:ascii="Consolas" w:eastAsia="Consolas" w:hAnsi="Consolas"/>
+          <w:sz w:val="17"/>
+        </w:rPr>
+        <w:t>json</w:t>
+      </w:r>
+      <w:proofErr w:type="spellEnd"/>
+      <w:r>
+        <w:rPr>
+          <w:rFonts w:ascii="Consolas" w:eastAsia="Consolas" w:hAnsi="Consolas"/>
+          <w:sz w:val="17"/>
+        </w:rPr>
+        <w:t>"</w:t>
       </w:r>
     </w:p>
     <w:p>
@@ -3535,117 +4536,15 @@
         <w:pStyle w:val="Ttulo1"/>
       </w:pPr>
       <w:r>
-        <w:t>6. CUIS y CUFD</w:t>
-      </w:r>
-    </w:p>
-    <w:p>
-      <w:pPr>
-        <w:pStyle w:val="Listaconvietas"/>
-        <w:spacing w:after="80"/>
-        <w:rPr>
-          <w:lang w:val="es-MX"/>
-        </w:rPr>
-      </w:pPr>
-      <w:r>
-        <w:rPr>
-          <w:lang w:val="es-MX"/>
-        </w:rPr>
-        <w:t>Antes de emitir, el sistema necesita CUIS y CUFD vigentes para el punto de venta del token.</w:t>
-      </w:r>
-    </w:p>
-    <w:p>
-      <w:pPr>
-        <w:pStyle w:val="Listaconvietas"/>
-        <w:spacing w:after="80"/>
-        <w:rPr>
-          <w:lang w:val="es-MX"/>
-        </w:rPr>
-      </w:pPr>
-      <w:r>
-        <w:rPr>
-          <w:lang w:val="es-MX"/>
-        </w:rPr>
-        <w:t>Si no existe CUFD vigente, se puede llamar a /cufd/asegurar antes de emitir.</w:t>
-      </w:r>
-    </w:p>
-    <w:p>
-      <w:pPr>
-        <w:pStyle w:val="Listaconvietas"/>
-        <w:spacing w:after="80"/>
-        <w:rPr>
-          <w:lang w:val="es-MX"/>
-        </w:rPr>
-      </w:pPr>
-      <w:r>
-        <w:rPr>
-          <w:lang w:val="es-MX"/>
-        </w:rPr>
-        <w:t>La emision de factura tambien intenta asegurar CUIS/CUFD cuando corresponde.</w:t>
-      </w:r>
-    </w:p>
-    <w:p>
-      <w:pPr>
-        <w:spacing w:after="160"/>
-      </w:pPr>
-      <w:r>
-        <w:rPr>
-          <w:rFonts w:ascii="Consolas" w:eastAsia="Consolas" w:hAnsi="Consolas"/>
-          <w:sz w:val="17"/>
-        </w:rPr>
-        <w:t>curl -X GET "https://parqueo.proyectosr23w7.com/api/integracion/cufd/actual" \</w:t>
-      </w:r>
-      <w:r>
-        <w:rPr>
-          <w:rFonts w:ascii="Consolas" w:eastAsia="Consolas" w:hAnsi="Consolas"/>
-          <w:sz w:val="17"/>
-        </w:rPr>
-        <w:br/>
-        <w:t xml:space="preserve">  -H "Authorization: Bearer &lt;TOKEN_ASIGNADO&gt;" \</w:t>
-      </w:r>
-      <w:r>
-        <w:rPr>
-          <w:rFonts w:ascii="Consolas" w:eastAsia="Consolas" w:hAnsi="Consolas"/>
-          <w:sz w:val="17"/>
-        </w:rPr>
-        <w:br/>
-        <w:t xml:space="preserve">  -H "Accept: application/json"</w:t>
-      </w:r>
-    </w:p>
-    <w:p>
-      <w:pPr>
-        <w:spacing w:after="160"/>
-      </w:pPr>
-      <w:r>
-        <w:rPr>
-          <w:rFonts w:ascii="Consolas" w:eastAsia="Consolas" w:hAnsi="Consolas"/>
-          <w:sz w:val="17"/>
-        </w:rPr>
-        <w:t>curl -X POST "https://parqueo.proyectosr23w7.com/api/integracion/cufd/asegurar" \</w:t>
-      </w:r>
-      <w:r>
-        <w:rPr>
-          <w:rFonts w:ascii="Consolas" w:eastAsia="Consolas" w:hAnsi="Consolas"/>
-          <w:sz w:val="17"/>
-        </w:rPr>
-        <w:br/>
-        <w:t xml:space="preserve">  -H "Authorization: Bearer &lt;TOKEN_ASIGNADO&gt;" \</w:t>
-      </w:r>
-      <w:r>
-        <w:rPr>
-          <w:rFonts w:ascii="Consolas" w:eastAsia="Consolas" w:hAnsi="Consolas"/>
-          <w:sz w:val="17"/>
-        </w:rPr>
-        <w:br/>
-        <w:t xml:space="preserve">  -H "Accept: application/json"</w:t>
-      </w:r>
-    </w:p>
-    <w:p>
-      <w:pPr>
-        <w:pStyle w:val="Ttulo1"/>
-      </w:pPr>
-      <w:r>
-        <w:lastRenderedPageBreak/>
-        <w:t>7. Emision de factura</w:t>
+        <w:t xml:space="preserve">7. </w:t>
+      </w:r>
+      <w:proofErr w:type="spellStart"/>
+      <w:r>
+        <w:t>Emision</w:t>
+      </w:r>
+      <w:proofErr w:type="spellEnd"/>
+      <w:r>
+        <w:t xml:space="preserve"> de factura</w:t>
       </w:r>
     </w:p>
     <w:p>
@@ -3669,7 +4568,35 @@
         <w:rPr>
           <w:lang w:val="es-MX"/>
         </w:rPr>
-        <w:t>No enviar sucursal_id ni punto_venta_id.</w:t>
+        <w:t xml:space="preserve">No enviar </w:t>
+      </w:r>
+      <w:proofErr w:type="spellStart"/>
+      <w:r>
+        <w:rPr>
+          <w:lang w:val="es-MX"/>
+        </w:rPr>
+        <w:t>sucursal_id</w:t>
+      </w:r>
+      <w:proofErr w:type="spellEnd"/>
+      <w:r>
+        <w:rPr>
+          <w:lang w:val="es-MX"/>
+        </w:rPr>
+        <w:t xml:space="preserve"> ni </w:t>
+      </w:r>
+      <w:proofErr w:type="spellStart"/>
+      <w:r>
+        <w:rPr>
+          <w:lang w:val="es-MX"/>
+        </w:rPr>
+        <w:t>punto_venta_id</w:t>
+      </w:r>
+      <w:proofErr w:type="spellEnd"/>
+      <w:r>
+        <w:rPr>
+          <w:lang w:val="es-MX"/>
+        </w:rPr>
+        <w:t>.</w:t>
       </w:r>
     </w:p>
     <w:p>
@@ -3680,8 +4607,61 @@
           <w:lang w:val="es-MX"/>
         </w:rPr>
       </w:pPr>
-      <w:r>
-        <w:t>codigo_metodo_pago define el metodo de pago. Ver la seccion Metodos de pago para efectivo, transferencia y tarjeta.</w:t>
+      <w:proofErr w:type="spellStart"/>
+      <w:r>
+        <w:rPr>
+          <w:lang w:val="es-MX"/>
+        </w:rPr>
+        <w:t>codigo_metodo_pago</w:t>
+      </w:r>
+      <w:proofErr w:type="spellEnd"/>
+      <w:r>
+        <w:rPr>
+          <w:lang w:val="es-MX"/>
+        </w:rPr>
+        <w:t xml:space="preserve"> define el </w:t>
+      </w:r>
+      <w:proofErr w:type="spellStart"/>
+      <w:r>
+        <w:rPr>
+          <w:lang w:val="es-MX"/>
+        </w:rPr>
+        <w:t>metodo</w:t>
+      </w:r>
+      <w:proofErr w:type="spellEnd"/>
+      <w:r>
+        <w:rPr>
+          <w:lang w:val="es-MX"/>
+        </w:rPr>
+        <w:t xml:space="preserve"> de pago. Ver la </w:t>
+      </w:r>
+      <w:proofErr w:type="spellStart"/>
+      <w:r>
+        <w:rPr>
+          <w:lang w:val="es-MX"/>
+        </w:rPr>
+        <w:t>seccion</w:t>
+      </w:r>
+      <w:proofErr w:type="spellEnd"/>
+      <w:r>
+        <w:rPr>
+          <w:lang w:val="es-MX"/>
+        </w:rPr>
+        <w:t xml:space="preserve"> </w:t>
+      </w:r>
+      <w:proofErr w:type="spellStart"/>
+      <w:r>
+        <w:rPr>
+          <w:lang w:val="es-MX"/>
+        </w:rPr>
+        <w:t>Metodos</w:t>
+      </w:r>
+      <w:proofErr w:type="spellEnd"/>
+      <w:r>
+        <w:rPr>
+          <w:lang w:val="es-MX"/>
+        </w:rPr>
+        <w:t xml:space="preserve"> de pago para efectivo, transferencia y tarjeta.</w:t>
       </w:r>
     </w:p>
     <w:p>
@@ -3696,7 +4676,35 @@
         <w:rPr>
           <w:lang w:val="es-MX"/>
         </w:rPr>
-        <w:t>Cada detalle debe incluir actividad economica, codigo de producto SIN, unidad de medida, cantidad y precio.</w:t>
+        <w:t xml:space="preserve">Cada detalle debe incluir actividad </w:t>
+      </w:r>
+      <w:proofErr w:type="spellStart"/>
+      <w:r>
+        <w:rPr>
+          <w:lang w:val="es-MX"/>
+        </w:rPr>
+        <w:t>economica</w:t>
+      </w:r>
+      <w:proofErr w:type="spellEnd"/>
+      <w:r>
+        <w:rPr>
+          <w:lang w:val="es-MX"/>
+        </w:rPr>
+        <w:t xml:space="preserve">, </w:t>
+      </w:r>
+      <w:proofErr w:type="spellStart"/>
+      <w:r>
+        <w:rPr>
+          <w:lang w:val="es-MX"/>
+        </w:rPr>
+        <w:t>codigo</w:t>
+      </w:r>
+      <w:proofErr w:type="spellEnd"/>
+      <w:r>
+        <w:rPr>
+          <w:lang w:val="es-MX"/>
+        </w:rPr>
+        <w:t xml:space="preserve"> de producto SIN, unidad de medida, cantidad y precio.</w:t>
       </w:r>
     </w:p>
     <w:tbl>
@@ -3774,6 +4782,7 @@
             <w:vAlign w:val="center"/>
           </w:tcPr>
           <w:p>
+            <w:proofErr w:type="spellStart"/>
             <w:r>
               <w:rPr>
                 <w:b/>
@@ -3781,6 +4790,7 @@
               </w:rPr>
               <w:t>Requerido</w:t>
             </w:r>
+            <w:proofErr w:type="spellEnd"/>
           </w:p>
         </w:tc>
         <w:tc>
@@ -3796,6 +4806,7 @@
             <w:vAlign w:val="center"/>
           </w:tcPr>
           <w:p>
+            <w:proofErr w:type="spellStart"/>
             <w:r>
               <w:rPr>
                 <w:b/>
@@ -3803,6 +4814,7 @@
               </w:rPr>
               <w:t>Detalle</w:t>
             </w:r>
+            <w:proofErr w:type="spellEnd"/>
           </w:p>
         </w:tc>
       </w:tr>
@@ -3822,12 +4834,14 @@
             <w:vAlign w:val="center"/>
           </w:tcPr>
           <w:p>
+            <w:proofErr w:type="spellStart"/>
             <w:r>
               <w:rPr>
                 <w:sz w:val="18"/>
               </w:rPr>
               <w:t>cliente_id</w:t>
             </w:r>
+            <w:proofErr w:type="spellEnd"/>
           </w:p>
         </w:tc>
         <w:tc>
@@ -3886,7 +4900,35 @@
               <w:rPr>
                 <w:sz w:val="18"/>
               </w:rPr>
-              <w:t>ID del cliente registrado.</w:t>
+              <w:t xml:space="preserve">ID del </w:t>
+            </w:r>
+            <w:proofErr w:type="spellStart"/>
+            <w:r>
+              <w:rPr>
+                <w:sz w:val="18"/>
+              </w:rPr>
+              <w:t>cliente</w:t>
+            </w:r>
+            <w:proofErr w:type="spellEnd"/>
+            <w:r>
+              <w:rPr>
+                <w:sz w:val="18"/>
+              </w:rPr>
+              <w:t xml:space="preserve"> </w:t>
+            </w:r>
+            <w:proofErr w:type="spellStart"/>
+            <w:r>
+              <w:rPr>
+                <w:sz w:val="18"/>
+              </w:rPr>
+              <w:t>registrado</w:t>
+            </w:r>
+            <w:proofErr w:type="spellEnd"/>
+            <w:r>
+              <w:rPr>
+                <w:sz w:val="18"/>
+              </w:rPr>
+              <w:t>.</w:t>
             </w:r>
           </w:p>
         </w:tc>
@@ -3907,12 +4949,15 @@
             <w:vAlign w:val="center"/>
           </w:tcPr>
           <w:p>
-            <w:r>
-              <w:rPr>
-                <w:sz w:val="18"/>
-              </w:rPr>
+            <w:proofErr w:type="spellStart"/>
+            <w:r>
+              <w:rPr>
+                <w:sz w:val="18"/>
+              </w:rPr>
+              <w:lastRenderedPageBreak/>
               <w:t>codigo_metodo_pago</w:t>
             </w:r>
+            <w:proofErr w:type="spellEnd"/>
           </w:p>
         </w:tc>
         <w:tc>
@@ -3971,7 +5016,21 @@
               <w:rPr>
                 <w:sz w:val="18"/>
               </w:rPr>
-              <w:t>1 = efectivo.</w:t>
+              <w:t xml:space="preserve">1 = </w:t>
+            </w:r>
+            <w:proofErr w:type="spellStart"/>
+            <w:r>
+              <w:rPr>
+                <w:sz w:val="18"/>
+              </w:rPr>
+              <w:t>efectivo</w:t>
+            </w:r>
+            <w:proofErr w:type="spellEnd"/>
+            <w:r>
+              <w:rPr>
+                <w:sz w:val="18"/>
+              </w:rPr>
+              <w:t>.</w:t>
             </w:r>
           </w:p>
         </w:tc>
@@ -3992,12 +5051,14 @@
             <w:vAlign w:val="center"/>
           </w:tcPr>
           <w:p>
+            <w:proofErr w:type="spellStart"/>
             <w:r>
               <w:rPr>
                 <w:sz w:val="18"/>
               </w:rPr>
               <w:t>referencia_externa</w:t>
             </w:r>
+            <w:proofErr w:type="spellEnd"/>
           </w:p>
         </w:tc>
         <w:tc>
@@ -4062,7 +5123,23 @@
                 <w:sz w:val="18"/>
                 <w:lang w:val="es-MX"/>
               </w:rPr>
-              <w:t>ID de transaccion del sistema origen.</w:t>
+              <w:t xml:space="preserve">ID de </w:t>
+            </w:r>
+            <w:proofErr w:type="spellStart"/>
+            <w:r>
+              <w:rPr>
+                <w:sz w:val="18"/>
+                <w:lang w:val="es-MX"/>
+              </w:rPr>
+              <w:t>transaccion</w:t>
+            </w:r>
+            <w:proofErr w:type="spellEnd"/>
+            <w:r>
+              <w:rPr>
+                <w:sz w:val="18"/>
+                <w:lang w:val="es-MX"/>
+              </w:rPr>
+              <w:t xml:space="preserve"> del sistema origen.</w:t>
             </w:r>
           </w:p>
         </w:tc>
@@ -4083,12 +5160,14 @@
             <w:vAlign w:val="center"/>
           </w:tcPr>
           <w:p>
+            <w:proofErr w:type="spellStart"/>
             <w:r>
               <w:rPr>
                 <w:sz w:val="18"/>
               </w:rPr>
               <w:t>origen</w:t>
             </w:r>
+            <w:proofErr w:type="spellEnd"/>
           </w:p>
         </w:tc>
         <w:tc>
@@ -4143,11 +5222,61 @@
             <w:vAlign w:val="center"/>
           </w:tcPr>
           <w:p>
-            <w:r>
-              <w:rPr>
-                <w:sz w:val="18"/>
-              </w:rPr>
-              <w:t>Texto identificador. Ejemplo: integracion.</w:t>
+            <w:proofErr w:type="spellStart"/>
+            <w:r>
+              <w:rPr>
+                <w:sz w:val="18"/>
+              </w:rPr>
+              <w:t>Texto</w:t>
+            </w:r>
+            <w:proofErr w:type="spellEnd"/>
+            <w:r>
+              <w:rPr>
+                <w:sz w:val="18"/>
+              </w:rPr>
+              <w:t xml:space="preserve"> </w:t>
+            </w:r>
+            <w:proofErr w:type="spellStart"/>
+            <w:r>
+              <w:rPr>
+                <w:sz w:val="18"/>
+              </w:rPr>
+              <w:t>identificador</w:t>
+            </w:r>
+            <w:proofErr w:type="spellEnd"/>
+            <w:r>
+              <w:rPr>
+                <w:sz w:val="18"/>
+              </w:rPr>
+              <w:t xml:space="preserve">. </w:t>
+            </w:r>
+            <w:proofErr w:type="spellStart"/>
+            <w:r>
+              <w:rPr>
+                <w:sz w:val="18"/>
+              </w:rPr>
+              <w:t>Ejemplo</w:t>
+            </w:r>
+            <w:proofErr w:type="spellEnd"/>
+            <w:r>
+              <w:rPr>
+                <w:sz w:val="18"/>
+              </w:rPr>
+              <w:t xml:space="preserve">: </w:t>
+            </w:r>
+            <w:proofErr w:type="spellStart"/>
+            <w:r>
+              <w:rPr>
+                <w:sz w:val="18"/>
+              </w:rPr>
+              <w:t>integracion</w:t>
+            </w:r>
+            <w:proofErr w:type="spellEnd"/>
+            <w:r>
+              <w:rPr>
+                <w:sz w:val="18"/>
+              </w:rPr>
+              <w:t>.</w:t>
             </w:r>
           </w:p>
         </w:tc>
@@ -4168,12 +5297,14 @@
             <w:vAlign w:val="center"/>
           </w:tcPr>
           <w:p>
+            <w:proofErr w:type="spellStart"/>
             <w:r>
               <w:rPr>
                 <w:sz w:val="18"/>
               </w:rPr>
               <w:t>observacion</w:t>
             </w:r>
+            <w:proofErr w:type="spellEnd"/>
           </w:p>
         </w:tc>
         <w:tc>
@@ -4228,11 +5359,33 @@
             <w:vAlign w:val="center"/>
           </w:tcPr>
           <w:p>
-            <w:r>
-              <w:rPr>
-                <w:sz w:val="18"/>
-              </w:rPr>
-              <w:t>Glosa opcional.</w:t>
+            <w:proofErr w:type="spellStart"/>
+            <w:r>
+              <w:rPr>
+                <w:sz w:val="18"/>
+              </w:rPr>
+              <w:t>Glosa</w:t>
+            </w:r>
+            <w:proofErr w:type="spellEnd"/>
+            <w:r>
+              <w:rPr>
+                <w:sz w:val="18"/>
+              </w:rPr>
+              <w:t xml:space="preserve"> </w:t>
+            </w:r>
+            <w:proofErr w:type="spellStart"/>
+            <w:r>
+              <w:rPr>
+                <w:sz w:val="18"/>
+              </w:rPr>
+              <w:t>opcional</w:t>
+            </w:r>
+            <w:proofErr w:type="spellEnd"/>
+            <w:r>
+              <w:rPr>
+                <w:sz w:val="18"/>
+              </w:rPr>
+              <w:t>.</w:t>
             </w:r>
           </w:p>
         </w:tc>
@@ -4344,12 +5497,14 @@
             <w:vAlign w:val="center"/>
           </w:tcPr>
           <w:p>
+            <w:proofErr w:type="spellStart"/>
             <w:r>
               <w:rPr>
                 <w:sz w:val="18"/>
               </w:rPr>
               <w:t>detalles</w:t>
             </w:r>
+            <w:proofErr w:type="spellEnd"/>
           </w:p>
         </w:tc>
         <w:tc>
@@ -4414,7 +5569,39 @@
                 <w:sz w:val="18"/>
                 <w:lang w:val="es-MX"/>
               </w:rPr>
-              <w:t>Uno o mas items de factura.</w:t>
+              <w:t xml:space="preserve">Uno o </w:t>
+            </w:r>
+            <w:proofErr w:type="spellStart"/>
+            <w:r>
+              <w:rPr>
+                <w:sz w:val="18"/>
+                <w:lang w:val="es-MX"/>
+              </w:rPr>
+              <w:t>mas</w:t>
+            </w:r>
+            <w:proofErr w:type="spellEnd"/>
+            <w:r>
+              <w:rPr>
+                <w:sz w:val="18"/>
+                <w:lang w:val="es-MX"/>
+              </w:rPr>
+              <w:t xml:space="preserve"> </w:t>
+            </w:r>
+            <w:proofErr w:type="spellStart"/>
+            <w:r>
+              <w:rPr>
+                <w:sz w:val="18"/>
+                <w:lang w:val="es-MX"/>
+              </w:rPr>
+              <w:t>items</w:t>
+            </w:r>
+            <w:proofErr w:type="spellEnd"/>
+            <w:r>
+              <w:rPr>
+                <w:sz w:val="18"/>
+                <w:lang w:val="es-MX"/>
+              </w:rPr>
+              <w:t xml:space="preserve"> de factura.</w:t>
             </w:r>
           </w:p>
         </w:tc>
@@ -4450,7 +5637,25 @@
           <w:lang w:val="es-MX"/>
         </w:rPr>
         <w:br/>
-        <w:t xml:space="preserve">  "cliente_id": 65,</w:t>
+        <w:t xml:space="preserve">  "</w:t>
+      </w:r>
+      <w:proofErr w:type="spellStart"/>
+      <w:r>
+        <w:rPr>
+          <w:rFonts w:ascii="Consolas" w:eastAsia="Consolas" w:hAnsi="Consolas"/>
+          <w:sz w:val="17"/>
+          <w:lang w:val="es-MX"/>
+        </w:rPr>
+        <w:t>cliente_id</w:t>
+      </w:r>
+      <w:proofErr w:type="spellEnd"/>
+      <w:r>
+        <w:rPr>
+          <w:rFonts w:ascii="Consolas" w:eastAsia="Consolas" w:hAnsi="Consolas"/>
+          <w:sz w:val="17"/>
+          <w:lang w:val="es-MX"/>
+        </w:rPr>
+        <w:t>": 65,</w:t>
       </w:r>
       <w:r>
         <w:rPr>
@@ -4459,7 +5664,25 @@
           <w:lang w:val="es-MX"/>
         </w:rPr>
         <w:br/>
-        <w:t xml:space="preserve">  "codigo_metodo_pago": "1",</w:t>
+        <w:t xml:space="preserve">  "</w:t>
+      </w:r>
+      <w:proofErr w:type="spellStart"/>
+      <w:r>
+        <w:rPr>
+          <w:rFonts w:ascii="Consolas" w:eastAsia="Consolas" w:hAnsi="Consolas"/>
+          <w:sz w:val="17"/>
+          <w:lang w:val="es-MX"/>
+        </w:rPr>
+        <w:t>codigo_metodo_pago</w:t>
+      </w:r>
+      <w:proofErr w:type="spellEnd"/>
+      <w:r>
+        <w:rPr>
+          <w:rFonts w:ascii="Consolas" w:eastAsia="Consolas" w:hAnsi="Consolas"/>
+          <w:sz w:val="17"/>
+          <w:lang w:val="es-MX"/>
+        </w:rPr>
+        <w:t>": "1",</w:t>
       </w:r>
       <w:r>
         <w:rPr>
@@ -4468,7 +5691,25 @@
           <w:lang w:val="es-MX"/>
         </w:rPr>
         <w:br/>
-        <w:t xml:space="preserve">  "referencia_externa": "ticket-parqueo-0001",</w:t>
+        <w:t xml:space="preserve">  "</w:t>
+      </w:r>
+      <w:proofErr w:type="spellStart"/>
+      <w:r>
+        <w:rPr>
+          <w:rFonts w:ascii="Consolas" w:eastAsia="Consolas" w:hAnsi="Consolas"/>
+          <w:sz w:val="17"/>
+          <w:lang w:val="es-MX"/>
+        </w:rPr>
+        <w:t>referencia_externa</w:t>
+      </w:r>
+      <w:proofErr w:type="spellEnd"/>
+      <w:r>
+        <w:rPr>
+          <w:rFonts w:ascii="Consolas" w:eastAsia="Consolas" w:hAnsi="Consolas"/>
+          <w:sz w:val="17"/>
+          <w:lang w:val="es-MX"/>
+        </w:rPr>
+        <w:t>": "ticket-parqueo-0001",</w:t>
       </w:r>
       <w:r>
         <w:rPr>
@@ -4477,7 +5718,25 @@
           <w:lang w:val="es-MX"/>
         </w:rPr>
         <w:br/>
-        <w:t xml:space="preserve">  "origen": "integracion",</w:t>
+        <w:t xml:space="preserve">  "origen": "</w:t>
+      </w:r>
+      <w:proofErr w:type="spellStart"/>
+      <w:r>
+        <w:rPr>
+          <w:rFonts w:ascii="Consolas" w:eastAsia="Consolas" w:hAnsi="Consolas"/>
+          <w:sz w:val="17"/>
+          <w:lang w:val="es-MX"/>
+        </w:rPr>
+        <w:t>integracion</w:t>
+      </w:r>
+      <w:proofErr w:type="spellEnd"/>
+      <w:r>
+        <w:rPr>
+          <w:rFonts w:ascii="Consolas" w:eastAsia="Consolas" w:hAnsi="Consolas"/>
+          <w:sz w:val="17"/>
+          <w:lang w:val="es-MX"/>
+        </w:rPr>
+        <w:t>",</w:t>
       </w:r>
       <w:r>
         <w:rPr>
@@ -4486,7 +5745,25 @@
           <w:lang w:val="es-MX"/>
         </w:rPr>
         <w:br/>
-        <w:t xml:space="preserve">  "observacion": "Prueba API parqueo",</w:t>
+        <w:t xml:space="preserve">  "</w:t>
+      </w:r>
+      <w:proofErr w:type="spellStart"/>
+      <w:r>
+        <w:rPr>
+          <w:rFonts w:ascii="Consolas" w:eastAsia="Consolas" w:hAnsi="Consolas"/>
+          <w:sz w:val="17"/>
+          <w:lang w:val="es-MX"/>
+        </w:rPr>
+        <w:t>observacion</w:t>
+      </w:r>
+      <w:proofErr w:type="spellEnd"/>
+      <w:r>
+        <w:rPr>
+          <w:rFonts w:ascii="Consolas" w:eastAsia="Consolas" w:hAnsi="Consolas"/>
+          <w:sz w:val="17"/>
+          <w:lang w:val="es-MX"/>
+        </w:rPr>
+        <w:t>": "Prueba API parqueo",</w:t>
       </w:r>
       <w:r>
         <w:rPr>
@@ -4495,7 +5772,25 @@
           <w:lang w:val="es-MX"/>
         </w:rPr>
         <w:br/>
-        <w:t xml:space="preserve">  "metadata": {</w:t>
+        <w:t xml:space="preserve">  "</w:t>
+      </w:r>
+      <w:proofErr w:type="spellStart"/>
+      <w:r>
+        <w:rPr>
+          <w:rFonts w:ascii="Consolas" w:eastAsia="Consolas" w:hAnsi="Consolas"/>
+          <w:sz w:val="17"/>
+          <w:lang w:val="es-MX"/>
+        </w:rPr>
+        <w:t>metadata</w:t>
+      </w:r>
+      <w:proofErr w:type="spellEnd"/>
+      <w:r>
+        <w:rPr>
+          <w:rFonts w:ascii="Consolas" w:eastAsia="Consolas" w:hAnsi="Consolas"/>
+          <w:sz w:val="17"/>
+          <w:lang w:val="es-MX"/>
+        </w:rPr>
+        <w:t>": {</w:t>
       </w:r>
       <w:r>
         <w:rPr>
@@ -4540,7 +5835,25 @@
           <w:lang w:val="es-MX"/>
         </w:rPr>
         <w:br/>
-        <w:t xml:space="preserve">      "articulo_id": 6,</w:t>
+        <w:t xml:space="preserve">      "</w:t>
+      </w:r>
+      <w:proofErr w:type="spellStart"/>
+      <w:r>
+        <w:rPr>
+          <w:rFonts w:ascii="Consolas" w:eastAsia="Consolas" w:hAnsi="Consolas"/>
+          <w:sz w:val="17"/>
+          <w:lang w:val="es-MX"/>
+        </w:rPr>
+        <w:t>articulo_id</w:t>
+      </w:r>
+      <w:proofErr w:type="spellEnd"/>
+      <w:r>
+        <w:rPr>
+          <w:rFonts w:ascii="Consolas" w:eastAsia="Consolas" w:hAnsi="Consolas"/>
+          <w:sz w:val="17"/>
+          <w:lang w:val="es-MX"/>
+        </w:rPr>
+        <w:t>": 6,</w:t>
       </w:r>
       <w:r>
         <w:rPr>
@@ -4549,7 +5862,25 @@
           <w:lang w:val="es-MX"/>
         </w:rPr>
         <w:br/>
-        <w:t xml:space="preserve">      "actividad_economica": "5221400",</w:t>
+        <w:t xml:space="preserve">      "</w:t>
+      </w:r>
+      <w:proofErr w:type="spellStart"/>
+      <w:r>
+        <w:rPr>
+          <w:rFonts w:ascii="Consolas" w:eastAsia="Consolas" w:hAnsi="Consolas"/>
+          <w:sz w:val="17"/>
+          <w:lang w:val="es-MX"/>
+        </w:rPr>
+        <w:t>actividad_economica</w:t>
+      </w:r>
+      <w:proofErr w:type="spellEnd"/>
+      <w:r>
+        <w:rPr>
+          <w:rFonts w:ascii="Consolas" w:eastAsia="Consolas" w:hAnsi="Consolas"/>
+          <w:sz w:val="17"/>
+          <w:lang w:val="es-MX"/>
+        </w:rPr>
+        <w:t>": "5221400",</w:t>
       </w:r>
       <w:r>
         <w:rPr>
@@ -4558,7 +5889,25 @@
           <w:lang w:val="es-MX"/>
         </w:rPr>
         <w:br/>
-        <w:t xml:space="preserve">      "codigo_producto_sin": 1003755,</w:t>
+        <w:t xml:space="preserve">      "</w:t>
+      </w:r>
+      <w:proofErr w:type="spellStart"/>
+      <w:r>
+        <w:rPr>
+          <w:rFonts w:ascii="Consolas" w:eastAsia="Consolas" w:hAnsi="Consolas"/>
+          <w:sz w:val="17"/>
+          <w:lang w:val="es-MX"/>
+        </w:rPr>
+        <w:t>codigo_producto_sin</w:t>
+      </w:r>
+      <w:proofErr w:type="spellEnd"/>
+      <w:r>
+        <w:rPr>
+          <w:rFonts w:ascii="Consolas" w:eastAsia="Consolas" w:hAnsi="Consolas"/>
+          <w:sz w:val="17"/>
+          <w:lang w:val="es-MX"/>
+        </w:rPr>
+        <w:t>": 1003755,</w:t>
       </w:r>
       <w:r>
         <w:rPr>
@@ -4567,7 +5916,25 @@
           <w:lang w:val="es-MX"/>
         </w:rPr>
         <w:br/>
-        <w:t xml:space="preserve">      "codigo_producto": "P3",</w:t>
+        <w:t xml:space="preserve">      "</w:t>
+      </w:r>
+      <w:proofErr w:type="spellStart"/>
+      <w:r>
+        <w:rPr>
+          <w:rFonts w:ascii="Consolas" w:eastAsia="Consolas" w:hAnsi="Consolas"/>
+          <w:sz w:val="17"/>
+          <w:lang w:val="es-MX"/>
+        </w:rPr>
+        <w:t>codigo_producto</w:t>
+      </w:r>
+      <w:proofErr w:type="spellEnd"/>
+      <w:r>
+        <w:rPr>
+          <w:rFonts w:ascii="Consolas" w:eastAsia="Consolas" w:hAnsi="Consolas"/>
+          <w:sz w:val="17"/>
+          <w:lang w:val="es-MX"/>
+        </w:rPr>
+        <w:t>": "P3",</w:t>
       </w:r>
       <w:r>
         <w:rPr>
@@ -4576,7 +5943,25 @@
           <w:lang w:val="es-MX"/>
         </w:rPr>
         <w:br/>
-        <w:t xml:space="preserve">      "descripcion": "PARQUEO 61-120 MIN",</w:t>
+        <w:t xml:space="preserve">      "</w:t>
+      </w:r>
+      <w:proofErr w:type="spellStart"/>
+      <w:r>
+        <w:rPr>
+          <w:rFonts w:ascii="Consolas" w:eastAsia="Consolas" w:hAnsi="Consolas"/>
+          <w:sz w:val="17"/>
+          <w:lang w:val="es-MX"/>
+        </w:rPr>
+        <w:t>descripcion</w:t>
+      </w:r>
+      <w:proofErr w:type="spellEnd"/>
+      <w:r>
+        <w:rPr>
+          <w:rFonts w:ascii="Consolas" w:eastAsia="Consolas" w:hAnsi="Consolas"/>
+          <w:sz w:val="17"/>
+          <w:lang w:val="es-MX"/>
+        </w:rPr>
+        <w:t>": "PARQUEO 61-120 MIN",</w:t>
       </w:r>
       <w:r>
         <w:rPr>
@@ -4594,7 +5979,25 @@
           <w:lang w:val="es-MX"/>
         </w:rPr>
         <w:br/>
-        <w:t xml:space="preserve">      "unidad_medida": 58,</w:t>
+        <w:t xml:space="preserve">      "</w:t>
+      </w:r>
+      <w:proofErr w:type="spellStart"/>
+      <w:r>
+        <w:rPr>
+          <w:rFonts w:ascii="Consolas" w:eastAsia="Consolas" w:hAnsi="Consolas"/>
+          <w:sz w:val="17"/>
+          <w:lang w:val="es-MX"/>
+        </w:rPr>
+        <w:t>unidad_medida</w:t>
+      </w:r>
+      <w:proofErr w:type="spellEnd"/>
+      <w:r>
+        <w:rPr>
+          <w:rFonts w:ascii="Consolas" w:eastAsia="Consolas" w:hAnsi="Consolas"/>
+          <w:sz w:val="17"/>
+          <w:lang w:val="es-MX"/>
+        </w:rPr>
+        <w:t>": 58,</w:t>
       </w:r>
       <w:r>
         <w:rPr>
@@ -4603,7 +6006,25 @@
           <w:lang w:val="es-MX"/>
         </w:rPr>
         <w:br/>
-        <w:t xml:space="preserve">      "precio_unitario": 15,</w:t>
+        <w:t xml:space="preserve">      "</w:t>
+      </w:r>
+      <w:proofErr w:type="spellStart"/>
+      <w:r>
+        <w:rPr>
+          <w:rFonts w:ascii="Consolas" w:eastAsia="Consolas" w:hAnsi="Consolas"/>
+          <w:sz w:val="17"/>
+          <w:lang w:val="es-MX"/>
+        </w:rPr>
+        <w:t>precio_unitario</w:t>
+      </w:r>
+      <w:proofErr w:type="spellEnd"/>
+      <w:r>
+        <w:rPr>
+          <w:rFonts w:ascii="Consolas" w:eastAsia="Consolas" w:hAnsi="Consolas"/>
+          <w:sz w:val="17"/>
+          <w:lang w:val="es-MX"/>
+        </w:rPr>
+        <w:t>": 15,</w:t>
       </w:r>
       <w:r>
         <w:rPr>
@@ -4612,7 +6033,25 @@
           <w:lang w:val="es-MX"/>
         </w:rPr>
         <w:br/>
-        <w:t xml:space="preserve">      "monto_descuento": 0</w:t>
+        <w:t xml:space="preserve">      "</w:t>
+      </w:r>
+      <w:proofErr w:type="spellStart"/>
+      <w:r>
+        <w:rPr>
+          <w:rFonts w:ascii="Consolas" w:eastAsia="Consolas" w:hAnsi="Consolas"/>
+          <w:sz w:val="17"/>
+          <w:lang w:val="es-MX"/>
+        </w:rPr>
+        <w:t>monto_descuento</w:t>
+      </w:r>
+      <w:proofErr w:type="spellEnd"/>
+      <w:r>
+        <w:rPr>
+          <w:rFonts w:ascii="Consolas" w:eastAsia="Consolas" w:hAnsi="Consolas"/>
+          <w:sz w:val="17"/>
+          <w:lang w:val="es-MX"/>
+        </w:rPr>
+        <w:t>": 0</w:t>
       </w:r>
       <w:r>
         <w:rPr>
@@ -4630,14 +6069,6 @@
           <w:lang w:val="es-MX"/>
         </w:rPr>
         <w:br/>
-      </w:r>
-      <w:r>
-        <w:rPr>
-          <w:rFonts w:ascii="Consolas" w:eastAsia="Consolas" w:hAnsi="Consolas"/>
-          <w:sz w:val="17"/>
-          <w:lang w:val="es-MX"/>
-        </w:rPr>
-        <w:lastRenderedPageBreak/>
         <w:t xml:space="preserve">  ]</w:t>
       </w:r>
       <w:r>
@@ -4659,7 +6090,39 @@
           <w:rFonts w:ascii="Consolas" w:eastAsia="Consolas" w:hAnsi="Consolas"/>
           <w:sz w:val="17"/>
         </w:rPr>
-        <w:t>curl -X POST "https://parqueo.proyectosr23w7.com/api/integracion/facturas" \</w:t>
+        <w:t>curl -X POST "https://parqueo.proyectosr23w7.com/</w:t>
+      </w:r>
+      <w:proofErr w:type="spellStart"/>
+      <w:r>
+        <w:rPr>
+          <w:rFonts w:ascii="Consolas" w:eastAsia="Consolas" w:hAnsi="Consolas"/>
+          <w:sz w:val="17"/>
+        </w:rPr>
+        <w:t>api</w:t>
+      </w:r>
+      <w:proofErr w:type="spellEnd"/>
+      <w:r>
+        <w:rPr>
+          <w:rFonts w:ascii="Consolas" w:eastAsia="Consolas" w:hAnsi="Consolas"/>
+          <w:sz w:val="17"/>
+        </w:rPr>
+        <w:t>/</w:t>
+      </w:r>
+      <w:proofErr w:type="spellStart"/>
+      <w:r>
+        <w:rPr>
+          <w:rFonts w:ascii="Consolas" w:eastAsia="Consolas" w:hAnsi="Consolas"/>
+          <w:sz w:val="17"/>
+        </w:rPr>
+        <w:t>integracion</w:t>
+      </w:r>
+      <w:proofErr w:type="spellEnd"/>
+      <w:r>
+        <w:rPr>
+          <w:rFonts w:ascii="Consolas" w:eastAsia="Consolas" w:hAnsi="Consolas"/>
+          <w:sz w:val="17"/>
+        </w:rPr>
+        <w:t>/facturas" \</w:t>
       </w:r>
       <w:r>
         <w:rPr>
@@ -4675,7 +6138,23 @@
           <w:sz w:val="17"/>
         </w:rPr>
         <w:br/>
-        <w:t xml:space="preserve">  -H "Accept: application/json" \</w:t>
+        <w:t xml:space="preserve">  -H "Accept: application/</w:t>
+      </w:r>
+      <w:proofErr w:type="spellStart"/>
+      <w:r>
+        <w:rPr>
+          <w:rFonts w:ascii="Consolas" w:eastAsia="Consolas" w:hAnsi="Consolas"/>
+          <w:sz w:val="17"/>
+        </w:rPr>
+        <w:t>json</w:t>
+      </w:r>
+      <w:proofErr w:type="spellEnd"/>
+      <w:r>
+        <w:rPr>
+          <w:rFonts w:ascii="Consolas" w:eastAsia="Consolas" w:hAnsi="Consolas"/>
+          <w:sz w:val="17"/>
+        </w:rPr>
+        <w:t>" \</w:t>
       </w:r>
       <w:r>
         <w:rPr>
@@ -4683,7 +6162,23 @@
           <w:sz w:val="17"/>
         </w:rPr>
         <w:br/>
-        <w:t xml:space="preserve">  -H "Content-Type: application/json" \</w:t>
+        <w:t xml:space="preserve">  -H "Content-Type: application/</w:t>
+      </w:r>
+      <w:proofErr w:type="spellStart"/>
+      <w:r>
+        <w:rPr>
+          <w:rFonts w:ascii="Consolas" w:eastAsia="Consolas" w:hAnsi="Consolas"/>
+          <w:sz w:val="17"/>
+        </w:rPr>
+        <w:t>json</w:t>
+      </w:r>
+      <w:proofErr w:type="spellEnd"/>
+      <w:r>
+        <w:rPr>
+          <w:rFonts w:ascii="Consolas" w:eastAsia="Consolas" w:hAnsi="Consolas"/>
+          <w:sz w:val="17"/>
+        </w:rPr>
+        <w:t>" \</w:t>
       </w:r>
       <w:r>
         <w:rPr>
@@ -4691,8 +6186,17 @@
           <w:sz w:val="17"/>
         </w:rPr>
         <w:br/>
-        <w:t xml:space="preserve">  -d @factura.json</w:t>
-      </w:r>
+        <w:t xml:space="preserve">  -d @</w:t>
+      </w:r>
+      <w:proofErr w:type="gramStart"/>
+      <w:r>
+        <w:rPr>
+          <w:rFonts w:ascii="Consolas" w:eastAsia="Consolas" w:hAnsi="Consolas"/>
+          <w:sz w:val="17"/>
+        </w:rPr>
+        <w:t>factura.json</w:t>
+      </w:r>
+      <w:proofErr w:type="gramEnd"/>
     </w:p>
     <w:p>
       <w:pPr>
@@ -4705,8 +6209,30 @@
         <w:rPr>
           <w:lang w:val="es-MX"/>
         </w:rPr>
-        <w:t>8. Anulacion y reversion</w:t>
-      </w:r>
+        <w:t xml:space="preserve">8. </w:t>
+      </w:r>
+      <w:proofErr w:type="spellStart"/>
+      <w:r>
+        <w:rPr>
+          <w:lang w:val="es-MX"/>
+        </w:rPr>
+        <w:t>Anulacion</w:t>
+      </w:r>
+      <w:proofErr w:type="spellEnd"/>
+      <w:r>
+        <w:rPr>
+          <w:lang w:val="es-MX"/>
+        </w:rPr>
+        <w:t xml:space="preserve"> y </w:t>
+      </w:r>
+      <w:proofErr w:type="spellStart"/>
+      <w:r>
+        <w:rPr>
+          <w:lang w:val="es-MX"/>
+        </w:rPr>
+        <w:t>reversion</w:t>
+      </w:r>
+      <w:proofErr w:type="spellEnd"/>
     </w:p>
     <w:p>
       <w:pPr>
@@ -4715,13 +6241,23 @@
           <w:lang w:val="es-MX"/>
         </w:rPr>
       </w:pPr>
-      <w:r>
-        <w:rPr>
-          <w:rFonts w:ascii="Consolas" w:eastAsia="Consolas" w:hAnsi="Consolas"/>
-          <w:sz w:val="17"/>
-          <w:lang w:val="es-MX"/>
-        </w:rPr>
-        <w:t>curl -X PATCH "https://parqueo.proyectosr23w7.com/api/integracion/facturas/55/anular" \</w:t>
+      <w:proofErr w:type="spellStart"/>
+      <w:r>
+        <w:rPr>
+          <w:rFonts w:ascii="Consolas" w:eastAsia="Consolas" w:hAnsi="Consolas"/>
+          <w:sz w:val="17"/>
+          <w:lang w:val="es-MX"/>
+        </w:rPr>
+        <w:t>curl</w:t>
+      </w:r>
+      <w:proofErr w:type="spellEnd"/>
+      <w:r>
+        <w:rPr>
+          <w:rFonts w:ascii="Consolas" w:eastAsia="Consolas" w:hAnsi="Consolas"/>
+          <w:sz w:val="17"/>
+          <w:lang w:val="es-MX"/>
+        </w:rPr>
+        <w:t xml:space="preserve"> -X PATCH "https://parqueo.proyectosr23w7.com/api/integracion/facturas/55/anular" \</w:t>
       </w:r>
       <w:r>
         <w:rPr>
@@ -4730,7 +6266,25 @@
           <w:lang w:val="es-MX"/>
         </w:rPr>
         <w:br/>
-        <w:t xml:space="preserve">  -H "Authorization: Bearer &lt;TOKEN_ASIGNADO&gt;" \</w:t>
+        <w:t xml:space="preserve">  -H "</w:t>
+      </w:r>
+      <w:proofErr w:type="spellStart"/>
+      <w:r>
+        <w:rPr>
+          <w:rFonts w:ascii="Consolas" w:eastAsia="Consolas" w:hAnsi="Consolas"/>
+          <w:sz w:val="17"/>
+          <w:lang w:val="es-MX"/>
+        </w:rPr>
+        <w:t>Authorization</w:t>
+      </w:r>
+      <w:proofErr w:type="spellEnd"/>
+      <w:r>
+        <w:rPr>
+          <w:rFonts w:ascii="Consolas" w:eastAsia="Consolas" w:hAnsi="Consolas"/>
+          <w:sz w:val="17"/>
+          <w:lang w:val="es-MX"/>
+        </w:rPr>
+        <w:t>: Bearer &lt;TOKEN_ASIGNADO&gt;" \</w:t>
       </w:r>
       <w:r>
         <w:rPr>
@@ -4739,7 +6293,61 @@
           <w:lang w:val="es-MX"/>
         </w:rPr>
         <w:br/>
-        <w:t xml:space="preserve">  -H "Accept: application/json" \</w:t>
+        <w:t xml:space="preserve">  -H "</w:t>
+      </w:r>
+      <w:proofErr w:type="spellStart"/>
+      <w:r>
+        <w:rPr>
+          <w:rFonts w:ascii="Consolas" w:eastAsia="Consolas" w:hAnsi="Consolas"/>
+          <w:sz w:val="17"/>
+          <w:lang w:val="es-MX"/>
+        </w:rPr>
+        <w:t>Accept</w:t>
+      </w:r>
+      <w:proofErr w:type="spellEnd"/>
+      <w:r>
+        <w:rPr>
+          <w:rFonts w:ascii="Consolas" w:eastAsia="Consolas" w:hAnsi="Consolas"/>
+          <w:sz w:val="17"/>
+          <w:lang w:val="es-MX"/>
+        </w:rPr>
+        <w:t xml:space="preserve">: </w:t>
+      </w:r>
+      <w:proofErr w:type="spellStart"/>
+      <w:r>
+        <w:rPr>
+          <w:rFonts w:ascii="Consolas" w:eastAsia="Consolas" w:hAnsi="Consolas"/>
+          <w:sz w:val="17"/>
+          <w:lang w:val="es-MX"/>
+        </w:rPr>
+        <w:t>application</w:t>
+      </w:r>
+      <w:proofErr w:type="spellEnd"/>
+      <w:r>
+        <w:rPr>
+          <w:rFonts w:ascii="Consolas" w:eastAsia="Consolas" w:hAnsi="Consolas"/>
+          <w:sz w:val="17"/>
+          <w:lang w:val="es-MX"/>
+        </w:rPr>
+        <w:t>/</w:t>
+      </w:r>
+      <w:proofErr w:type="spellStart"/>
+      <w:r>
+        <w:rPr>
+          <w:rFonts w:ascii="Consolas" w:eastAsia="Consolas" w:hAnsi="Consolas"/>
+          <w:sz w:val="17"/>
+          <w:lang w:val="es-MX"/>
+        </w:rPr>
+        <w:t>json</w:t>
+      </w:r>
+      <w:proofErr w:type="spellEnd"/>
+      <w:r>
+        <w:rPr>
+          <w:rFonts w:ascii="Consolas" w:eastAsia="Consolas" w:hAnsi="Consolas"/>
+          <w:sz w:val="17"/>
+          <w:lang w:val="es-MX"/>
+        </w:rPr>
+        <w:t>" \</w:t>
       </w:r>
       <w:r>
         <w:rPr>
@@ -4748,7 +6356,61 @@
           <w:lang w:val="es-MX"/>
         </w:rPr>
         <w:br/>
-        <w:t xml:space="preserve">  -H "Content-Type: application/json" \</w:t>
+        <w:t xml:space="preserve">  -H "Content-</w:t>
+      </w:r>
+      <w:proofErr w:type="spellStart"/>
+      <w:r>
+        <w:rPr>
+          <w:rFonts w:ascii="Consolas" w:eastAsia="Consolas" w:hAnsi="Consolas"/>
+          <w:sz w:val="17"/>
+          <w:lang w:val="es-MX"/>
+        </w:rPr>
+        <w:t>Type</w:t>
+      </w:r>
+      <w:proofErr w:type="spellEnd"/>
+      <w:r>
+        <w:rPr>
+          <w:rFonts w:ascii="Consolas" w:eastAsia="Consolas" w:hAnsi="Consolas"/>
+          <w:sz w:val="17"/>
+          <w:lang w:val="es-MX"/>
+        </w:rPr>
+        <w:t xml:space="preserve">: </w:t>
+      </w:r>
+      <w:proofErr w:type="spellStart"/>
+      <w:r>
+        <w:rPr>
+          <w:rFonts w:ascii="Consolas" w:eastAsia="Consolas" w:hAnsi="Consolas"/>
+          <w:sz w:val="17"/>
+          <w:lang w:val="es-MX"/>
+        </w:rPr>
+        <w:t>application</w:t>
+      </w:r>
+      <w:proofErr w:type="spellEnd"/>
+      <w:r>
+        <w:rPr>
+          <w:rFonts w:ascii="Consolas" w:eastAsia="Consolas" w:hAnsi="Consolas"/>
+          <w:sz w:val="17"/>
+          <w:lang w:val="es-MX"/>
+        </w:rPr>
+        <w:t>/</w:t>
+      </w:r>
+      <w:proofErr w:type="spellStart"/>
+      <w:r>
+        <w:rPr>
+          <w:rFonts w:ascii="Consolas" w:eastAsia="Consolas" w:hAnsi="Consolas"/>
+          <w:sz w:val="17"/>
+          <w:lang w:val="es-MX"/>
+        </w:rPr>
+        <w:t>json</w:t>
+      </w:r>
+      <w:proofErr w:type="spellEnd"/>
+      <w:r>
+        <w:rPr>
+          <w:rFonts w:ascii="Consolas" w:eastAsia="Consolas" w:hAnsi="Consolas"/>
+          <w:sz w:val="17"/>
+          <w:lang w:val="es-MX"/>
+        </w:rPr>
+        <w:t>" \</w:t>
       </w:r>
       <w:r>
         <w:rPr>
@@ -4757,6 +6419,14 @@
           <w:lang w:val="es-MX"/>
         </w:rPr>
         <w:br/>
+      </w:r>
+      <w:r>
+        <w:rPr>
+          <w:rFonts w:ascii="Consolas" w:eastAsia="Consolas" w:hAnsi="Consolas"/>
+          <w:sz w:val="17"/>
+          <w:lang w:val="es-MX"/>
+        </w:rPr>
+        <w:lastRenderedPageBreak/>
         <w:t xml:space="preserve">  -d '{</w:t>
       </w:r>
       <w:r>
@@ -4766,7 +6436,25 @@
           <w:lang w:val="es-MX"/>
         </w:rPr>
         <w:br/>
-        <w:t xml:space="preserve">    "codigo_motivo_anulacion": "1",</w:t>
+        <w:t xml:space="preserve">    "</w:t>
+      </w:r>
+      <w:proofErr w:type="spellStart"/>
+      <w:r>
+        <w:rPr>
+          <w:rFonts w:ascii="Consolas" w:eastAsia="Consolas" w:hAnsi="Consolas"/>
+          <w:sz w:val="17"/>
+          <w:lang w:val="es-MX"/>
+        </w:rPr>
+        <w:t>codigo_motivo_anulacion</w:t>
+      </w:r>
+      <w:proofErr w:type="spellEnd"/>
+      <w:r>
+        <w:rPr>
+          <w:rFonts w:ascii="Consolas" w:eastAsia="Consolas" w:hAnsi="Consolas"/>
+          <w:sz w:val="17"/>
+          <w:lang w:val="es-MX"/>
+        </w:rPr>
+        <w:t>": "1",</w:t>
       </w:r>
       <w:r>
         <w:rPr>
@@ -4775,7 +6463,43 @@
           <w:lang w:val="es-MX"/>
         </w:rPr>
         <w:br/>
-        <w:t xml:space="preserve">    "descripcion_motivo": "Anulacion solicitada desde sistema externo"</w:t>
+        <w:t xml:space="preserve">    "</w:t>
+      </w:r>
+      <w:proofErr w:type="spellStart"/>
+      <w:r>
+        <w:rPr>
+          <w:rFonts w:ascii="Consolas" w:eastAsia="Consolas" w:hAnsi="Consolas"/>
+          <w:sz w:val="17"/>
+          <w:lang w:val="es-MX"/>
+        </w:rPr>
+        <w:t>descripcion_motivo</w:t>
+      </w:r>
+      <w:proofErr w:type="spellEnd"/>
+      <w:r>
+        <w:rPr>
+          <w:rFonts w:ascii="Consolas" w:eastAsia="Consolas" w:hAnsi="Consolas"/>
+          <w:sz w:val="17"/>
+          <w:lang w:val="es-MX"/>
+        </w:rPr>
+        <w:t>": "</w:t>
+      </w:r>
+      <w:proofErr w:type="spellStart"/>
+      <w:r>
+        <w:rPr>
+          <w:rFonts w:ascii="Consolas" w:eastAsia="Consolas" w:hAnsi="Consolas"/>
+          <w:sz w:val="17"/>
+          <w:lang w:val="es-MX"/>
+        </w:rPr>
+        <w:t>Anulacion</w:t>
+      </w:r>
+      <w:proofErr w:type="spellEnd"/>
+      <w:r>
+        <w:rPr>
+          <w:rFonts w:ascii="Consolas" w:eastAsia="Consolas" w:hAnsi="Consolas"/>
+          <w:sz w:val="17"/>
+          <w:lang w:val="es-MX"/>
+        </w:rPr>
+        <w:t xml:space="preserve"> solicitada desde sistema externo"</w:t>
       </w:r>
       <w:r>
         <w:rPr>
@@ -4812,7 +6536,23 @@
           <w:sz w:val="17"/>
         </w:rPr>
         <w:br/>
-        <w:t xml:space="preserve">  -H "Accept: application/json"</w:t>
+        <w:t xml:space="preserve">  -H "Accept: application/</w:t>
+      </w:r>
+      <w:proofErr w:type="spellStart"/>
+      <w:r>
+        <w:rPr>
+          <w:rFonts w:ascii="Consolas" w:eastAsia="Consolas" w:hAnsi="Consolas"/>
+          <w:sz w:val="17"/>
+        </w:rPr>
+        <w:t>json</w:t>
+      </w:r>
+      <w:proofErr w:type="spellEnd"/>
+      <w:r>
+        <w:rPr>
+          <w:rFonts w:ascii="Consolas" w:eastAsia="Consolas" w:hAnsi="Consolas"/>
+          <w:sz w:val="17"/>
+        </w:rPr>
+        <w:t>"</w:t>
       </w:r>
     </w:p>
     <w:p>
@@ -4820,8 +6560,21 @@
         <w:pStyle w:val="Ttulo1"/>
       </w:pPr>
       <w:r>
-        <w:t>9. Codigos de respuesta</w:t>
-      </w:r>
+        <w:t xml:space="preserve">9. </w:t>
+      </w:r>
+      <w:proofErr w:type="spellStart"/>
+      <w:r>
+        <w:t>Codigos</w:t>
+      </w:r>
+      <w:proofErr w:type="spellEnd"/>
+      <w:r>
+        <w:t xml:space="preserve"> de </w:t>
+      </w:r>
+      <w:proofErr w:type="spellStart"/>
+      <w:r>
+        <w:t>respuesta</w:t>
+      </w:r>
+      <w:proofErr w:type="spellEnd"/>
     </w:p>
     <w:tbl>
       <w:tblPr>
@@ -4875,6 +6628,7 @@
             <w:vAlign w:val="center"/>
           </w:tcPr>
           <w:p>
+            <w:proofErr w:type="spellStart"/>
             <w:r>
               <w:rPr>
                 <w:b/>
@@ -4882,6 +6636,7 @@
               </w:rPr>
               <w:t>Significado</w:t>
             </w:r>
+            <w:proofErr w:type="spellEnd"/>
           </w:p>
         </w:tc>
         <w:tc>
@@ -4902,8 +6657,17 @@
                 <w:b/>
                 <w:sz w:val="18"/>
               </w:rPr>
-              <w:t>Accion sugerida</w:t>
-            </w:r>
+              <w:t xml:space="preserve">Accion </w:t>
+            </w:r>
+            <w:proofErr w:type="spellStart"/>
+            <w:r>
+              <w:rPr>
+                <w:b/>
+                <w:sz w:val="18"/>
+              </w:rPr>
+              <w:t>sugerida</w:t>
+            </w:r>
+            <w:proofErr w:type="spellEnd"/>
           </w:p>
         </w:tc>
       </w:tr>
@@ -4947,7 +6711,35 @@
               <w:rPr>
                 <w:sz w:val="18"/>
               </w:rPr>
-              <w:t>Consulta o actualizacion correcta.</w:t>
+              <w:t xml:space="preserve">Consulta o </w:t>
+            </w:r>
+            <w:proofErr w:type="spellStart"/>
+            <w:r>
+              <w:rPr>
+                <w:sz w:val="18"/>
+              </w:rPr>
+              <w:t>actualizacion</w:t>
+            </w:r>
+            <w:proofErr w:type="spellEnd"/>
+            <w:r>
+              <w:rPr>
+                <w:sz w:val="18"/>
+              </w:rPr>
+              <w:t xml:space="preserve"> </w:t>
+            </w:r>
+            <w:proofErr w:type="spellStart"/>
+            <w:r>
+              <w:rPr>
+                <w:sz w:val="18"/>
+              </w:rPr>
+              <w:t>correcta</w:t>
+            </w:r>
+            <w:proofErr w:type="spellEnd"/>
+            <w:r>
+              <w:rPr>
+                <w:sz w:val="18"/>
+              </w:rPr>
+              <w:t>.</w:t>
             </w:r>
           </w:p>
         </w:tc>
@@ -4963,11 +6755,19 @@
             <w:vAlign w:val="center"/>
           </w:tcPr>
           <w:p>
-            <w:r>
-              <w:rPr>
-                <w:sz w:val="18"/>
-              </w:rPr>
-              <w:t>Procesar data.</w:t>
+            <w:proofErr w:type="spellStart"/>
+            <w:r>
+              <w:rPr>
+                <w:sz w:val="18"/>
+              </w:rPr>
+              <w:t>Procesar</w:t>
+            </w:r>
+            <w:proofErr w:type="spellEnd"/>
+            <w:r>
+              <w:rPr>
+                <w:sz w:val="18"/>
+              </w:rPr>
+              <w:t xml:space="preserve"> data.</w:t>
             </w:r>
           </w:p>
         </w:tc>
@@ -5044,7 +6844,55 @@
                 <w:sz w:val="18"/>
                 <w:lang w:val="es-MX"/>
               </w:rPr>
-              <w:t>Guardar id, numero_factura, cuf y codigo_recepcion si aplica.</w:t>
+              <w:t xml:space="preserve">Guardar id, </w:t>
+            </w:r>
+            <w:proofErr w:type="spellStart"/>
+            <w:r>
+              <w:rPr>
+                <w:sz w:val="18"/>
+                <w:lang w:val="es-MX"/>
+              </w:rPr>
+              <w:t>numero_factura</w:t>
+            </w:r>
+            <w:proofErr w:type="spellEnd"/>
+            <w:r>
+              <w:rPr>
+                <w:sz w:val="18"/>
+                <w:lang w:val="es-MX"/>
+              </w:rPr>
+              <w:t xml:space="preserve">, </w:t>
+            </w:r>
+            <w:proofErr w:type="spellStart"/>
+            <w:r>
+              <w:rPr>
+                <w:sz w:val="18"/>
+                <w:lang w:val="es-MX"/>
+              </w:rPr>
+              <w:t>cuf</w:t>
+            </w:r>
+            <w:proofErr w:type="spellEnd"/>
+            <w:r>
+              <w:rPr>
+                <w:sz w:val="18"/>
+                <w:lang w:val="es-MX"/>
+              </w:rPr>
+              <w:t xml:space="preserve"> y </w:t>
+            </w:r>
+            <w:proofErr w:type="spellStart"/>
+            <w:r>
+              <w:rPr>
+                <w:sz w:val="18"/>
+                <w:lang w:val="es-MX"/>
+              </w:rPr>
+              <w:t>codigo_recepcion</w:t>
+            </w:r>
+            <w:proofErr w:type="spellEnd"/>
+            <w:r>
+              <w:rPr>
+                <w:sz w:val="18"/>
+                <w:lang w:val="es-MX"/>
+              </w:rPr>
+              <w:t xml:space="preserve"> si aplica.</w:t>
             </w:r>
           </w:p>
         </w:tc>
@@ -5089,7 +6937,35 @@
               <w:rPr>
                 <w:sz w:val="18"/>
               </w:rPr>
-              <w:t>Token ausente o invalido.</w:t>
+              <w:t xml:space="preserve">Token </w:t>
+            </w:r>
+            <w:proofErr w:type="spellStart"/>
+            <w:r>
+              <w:rPr>
+                <w:sz w:val="18"/>
+              </w:rPr>
+              <w:t>ausente</w:t>
+            </w:r>
+            <w:proofErr w:type="spellEnd"/>
+            <w:r>
+              <w:rPr>
+                <w:sz w:val="18"/>
+              </w:rPr>
+              <w:t xml:space="preserve"> o </w:t>
+            </w:r>
+            <w:proofErr w:type="spellStart"/>
+            <w:r>
+              <w:rPr>
+                <w:sz w:val="18"/>
+              </w:rPr>
+              <w:t>invalido</w:t>
+            </w:r>
+            <w:proofErr w:type="spellEnd"/>
+            <w:r>
+              <w:rPr>
+                <w:sz w:val="18"/>
+              </w:rPr>
+              <w:t>.</w:t>
             </w:r>
           </w:p>
         </w:tc>
@@ -5105,11 +6981,19 @@
             <w:vAlign w:val="center"/>
           </w:tcPr>
           <w:p>
-            <w:r>
-              <w:rPr>
-                <w:sz w:val="18"/>
-              </w:rPr>
-              <w:t>Verificar header Authorization.</w:t>
+            <w:proofErr w:type="spellStart"/>
+            <w:r>
+              <w:rPr>
+                <w:sz w:val="18"/>
+              </w:rPr>
+              <w:t>Verificar</w:t>
+            </w:r>
+            <w:proofErr w:type="spellEnd"/>
+            <w:r>
+              <w:rPr>
+                <w:sz w:val="18"/>
+              </w:rPr>
+              <w:t xml:space="preserve"> header Authorization.</w:t>
             </w:r>
           </w:p>
         </w:tc>
@@ -5160,7 +7044,23 @@
                 <w:sz w:val="18"/>
                 <w:lang w:val="es-MX"/>
               </w:rPr>
-              <w:t>Token sin permiso para el endpoint.</w:t>
+              <w:t xml:space="preserve">Token sin permiso para el </w:t>
+            </w:r>
+            <w:proofErr w:type="spellStart"/>
+            <w:r>
+              <w:rPr>
+                <w:sz w:val="18"/>
+                <w:lang w:val="es-MX"/>
+              </w:rPr>
+              <w:t>endpoint</w:t>
+            </w:r>
+            <w:proofErr w:type="spellEnd"/>
+            <w:r>
+              <w:rPr>
+                <w:sz w:val="18"/>
+                <w:lang w:val="es-MX"/>
+              </w:rPr>
+              <w:t>.</w:t>
             </w:r>
           </w:p>
         </w:tc>
@@ -5231,7 +7131,21 @@
               <w:rPr>
                 <w:sz w:val="18"/>
               </w:rPr>
-              <w:t>Datos invalidos.</w:t>
+              <w:t xml:space="preserve">Datos </w:t>
+            </w:r>
+            <w:proofErr w:type="spellStart"/>
+            <w:r>
+              <w:rPr>
+                <w:sz w:val="18"/>
+              </w:rPr>
+              <w:t>invalidos</w:t>
+            </w:r>
+            <w:proofErr w:type="spellEnd"/>
+            <w:r>
+              <w:rPr>
+                <w:sz w:val="18"/>
+              </w:rPr>
+              <w:t>.</w:t>
             </w:r>
           </w:p>
         </w:tc>
@@ -5257,7 +7171,39 @@
                 <w:sz w:val="18"/>
                 <w:lang w:val="es-MX"/>
               </w:rPr>
-              <w:t>Revisar errores de validacion y corregir payload.</w:t>
+              <w:t xml:space="preserve">Revisar errores de </w:t>
+            </w:r>
+            <w:proofErr w:type="spellStart"/>
+            <w:r>
+              <w:rPr>
+                <w:sz w:val="18"/>
+                <w:lang w:val="es-MX"/>
+              </w:rPr>
+              <w:t>validacion</w:t>
+            </w:r>
+            <w:proofErr w:type="spellEnd"/>
+            <w:r>
+              <w:rPr>
+                <w:sz w:val="18"/>
+                <w:lang w:val="es-MX"/>
+              </w:rPr>
+              <w:t xml:space="preserve"> y corregir </w:t>
+            </w:r>
+            <w:proofErr w:type="spellStart"/>
+            <w:r>
+              <w:rPr>
+                <w:sz w:val="18"/>
+                <w:lang w:val="es-MX"/>
+              </w:rPr>
+              <w:t>payload</w:t>
+            </w:r>
+            <w:proofErr w:type="spellEnd"/>
+            <w:r>
+              <w:rPr>
+                <w:sz w:val="18"/>
+                <w:lang w:val="es-MX"/>
+              </w:rPr>
+              <w:t>.</w:t>
             </w:r>
           </w:p>
         </w:tc>
@@ -5302,7 +7248,21 @@
               <w:rPr>
                 <w:sz w:val="18"/>
               </w:rPr>
-              <w:t>Error no controlado.</w:t>
+              <w:t xml:space="preserve">Error no </w:t>
+            </w:r>
+            <w:proofErr w:type="spellStart"/>
+            <w:r>
+              <w:rPr>
+                <w:sz w:val="18"/>
+              </w:rPr>
+              <w:t>controlado</w:t>
+            </w:r>
+            <w:proofErr w:type="spellEnd"/>
+            <w:r>
+              <w:rPr>
+                <w:sz w:val="18"/>
+              </w:rPr>
+              <w:t>.</w:t>
             </w:r>
           </w:p>
         </w:tc>
@@ -5328,7 +7288,23 @@
                 <w:sz w:val="18"/>
                 <w:lang w:val="es-MX"/>
               </w:rPr>
-              <w:t>Reportar respuesta y referencia_externa usada.</w:t>
+              <w:t xml:space="preserve">Reportar respuesta y </w:t>
+            </w:r>
+            <w:proofErr w:type="spellStart"/>
+            <w:r>
+              <w:rPr>
+                <w:sz w:val="18"/>
+                <w:lang w:val="es-MX"/>
+              </w:rPr>
+              <w:t>referencia_externa</w:t>
+            </w:r>
+            <w:proofErr w:type="spellEnd"/>
+            <w:r>
+              <w:rPr>
+                <w:sz w:val="18"/>
+                <w:lang w:val="es-MX"/>
+              </w:rPr>
+              <w:t xml:space="preserve"> usada.</w:t>
             </w:r>
           </w:p>
         </w:tc>
@@ -5347,16 +7323,50 @@
         <w:pStyle w:val="Ttulo1"/>
       </w:pPr>
       <w:r>
-        <w:t>10. Flujo recomendado de integracion</w:t>
-      </w:r>
+        <w:t xml:space="preserve">10. </w:t>
+      </w:r>
+      <w:proofErr w:type="spellStart"/>
+      <w:r>
+        <w:t>Flujo</w:t>
+      </w:r>
+      <w:proofErr w:type="spellEnd"/>
+      <w:r>
+        <w:t xml:space="preserve"> </w:t>
+      </w:r>
+      <w:proofErr w:type="spellStart"/>
+      <w:r>
+        <w:t>recomendado</w:t>
+      </w:r>
+      <w:proofErr w:type="spellEnd"/>
+      <w:r>
+        <w:t xml:space="preserve"> de </w:t>
+      </w:r>
+      <w:proofErr w:type="spellStart"/>
+      <w:r>
+        <w:t>integracion</w:t>
+      </w:r>
+      <w:proofErr w:type="spellEnd"/>
     </w:p>
     <w:p>
       <w:pPr>
         <w:pStyle w:val="Listaconnmeros"/>
         <w:spacing w:after="80"/>
       </w:pPr>
-      <w:r>
-        <w:t>Consultar o registrar cliente.</w:t>
+      <w:proofErr w:type="spellStart"/>
+      <w:r>
+        <w:t>Consultar</w:t>
+      </w:r>
+      <w:proofErr w:type="spellEnd"/>
+      <w:r>
+        <w:t xml:space="preserve"> o registrar </w:t>
+      </w:r>
+      <w:proofErr w:type="spellStart"/>
+      <w:r>
+        <w:t>cliente</w:t>
+      </w:r>
+      <w:proofErr w:type="spellEnd"/>
+      <w:r>
+        <w:t>.</w:t>
       </w:r>
     </w:p>
     <w:p>
@@ -5371,8 +7381,21 @@
         <w:rPr>
           <w:lang w:val="es-MX"/>
         </w:rPr>
-        <w:lastRenderedPageBreak/>
-        <w:t>Consultar producto por codigo interno y tomar sus datos SIAT homologados.</w:t>
+        <w:t xml:space="preserve">Consultar producto por </w:t>
+      </w:r>
+      <w:proofErr w:type="spellStart"/>
+      <w:r>
+        <w:rPr>
+          <w:lang w:val="es-MX"/>
+        </w:rPr>
+        <w:t>codigo</w:t>
+      </w:r>
+      <w:proofErr w:type="spellEnd"/>
+      <w:r>
+        <w:rPr>
+          <w:lang w:val="es-MX"/>
+        </w:rPr>
+        <w:t xml:space="preserve"> interno y tomar sus datos SIAT homologados.</w:t>
       </w:r>
     </w:p>
     <w:p>
@@ -5387,7 +7410,49 @@
         <w:rPr>
           <w:lang w:val="es-MX"/>
         </w:rPr>
-        <w:t>Consultar /cufd/actual o llamar /cufd/asegurar antes de iniciar pruebas de emision.</w:t>
+        <w:t>Consultar /</w:t>
+      </w:r>
+      <w:proofErr w:type="spellStart"/>
+      <w:r>
+        <w:rPr>
+          <w:lang w:val="es-MX"/>
+        </w:rPr>
+        <w:t>cufd</w:t>
+      </w:r>
+      <w:proofErr w:type="spellEnd"/>
+      <w:r>
+        <w:rPr>
+          <w:lang w:val="es-MX"/>
+        </w:rPr>
+        <w:t>/actual o llamar /</w:t>
+      </w:r>
+      <w:proofErr w:type="spellStart"/>
+      <w:r>
+        <w:rPr>
+          <w:lang w:val="es-MX"/>
+        </w:rPr>
+        <w:t>cufd</w:t>
+      </w:r>
+      <w:proofErr w:type="spellEnd"/>
+      <w:r>
+        <w:rPr>
+          <w:lang w:val="es-MX"/>
+        </w:rPr>
+        <w:t xml:space="preserve">/asegurar antes de iniciar pruebas de </w:t>
+      </w:r>
+      <w:proofErr w:type="spellStart"/>
+      <w:r>
+        <w:rPr>
+          <w:lang w:val="es-MX"/>
+        </w:rPr>
+        <w:t>emision</w:t>
+      </w:r>
+      <w:proofErr w:type="spellEnd"/>
+      <w:r>
+        <w:rPr>
+          <w:lang w:val="es-MX"/>
+        </w:rPr>
+        <w:t>.</w:t>
       </w:r>
     </w:p>
     <w:p>
@@ -5417,7 +7482,63 @@
         <w:rPr>
           <w:lang w:val="es-MX"/>
         </w:rPr>
-        <w:t>Guardar en el sistema origen el id de factura, numero_factura, cuf, codigo_recepcion y estado_factura.</w:t>
+        <w:t xml:space="preserve">Guardar en el sistema origen el id de factura, </w:t>
+      </w:r>
+      <w:proofErr w:type="spellStart"/>
+      <w:r>
+        <w:rPr>
+          <w:lang w:val="es-MX"/>
+        </w:rPr>
+        <w:t>numero_factura</w:t>
+      </w:r>
+      <w:proofErr w:type="spellEnd"/>
+      <w:r>
+        <w:rPr>
+          <w:lang w:val="es-MX"/>
+        </w:rPr>
+        <w:t xml:space="preserve">, </w:t>
+      </w:r>
+      <w:proofErr w:type="spellStart"/>
+      <w:r>
+        <w:rPr>
+          <w:lang w:val="es-MX"/>
+        </w:rPr>
+        <w:t>cuf</w:t>
+      </w:r>
+      <w:proofErr w:type="spellEnd"/>
+      <w:r>
+        <w:rPr>
+          <w:lang w:val="es-MX"/>
+        </w:rPr>
+        <w:t xml:space="preserve">, </w:t>
+      </w:r>
+      <w:proofErr w:type="spellStart"/>
+      <w:r>
+        <w:rPr>
+          <w:lang w:val="es-MX"/>
+        </w:rPr>
+        <w:t>codigo_recepcion</w:t>
+      </w:r>
+      <w:proofErr w:type="spellEnd"/>
+      <w:r>
+        <w:rPr>
+          <w:lang w:val="es-MX"/>
+        </w:rPr>
+        <w:t xml:space="preserve"> y </w:t>
+      </w:r>
+      <w:proofErr w:type="spellStart"/>
+      <w:r>
+        <w:rPr>
+          <w:lang w:val="es-MX"/>
+        </w:rPr>
+        <w:t>estado_factura</w:t>
+      </w:r>
+      <w:proofErr w:type="spellEnd"/>
+      <w:r>
+        <w:rPr>
+          <w:lang w:val="es-MX"/>
+        </w:rPr>
+        <w:t>.</w:t>
       </w:r>
     </w:p>
     <w:p>
@@ -5427,8 +7548,33 @@
           <w:lang w:val="es-MX"/>
         </w:rPr>
       </w:pPr>
-      <w:r>
-        <w:t>Version: 2026-07-08. Documento para pruebas de integracion en ambiente piloto.</w:t>
+      <w:proofErr w:type="spellStart"/>
+      <w:r>
+        <w:rPr>
+          <w:lang w:val="es-MX"/>
+        </w:rPr>
+        <w:t>Version</w:t>
+      </w:r>
+      <w:proofErr w:type="spellEnd"/>
+      <w:r>
+        <w:rPr>
+          <w:lang w:val="es-MX"/>
+        </w:rPr>
+        <w:t xml:space="preserve">: 2026-07-08. Documento para pruebas de </w:t>
+      </w:r>
+      <w:proofErr w:type="spellStart"/>
+      <w:r>
+        <w:rPr>
+          <w:lang w:val="es-MX"/>
+        </w:rPr>
+        <w:t>integracion</w:t>
+      </w:r>
+      <w:proofErr w:type="spellEnd"/>
+      <w:r>
+        <w:rPr>
+          <w:lang w:val="es-MX"/>
+        </w:rPr>
+        <w:t xml:space="preserve"> en ambiente piloto.</w:t>
       </w:r>
     </w:p>
     <w:p>
@@ -5436,17 +7582,29 @@
         <w:pStyle w:val="Ttulo1"/>
       </w:pPr>
       <w:r>
-        <w:t>11. Metodos de pago</w:t>
-      </w:r>
+        <w:t xml:space="preserve">11. </w:t>
+      </w:r>
+      <w:proofErr w:type="spellStart"/>
+      <w:r>
+        <w:t>Metodos</w:t>
+      </w:r>
+      <w:proofErr w:type="spellEnd"/>
+      <w:r>
+        <w:t xml:space="preserve"> de </w:t>
+      </w:r>
+      <w:proofErr w:type="spellStart"/>
+      <w:r>
+        <w:t>pago</w:t>
+      </w:r>
+      <w:proofErr w:type="spellEnd"/>
     </w:p>
     <w:tbl>
       <w:tblPr>
         <w:tblStyle w:val="Tablaconcuadrcula"/>
-        <w:tblW w:type="dxa" w:w="9360"/>
+        <w:tblW w:w="9360" w:type="dxa"/>
         <w:jc w:val="center"/>
         <w:tblLayout w:type="fixed"/>
-        <w:tblLook w:firstColumn="1" w:firstRow="1" w:lastColumn="0" w:lastRow="0" w:noHBand="0" w:noVBand="1" w:val="04A0"/>
-        <w:tblInd w:w="120" w:type="dxa"/>
+        <w:tblLook w:val="04A0" w:firstRow="1" w:lastRow="0" w:firstColumn="1" w:lastColumn="0" w:noHBand="0" w:noVBand="1"/>
       </w:tblPr>
       <w:tblGrid>
         <w:gridCol w:w="1100"/>
@@ -5455,19 +7613,23 @@
         <w:gridCol w:w="3360"/>
       </w:tblGrid>
       <w:tr>
+        <w:trPr>
+          <w:jc w:val="center"/>
+        </w:trPr>
         <w:tc>
           <w:tcPr>
-            <w:tcW w:type="dxa" w:w="1100"/>
-            <w:shd w:fill="E8EEF5"/>
-            <w:vAlign w:val="center"/>
+            <w:tcW w:w="1100" w:type="dxa"/>
+            <w:shd w:val="clear" w:color="auto" w:fill="E8EEF5"/>
             <w:tcMar>
               <w:top w:w="80" w:type="dxa"/>
-              <w:start w:w="120" w:type="dxa"/>
+              <w:left w:w="120" w:type="dxa"/>
               <w:bottom w:w="80" w:type="dxa"/>
-              <w:end w:w="120" w:type="dxa"/>
+              <w:right w:w="120" w:type="dxa"/>
             </w:tcMar>
+            <w:vAlign w:val="center"/>
           </w:tcPr>
           <w:p>
+            <w:proofErr w:type="spellStart"/>
             <w:r>
               <w:rPr>
                 <w:b/>
@@ -5475,21 +7637,23 @@
               </w:rPr>
               <w:t>Codigo</w:t>
             </w:r>
+            <w:proofErr w:type="spellEnd"/>
           </w:p>
         </w:tc>
         <w:tc>
           <w:tcPr>
-            <w:tcW w:type="dxa" w:w="2200"/>
-            <w:shd w:fill="E8EEF5"/>
-            <w:vAlign w:val="center"/>
+            <w:tcW w:w="2200" w:type="dxa"/>
+            <w:shd w:val="clear" w:color="auto" w:fill="E8EEF5"/>
             <w:tcMar>
               <w:top w:w="80" w:type="dxa"/>
-              <w:start w:w="120" w:type="dxa"/>
+              <w:left w:w="120" w:type="dxa"/>
               <w:bottom w:w="80" w:type="dxa"/>
-              <w:end w:w="120" w:type="dxa"/>
+              <w:right w:w="120" w:type="dxa"/>
             </w:tcMar>
+            <w:vAlign w:val="center"/>
           </w:tcPr>
           <w:p>
+            <w:proofErr w:type="spellStart"/>
             <w:r>
               <w:rPr>
                 <w:b/>
@@ -5497,19 +7661,20 @@
               </w:rPr>
               <w:t>Metodo</w:t>
             </w:r>
+            <w:proofErr w:type="spellEnd"/>
           </w:p>
         </w:tc>
         <w:tc>
           <w:tcPr>
-            <w:tcW w:type="dxa" w:w="2700"/>
-            <w:shd w:fill="E8EEF5"/>
-            <w:vAlign w:val="center"/>
+            <w:tcW w:w="2700" w:type="dxa"/>
+            <w:shd w:val="clear" w:color="auto" w:fill="E8EEF5"/>
             <w:tcMar>
               <w:top w:w="80" w:type="dxa"/>
-              <w:start w:w="120" w:type="dxa"/>
+              <w:left w:w="120" w:type="dxa"/>
               <w:bottom w:w="80" w:type="dxa"/>
-              <w:end w:w="120" w:type="dxa"/>
+              <w:right w:w="120" w:type="dxa"/>
             </w:tcMar>
+            <w:vAlign w:val="center"/>
           </w:tcPr>
           <w:p>
             <w:r>
@@ -5517,23 +7682,33 @@
                 <w:b/>
                 <w:sz w:val="18"/>
               </w:rPr>
-              <w:t>Campos adicionales</w:t>
-            </w:r>
+              <w:t xml:space="preserve">Campos </w:t>
+            </w:r>
+            <w:proofErr w:type="spellStart"/>
+            <w:r>
+              <w:rPr>
+                <w:b/>
+                <w:sz w:val="18"/>
+              </w:rPr>
+              <w:t>adicionales</w:t>
+            </w:r>
+            <w:proofErr w:type="spellEnd"/>
           </w:p>
         </w:tc>
         <w:tc>
           <w:tcPr>
-            <w:tcW w:type="dxa" w:w="3360"/>
-            <w:shd w:fill="E8EEF5"/>
-            <w:vAlign w:val="center"/>
+            <w:tcW w:w="3360" w:type="dxa"/>
+            <w:shd w:val="clear" w:color="auto" w:fill="E8EEF5"/>
             <w:tcMar>
               <w:top w:w="80" w:type="dxa"/>
-              <w:start w:w="120" w:type="dxa"/>
+              <w:left w:w="120" w:type="dxa"/>
               <w:bottom w:w="80" w:type="dxa"/>
-              <w:end w:w="120" w:type="dxa"/>
+              <w:right w:w="120" w:type="dxa"/>
             </w:tcMar>
+            <w:vAlign w:val="center"/>
           </w:tcPr>
           <w:p>
+            <w:proofErr w:type="spellStart"/>
             <w:r>
               <w:rPr>
                 <w:b/>
@@ -5541,85 +7716,126 @@
               </w:rPr>
               <w:t>Observacion</w:t>
             </w:r>
+            <w:proofErr w:type="spellEnd"/>
           </w:p>
         </w:tc>
       </w:tr>
       <w:tr>
+        <w:trPr>
+          <w:jc w:val="center"/>
+        </w:trPr>
         <w:tc>
           <w:tcPr>
-            <w:tcW w:type="dxa" w:w="1100"/>
-            <w:vAlign w:val="center"/>
+            <w:tcW w:w="1100" w:type="dxa"/>
             <w:tcMar>
               <w:top w:w="80" w:type="dxa"/>
-              <w:start w:w="120" w:type="dxa"/>
+              <w:left w:w="120" w:type="dxa"/>
               <w:bottom w:w="80" w:type="dxa"/>
-              <w:end w:w="120" w:type="dxa"/>
+              <w:right w:w="120" w:type="dxa"/>
             </w:tcMar>
+            <w:vAlign w:val="center"/>
           </w:tcPr>
           <w:p>
             <w:r>
               <w:rPr>
                 <w:sz w:val="18"/>
               </w:rPr>
+              <w:lastRenderedPageBreak/>
               <w:t>1</w:t>
             </w:r>
           </w:p>
         </w:tc>
         <w:tc>
           <w:tcPr>
-            <w:tcW w:type="dxa" w:w="2200"/>
-            <w:vAlign w:val="center"/>
+            <w:tcW w:w="2200" w:type="dxa"/>
             <w:tcMar>
               <w:top w:w="80" w:type="dxa"/>
-              <w:start w:w="120" w:type="dxa"/>
+              <w:left w:w="120" w:type="dxa"/>
               <w:bottom w:w="80" w:type="dxa"/>
-              <w:end w:w="120" w:type="dxa"/>
+              <w:right w:w="120" w:type="dxa"/>
             </w:tcMar>
+            <w:vAlign w:val="center"/>
           </w:tcPr>
           <w:p>
+            <w:proofErr w:type="spellStart"/>
             <w:r>
               <w:rPr>
                 <w:sz w:val="18"/>
               </w:rPr>
               <w:t>Efectivo</w:t>
             </w:r>
+            <w:proofErr w:type="spellEnd"/>
           </w:p>
         </w:tc>
         <w:tc>
           <w:tcPr>
-            <w:tcW w:type="dxa" w:w="2700"/>
-            <w:vAlign w:val="center"/>
+            <w:tcW w:w="2700" w:type="dxa"/>
             <w:tcMar>
               <w:top w:w="80" w:type="dxa"/>
-              <w:start w:w="120" w:type="dxa"/>
+              <w:left w:w="120" w:type="dxa"/>
               <w:bottom w:w="80" w:type="dxa"/>
-              <w:end w:w="120" w:type="dxa"/>
+              <w:right w:w="120" w:type="dxa"/>
             </w:tcMar>
+            <w:vAlign w:val="center"/>
           </w:tcPr>
           <w:p>
             <w:r>
               <w:rPr>
                 <w:sz w:val="18"/>
               </w:rPr>
-              <w:t>No requiere campos adicionales.</w:t>
+              <w:t xml:space="preserve">No </w:t>
+            </w:r>
+            <w:proofErr w:type="spellStart"/>
+            <w:r>
+              <w:rPr>
+                <w:sz w:val="18"/>
+              </w:rPr>
+              <w:t>requiere</w:t>
+            </w:r>
+            <w:proofErr w:type="spellEnd"/>
+            <w:r>
+              <w:rPr>
+                <w:sz w:val="18"/>
+              </w:rPr>
+              <w:t xml:space="preserve"> campos </w:t>
+            </w:r>
+            <w:proofErr w:type="spellStart"/>
+            <w:r>
+              <w:rPr>
+                <w:sz w:val="18"/>
+              </w:rPr>
+              <w:t>adicionales</w:t>
+            </w:r>
+            <w:proofErr w:type="spellEnd"/>
+            <w:r>
+              <w:rPr>
+                <w:sz w:val="18"/>
+              </w:rPr>
+              <w:t>.</w:t>
             </w:r>
           </w:p>
         </w:tc>
         <w:tc>
           <w:tcPr>
-            <w:tcW w:type="dxa" w:w="3360"/>
-            <w:vAlign w:val="center"/>
+            <w:tcW w:w="3360" w:type="dxa"/>
             <w:tcMar>
               <w:top w:w="80" w:type="dxa"/>
-              <w:start w:w="120" w:type="dxa"/>
+              <w:left w:w="120" w:type="dxa"/>
               <w:bottom w:w="80" w:type="dxa"/>
-              <w:end w:w="120" w:type="dxa"/>
+              <w:right w:w="120" w:type="dxa"/>
             </w:tcMar>
+            <w:vAlign w:val="center"/>
           </w:tcPr>
           <w:p>
-            <w:r>
-              <w:rPr>
-                <w:sz w:val="18"/>
+            <w:pPr>
+              <w:rPr>
+                <w:lang w:val="es-MX"/>
+              </w:rPr>
+            </w:pPr>
+            <w:r>
+              <w:rPr>
+                <w:sz w:val="18"/>
+                <w:lang w:val="es-MX"/>
               </w:rPr>
               <w:t>Usar cuando el pago se realiza en efectivo.</w:t>
             </w:r>
@@ -5627,16 +7843,19 @@
         </w:tc>
       </w:tr>
       <w:tr>
+        <w:trPr>
+          <w:jc w:val="center"/>
+        </w:trPr>
         <w:tc>
           <w:tcPr>
-            <w:tcW w:type="dxa" w:w="1100"/>
-            <w:vAlign w:val="center"/>
+            <w:tcW w:w="1100" w:type="dxa"/>
             <w:tcMar>
               <w:top w:w="80" w:type="dxa"/>
-              <w:start w:w="120" w:type="dxa"/>
+              <w:left w:w="120" w:type="dxa"/>
               <w:bottom w:w="80" w:type="dxa"/>
-              <w:end w:w="120" w:type="dxa"/>
+              <w:right w:w="120" w:type="dxa"/>
             </w:tcMar>
+            <w:vAlign w:val="center"/>
           </w:tcPr>
           <w:p>
             <w:r>
@@ -5649,59 +7868,109 @@
         </w:tc>
         <w:tc>
           <w:tcPr>
-            <w:tcW w:type="dxa" w:w="2200"/>
-            <w:vAlign w:val="center"/>
+            <w:tcW w:w="2200" w:type="dxa"/>
             <w:tcMar>
               <w:top w:w="80" w:type="dxa"/>
-              <w:start w:w="120" w:type="dxa"/>
+              <w:left w:w="120" w:type="dxa"/>
               <w:bottom w:w="80" w:type="dxa"/>
-              <w:end w:w="120" w:type="dxa"/>
+              <w:right w:w="120" w:type="dxa"/>
             </w:tcMar>
+            <w:vAlign w:val="center"/>
           </w:tcPr>
           <w:p>
-            <w:r>
-              <w:rPr>
-                <w:sz w:val="18"/>
-              </w:rPr>
-              <w:t>Transferencia bancaria</w:t>
-            </w:r>
+            <w:proofErr w:type="spellStart"/>
+            <w:r>
+              <w:rPr>
+                <w:sz w:val="18"/>
+              </w:rPr>
+              <w:t>Transferencia</w:t>
+            </w:r>
+            <w:proofErr w:type="spellEnd"/>
+            <w:r>
+              <w:rPr>
+                <w:sz w:val="18"/>
+              </w:rPr>
+              <w:t xml:space="preserve"> </w:t>
+            </w:r>
+            <w:proofErr w:type="spellStart"/>
+            <w:r>
+              <w:rPr>
+                <w:sz w:val="18"/>
+              </w:rPr>
+              <w:t>bancaria</w:t>
+            </w:r>
+            <w:proofErr w:type="spellEnd"/>
           </w:p>
         </w:tc>
         <w:tc>
           <w:tcPr>
-            <w:tcW w:type="dxa" w:w="2700"/>
-            <w:vAlign w:val="center"/>
+            <w:tcW w:w="2700" w:type="dxa"/>
             <w:tcMar>
               <w:top w:w="80" w:type="dxa"/>
-              <w:start w:w="120" w:type="dxa"/>
+              <w:left w:w="120" w:type="dxa"/>
               <w:bottom w:w="80" w:type="dxa"/>
-              <w:end w:w="120" w:type="dxa"/>
+              <w:right w:w="120" w:type="dxa"/>
             </w:tcMar>
+            <w:vAlign w:val="center"/>
           </w:tcPr>
           <w:p>
             <w:r>
               <w:rPr>
                 <w:sz w:val="18"/>
               </w:rPr>
-              <w:t>No requiere numero_tarjeta.</w:t>
+              <w:t xml:space="preserve">No </w:t>
+            </w:r>
+            <w:proofErr w:type="spellStart"/>
+            <w:r>
+              <w:rPr>
+                <w:sz w:val="18"/>
+              </w:rPr>
+              <w:t>requiere</w:t>
+            </w:r>
+            <w:proofErr w:type="spellEnd"/>
+            <w:r>
+              <w:rPr>
+                <w:sz w:val="18"/>
+              </w:rPr>
+              <w:t xml:space="preserve"> </w:t>
+            </w:r>
+            <w:proofErr w:type="spellStart"/>
+            <w:r>
+              <w:rPr>
+                <w:sz w:val="18"/>
+              </w:rPr>
+              <w:t>numero_tarjeta</w:t>
+            </w:r>
+            <w:proofErr w:type="spellEnd"/>
+            <w:r>
+              <w:rPr>
+                <w:sz w:val="18"/>
+              </w:rPr>
+              <w:t>.</w:t>
             </w:r>
           </w:p>
         </w:tc>
         <w:tc>
           <w:tcPr>
-            <w:tcW w:type="dxa" w:w="3360"/>
-            <w:vAlign w:val="center"/>
+            <w:tcW w:w="3360" w:type="dxa"/>
             <w:tcMar>
               <w:top w:w="80" w:type="dxa"/>
-              <w:start w:w="120" w:type="dxa"/>
+              <w:left w:w="120" w:type="dxa"/>
               <w:bottom w:w="80" w:type="dxa"/>
-              <w:end w:w="120" w:type="dxa"/>
+              <w:right w:w="120" w:type="dxa"/>
             </w:tcMar>
+            <w:vAlign w:val="center"/>
           </w:tcPr>
           <w:p>
-            <w:r>
-              <w:rPr>
-                <w:sz w:val="18"/>
+            <w:pPr>
+              <w:rPr>
+                <w:lang w:val="es-MX"/>
+              </w:rPr>
+            </w:pPr>
+            <w:r>
+              <w:rPr>
+                <w:sz w:val="18"/>
+                <w:lang w:val="es-MX"/>
               </w:rPr>
               <w:t>Usar para pagos por transferencia.</w:t>
             </w:r>
@@ -5709,16 +7978,19 @@
         </w:tc>
       </w:tr>
       <w:tr>
+        <w:trPr>
+          <w:jc w:val="center"/>
+        </w:trPr>
         <w:tc>
           <w:tcPr>
-            <w:tcW w:type="dxa" w:w="1100"/>
-            <w:vAlign w:val="center"/>
+            <w:tcW w:w="1100" w:type="dxa"/>
             <w:tcMar>
               <w:top w:w="80" w:type="dxa"/>
-              <w:start w:w="120" w:type="dxa"/>
+              <w:left w:w="120" w:type="dxa"/>
               <w:bottom w:w="80" w:type="dxa"/>
-              <w:end w:w="120" w:type="dxa"/>
+              <w:right w:w="120" w:type="dxa"/>
             </w:tcMar>
+            <w:vAlign w:val="center"/>
           </w:tcPr>
           <w:p>
             <w:r>
@@ -5731,61 +8003,123 @@
         </w:tc>
         <w:tc>
           <w:tcPr>
-            <w:tcW w:type="dxa" w:w="2200"/>
-            <w:vAlign w:val="center"/>
+            <w:tcW w:w="2200" w:type="dxa"/>
             <w:tcMar>
               <w:top w:w="80" w:type="dxa"/>
-              <w:start w:w="120" w:type="dxa"/>
+              <w:left w:w="120" w:type="dxa"/>
               <w:bottom w:w="80" w:type="dxa"/>
-              <w:end w:w="120" w:type="dxa"/>
+              <w:right w:w="120" w:type="dxa"/>
             </w:tcMar>
+            <w:vAlign w:val="center"/>
           </w:tcPr>
           <w:p>
+            <w:proofErr w:type="spellStart"/>
             <w:r>
               <w:rPr>
                 <w:sz w:val="18"/>
               </w:rPr>
               <w:t>Tarjeta</w:t>
             </w:r>
+            <w:proofErr w:type="spellEnd"/>
           </w:p>
         </w:tc>
         <w:tc>
           <w:tcPr>
-            <w:tcW w:type="dxa" w:w="2700"/>
-            <w:vAlign w:val="center"/>
+            <w:tcW w:w="2700" w:type="dxa"/>
             <w:tcMar>
               <w:top w:w="80" w:type="dxa"/>
-              <w:start w:w="120" w:type="dxa"/>
+              <w:left w:w="120" w:type="dxa"/>
               <w:bottom w:w="80" w:type="dxa"/>
-              <w:end w:w="120" w:type="dxa"/>
+              <w:right w:w="120" w:type="dxa"/>
             </w:tcMar>
+            <w:vAlign w:val="center"/>
           </w:tcPr>
           <w:p>
-            <w:r>
-              <w:rPr>
-                <w:sz w:val="18"/>
-              </w:rPr>
-              <w:t>numero_tarjeta obligatorio.</w:t>
+            <w:proofErr w:type="spellStart"/>
+            <w:r>
+              <w:rPr>
+                <w:sz w:val="18"/>
+              </w:rPr>
+              <w:t>numero_tarjeta</w:t>
+            </w:r>
+            <w:proofErr w:type="spellEnd"/>
+            <w:r>
+              <w:rPr>
+                <w:sz w:val="18"/>
+              </w:rPr>
+              <w:t xml:space="preserve"> </w:t>
+            </w:r>
+            <w:proofErr w:type="spellStart"/>
+            <w:r>
+              <w:rPr>
+                <w:sz w:val="18"/>
+              </w:rPr>
+              <w:t>obligatorio</w:t>
+            </w:r>
+            <w:proofErr w:type="spellEnd"/>
+            <w:r>
+              <w:rPr>
+                <w:sz w:val="18"/>
+              </w:rPr>
+              <w:t>.</w:t>
             </w:r>
           </w:p>
         </w:tc>
         <w:tc>
           <w:tcPr>
-            <w:tcW w:type="dxa" w:w="3360"/>
-            <w:vAlign w:val="center"/>
+            <w:tcW w:w="3360" w:type="dxa"/>
             <w:tcMar>
               <w:top w:w="80" w:type="dxa"/>
-              <w:start w:w="120" w:type="dxa"/>
+              <w:left w:w="120" w:type="dxa"/>
               <w:bottom w:w="80" w:type="dxa"/>
-              <w:end w:w="120" w:type="dxa"/>
+              <w:right w:w="120" w:type="dxa"/>
             </w:tcMar>
+            <w:vAlign w:val="center"/>
           </w:tcPr>
           <w:p>
-            <w:r>
-              <w:rPr>
-                <w:sz w:val="18"/>
-              </w:rPr>
-              <w:t>Enviar solo los 4 primeros y 4 ultimos digitos de la tarjeta.</w:t>
+            <w:pPr>
+              <w:rPr>
+                <w:lang w:val="es-MX"/>
+              </w:rPr>
+            </w:pPr>
+            <w:r>
+              <w:rPr>
+                <w:sz w:val="18"/>
+                <w:lang w:val="es-MX"/>
+              </w:rPr>
+              <w:t xml:space="preserve">Enviar solo los 4 primeros y 4 </w:t>
+            </w:r>
+            <w:proofErr w:type="spellStart"/>
+            <w:r>
+              <w:rPr>
+                <w:sz w:val="18"/>
+                <w:lang w:val="es-MX"/>
+              </w:rPr>
+              <w:t>ultimos</w:t>
+            </w:r>
+            <w:proofErr w:type="spellEnd"/>
+            <w:r>
+              <w:rPr>
+                <w:sz w:val="18"/>
+                <w:lang w:val="es-MX"/>
+              </w:rPr>
+              <w:t xml:space="preserve"> </w:t>
+            </w:r>
+            <w:proofErr w:type="spellStart"/>
+            <w:r>
+              <w:rPr>
+                <w:sz w:val="18"/>
+                <w:lang w:val="es-MX"/>
+              </w:rPr>
+              <w:t>digitos</w:t>
+            </w:r>
+            <w:proofErr w:type="spellEnd"/>
+            <w:r>
+              <w:rPr>
+                <w:sz w:val="18"/>
+                <w:lang w:val="es-MX"/>
+              </w:rPr>
+              <w:t xml:space="preserve"> de la tarjeta.</w:t>
             </w:r>
           </w:p>
         </w:tc>
@@ -5794,14 +8128,23 @@
     <w:p>
       <w:pPr>
         <w:spacing w:after="40"/>
+        <w:rPr>
+          <w:lang w:val="es-MX"/>
+        </w:rPr>
       </w:pPr>
     </w:p>
     <w:p>
       <w:pPr>
         <w:pStyle w:val="Listaconvietas"/>
         <w:spacing w:after="80"/>
+        <w:rPr>
+          <w:lang w:val="es-MX"/>
+        </w:rPr>
       </w:pPr>
       <w:r>
+        <w:rPr>
+          <w:lang w:val="es-MX"/>
+        </w:rPr>
         <w:t>Para tarjeta no se debe enviar el numero completo real de la tarjeta.</w:t>
       </w:r>
     </w:p>
@@ -5809,18 +8152,967 @@
       <w:pPr>
         <w:pStyle w:val="Listaconvietas"/>
         <w:spacing w:after="80"/>
+        <w:rPr>
+          <w:lang w:val="es-MX"/>
+        </w:rPr>
       </w:pPr>
       <w:r>
-        <w:t>El campo numero_tarjeta puede enviarse como 8 digitos visibles, por ejemplo 12345678, o como formato enmascarado 1234000000005678.</w:t>
+        <w:rPr>
+          <w:lang w:val="es-MX"/>
+        </w:rPr>
+        <w:t xml:space="preserve">El campo </w:t>
+      </w:r>
+      <w:proofErr w:type="spellStart"/>
+      <w:r>
+        <w:rPr>
+          <w:lang w:val="es-MX"/>
+        </w:rPr>
+        <w:t>numero_tarjeta</w:t>
+      </w:r>
+      <w:proofErr w:type="spellEnd"/>
+      <w:r>
+        <w:rPr>
+          <w:lang w:val="es-MX"/>
+        </w:rPr>
+        <w:t xml:space="preserve"> puede enviarse como 8 </w:t>
+      </w:r>
+      <w:proofErr w:type="spellStart"/>
+      <w:r>
+        <w:rPr>
+          <w:lang w:val="es-MX"/>
+        </w:rPr>
+        <w:t>digitos</w:t>
+      </w:r>
+      <w:proofErr w:type="spellEnd"/>
+      <w:r>
+        <w:rPr>
+          <w:lang w:val="es-MX"/>
+        </w:rPr>
+        <w:t xml:space="preserve"> visibles, por ejemplo 12345678, o como formato enmascarado 1234000000005678.</w:t>
       </w:r>
     </w:p>
     <w:p>
       <w:pPr>
         <w:pStyle w:val="Listaconvietas"/>
         <w:spacing w:after="80"/>
+        <w:rPr>
+          <w:lang w:val="es-MX"/>
+        </w:rPr>
       </w:pPr>
       <w:r>
-        <w:t>Si se envia 12345678, el sistema lo normaliza internamente a 1234000000005678 para cumplir el formato SIAT.</w:t>
+        <w:rPr>
+          <w:lang w:val="es-MX"/>
+        </w:rPr>
+        <w:t xml:space="preserve">Si se </w:t>
+      </w:r>
+      <w:proofErr w:type="spellStart"/>
+      <w:r>
+        <w:rPr>
+          <w:lang w:val="es-MX"/>
+        </w:rPr>
+        <w:t>envia</w:t>
+      </w:r>
+      <w:proofErr w:type="spellEnd"/>
+      <w:r>
+        <w:rPr>
+          <w:lang w:val="es-MX"/>
+        </w:rPr>
+        <w:t xml:space="preserve"> 12345678, el sistema lo normaliza internamente a 1234000000005678 para cumplir el formato SIAT.</w:t>
+      </w:r>
+    </w:p>
+    <w:p>
+      <w:pPr>
+        <w:spacing w:after="160"/>
+        <w:rPr>
+          <w:lang w:val="es-MX"/>
+        </w:rPr>
+      </w:pPr>
+      <w:r>
+        <w:rPr>
+          <w:rFonts w:ascii="Consolas" w:eastAsia="Consolas" w:hAnsi="Consolas"/>
+          <w:sz w:val="17"/>
+          <w:lang w:val="es-MX"/>
+        </w:rPr>
+        <w:t>// Ejemplo: transferencia bancaria</w:t>
+      </w:r>
+      <w:r>
+        <w:rPr>
+          <w:rFonts w:ascii="Consolas" w:eastAsia="Consolas" w:hAnsi="Consolas"/>
+          <w:sz w:val="17"/>
+          <w:lang w:val="es-MX"/>
+        </w:rPr>
+        <w:br/>
+        <w:t>{</w:t>
+      </w:r>
+      <w:r>
+        <w:rPr>
+          <w:rFonts w:ascii="Consolas" w:eastAsia="Consolas" w:hAnsi="Consolas"/>
+          <w:sz w:val="17"/>
+          <w:lang w:val="es-MX"/>
+        </w:rPr>
+        <w:br/>
+        <w:t xml:space="preserve">  "</w:t>
+      </w:r>
+      <w:proofErr w:type="spellStart"/>
+      <w:r>
+        <w:rPr>
+          <w:rFonts w:ascii="Consolas" w:eastAsia="Consolas" w:hAnsi="Consolas"/>
+          <w:sz w:val="17"/>
+          <w:lang w:val="es-MX"/>
+        </w:rPr>
+        <w:t>cliente_id</w:t>
+      </w:r>
+      <w:proofErr w:type="spellEnd"/>
+      <w:r>
+        <w:rPr>
+          <w:rFonts w:ascii="Consolas" w:eastAsia="Consolas" w:hAnsi="Consolas"/>
+          <w:sz w:val="17"/>
+          <w:lang w:val="es-MX"/>
+        </w:rPr>
+        <w:t>": 65,</w:t>
+      </w:r>
+      <w:r>
+        <w:rPr>
+          <w:rFonts w:ascii="Consolas" w:eastAsia="Consolas" w:hAnsi="Consolas"/>
+          <w:sz w:val="17"/>
+          <w:lang w:val="es-MX"/>
+        </w:rPr>
+        <w:br/>
+        <w:t xml:space="preserve">  "</w:t>
+      </w:r>
+      <w:proofErr w:type="spellStart"/>
+      <w:r>
+        <w:rPr>
+          <w:rFonts w:ascii="Consolas" w:eastAsia="Consolas" w:hAnsi="Consolas"/>
+          <w:sz w:val="17"/>
+          <w:lang w:val="es-MX"/>
+        </w:rPr>
+        <w:t>codigo_metodo_pago</w:t>
+      </w:r>
+      <w:proofErr w:type="spellEnd"/>
+      <w:r>
+        <w:rPr>
+          <w:rFonts w:ascii="Consolas" w:eastAsia="Consolas" w:hAnsi="Consolas"/>
+          <w:sz w:val="17"/>
+          <w:lang w:val="es-MX"/>
+        </w:rPr>
+        <w:t>": "42",</w:t>
+      </w:r>
+      <w:r>
+        <w:rPr>
+          <w:rFonts w:ascii="Consolas" w:eastAsia="Consolas" w:hAnsi="Consolas"/>
+          <w:sz w:val="17"/>
+          <w:lang w:val="es-MX"/>
+        </w:rPr>
+        <w:br/>
+        <w:t xml:space="preserve">  "</w:t>
+      </w:r>
+      <w:proofErr w:type="spellStart"/>
+      <w:r>
+        <w:rPr>
+          <w:rFonts w:ascii="Consolas" w:eastAsia="Consolas" w:hAnsi="Consolas"/>
+          <w:sz w:val="17"/>
+          <w:lang w:val="es-MX"/>
+        </w:rPr>
+        <w:t>referencia_externa</w:t>
+      </w:r>
+      <w:proofErr w:type="spellEnd"/>
+      <w:r>
+        <w:rPr>
+          <w:rFonts w:ascii="Consolas" w:eastAsia="Consolas" w:hAnsi="Consolas"/>
+          <w:sz w:val="17"/>
+          <w:lang w:val="es-MX"/>
+        </w:rPr>
+        <w:t>": "ticket-transferencia-0001",</w:t>
+      </w:r>
+      <w:r>
+        <w:rPr>
+          <w:rFonts w:ascii="Consolas" w:eastAsia="Consolas" w:hAnsi="Consolas"/>
+          <w:sz w:val="17"/>
+          <w:lang w:val="es-MX"/>
+        </w:rPr>
+        <w:br/>
+        <w:t xml:space="preserve">  "origen": "</w:t>
+      </w:r>
+      <w:proofErr w:type="spellStart"/>
+      <w:r>
+        <w:rPr>
+          <w:rFonts w:ascii="Consolas" w:eastAsia="Consolas" w:hAnsi="Consolas"/>
+          <w:sz w:val="17"/>
+          <w:lang w:val="es-MX"/>
+        </w:rPr>
+        <w:t>integracion</w:t>
+      </w:r>
+      <w:proofErr w:type="spellEnd"/>
+      <w:r>
+        <w:rPr>
+          <w:rFonts w:ascii="Consolas" w:eastAsia="Consolas" w:hAnsi="Consolas"/>
+          <w:sz w:val="17"/>
+          <w:lang w:val="es-MX"/>
+        </w:rPr>
+        <w:t>",</w:t>
+      </w:r>
+      <w:r>
+        <w:rPr>
+          <w:rFonts w:ascii="Consolas" w:eastAsia="Consolas" w:hAnsi="Consolas"/>
+          <w:sz w:val="17"/>
+          <w:lang w:val="es-MX"/>
+        </w:rPr>
+        <w:br/>
+        <w:t xml:space="preserve">  "</w:t>
+      </w:r>
+      <w:proofErr w:type="spellStart"/>
+      <w:r>
+        <w:rPr>
+          <w:rFonts w:ascii="Consolas" w:eastAsia="Consolas" w:hAnsi="Consolas"/>
+          <w:sz w:val="17"/>
+          <w:lang w:val="es-MX"/>
+        </w:rPr>
+        <w:t>observacion</w:t>
+      </w:r>
+      <w:proofErr w:type="spellEnd"/>
+      <w:r>
+        <w:rPr>
+          <w:rFonts w:ascii="Consolas" w:eastAsia="Consolas" w:hAnsi="Consolas"/>
+          <w:sz w:val="17"/>
+          <w:lang w:val="es-MX"/>
+        </w:rPr>
+        <w:t>": "Pago por transferencia",</w:t>
+      </w:r>
+      <w:r>
+        <w:rPr>
+          <w:rFonts w:ascii="Consolas" w:eastAsia="Consolas" w:hAnsi="Consolas"/>
+          <w:sz w:val="17"/>
+          <w:lang w:val="es-MX"/>
+        </w:rPr>
+        <w:br/>
+        <w:t xml:space="preserve">  "detalles": [</w:t>
+      </w:r>
+      <w:r>
+        <w:rPr>
+          <w:rFonts w:ascii="Consolas" w:eastAsia="Consolas" w:hAnsi="Consolas"/>
+          <w:sz w:val="17"/>
+          <w:lang w:val="es-MX"/>
+        </w:rPr>
+        <w:br/>
+        <w:t xml:space="preserve">    {</w:t>
+      </w:r>
+      <w:r>
+        <w:rPr>
+          <w:rFonts w:ascii="Consolas" w:eastAsia="Consolas" w:hAnsi="Consolas"/>
+          <w:sz w:val="17"/>
+          <w:lang w:val="es-MX"/>
+        </w:rPr>
+        <w:br/>
+        <w:t xml:space="preserve">      "</w:t>
+      </w:r>
+      <w:proofErr w:type="spellStart"/>
+      <w:r>
+        <w:rPr>
+          <w:rFonts w:ascii="Consolas" w:eastAsia="Consolas" w:hAnsi="Consolas"/>
+          <w:sz w:val="17"/>
+          <w:lang w:val="es-MX"/>
+        </w:rPr>
+        <w:t>articulo_id</w:t>
+      </w:r>
+      <w:proofErr w:type="spellEnd"/>
+      <w:r>
+        <w:rPr>
+          <w:rFonts w:ascii="Consolas" w:eastAsia="Consolas" w:hAnsi="Consolas"/>
+          <w:sz w:val="17"/>
+          <w:lang w:val="es-MX"/>
+        </w:rPr>
+        <w:t>": 6,</w:t>
+      </w:r>
+      <w:r>
+        <w:rPr>
+          <w:rFonts w:ascii="Consolas" w:eastAsia="Consolas" w:hAnsi="Consolas"/>
+          <w:sz w:val="17"/>
+          <w:lang w:val="es-MX"/>
+        </w:rPr>
+        <w:br/>
+        <w:t xml:space="preserve">      "</w:t>
+      </w:r>
+      <w:proofErr w:type="spellStart"/>
+      <w:r>
+        <w:rPr>
+          <w:rFonts w:ascii="Consolas" w:eastAsia="Consolas" w:hAnsi="Consolas"/>
+          <w:sz w:val="17"/>
+          <w:lang w:val="es-MX"/>
+        </w:rPr>
+        <w:t>actividad_economica</w:t>
+      </w:r>
+      <w:proofErr w:type="spellEnd"/>
+      <w:r>
+        <w:rPr>
+          <w:rFonts w:ascii="Consolas" w:eastAsia="Consolas" w:hAnsi="Consolas"/>
+          <w:sz w:val="17"/>
+          <w:lang w:val="es-MX"/>
+        </w:rPr>
+        <w:t>": "5221400",</w:t>
+      </w:r>
+      <w:r>
+        <w:rPr>
+          <w:rFonts w:ascii="Consolas" w:eastAsia="Consolas" w:hAnsi="Consolas"/>
+          <w:sz w:val="17"/>
+          <w:lang w:val="es-MX"/>
+        </w:rPr>
+        <w:br/>
+        <w:t xml:space="preserve">      "</w:t>
+      </w:r>
+      <w:proofErr w:type="spellStart"/>
+      <w:r>
+        <w:rPr>
+          <w:rFonts w:ascii="Consolas" w:eastAsia="Consolas" w:hAnsi="Consolas"/>
+          <w:sz w:val="17"/>
+          <w:lang w:val="es-MX"/>
+        </w:rPr>
+        <w:t>codigo_producto_sin</w:t>
+      </w:r>
+      <w:proofErr w:type="spellEnd"/>
+      <w:r>
+        <w:rPr>
+          <w:rFonts w:ascii="Consolas" w:eastAsia="Consolas" w:hAnsi="Consolas"/>
+          <w:sz w:val="17"/>
+          <w:lang w:val="es-MX"/>
+        </w:rPr>
+        <w:t>": 1003755,</w:t>
+      </w:r>
+      <w:r>
+        <w:rPr>
+          <w:rFonts w:ascii="Consolas" w:eastAsia="Consolas" w:hAnsi="Consolas"/>
+          <w:sz w:val="17"/>
+          <w:lang w:val="es-MX"/>
+        </w:rPr>
+        <w:br/>
+        <w:t xml:space="preserve">      "</w:t>
+      </w:r>
+      <w:proofErr w:type="spellStart"/>
+      <w:r>
+        <w:rPr>
+          <w:rFonts w:ascii="Consolas" w:eastAsia="Consolas" w:hAnsi="Consolas"/>
+          <w:sz w:val="17"/>
+          <w:lang w:val="es-MX"/>
+        </w:rPr>
+        <w:t>codigo_producto</w:t>
+      </w:r>
+      <w:proofErr w:type="spellEnd"/>
+      <w:r>
+        <w:rPr>
+          <w:rFonts w:ascii="Consolas" w:eastAsia="Consolas" w:hAnsi="Consolas"/>
+          <w:sz w:val="17"/>
+          <w:lang w:val="es-MX"/>
+        </w:rPr>
+        <w:t>": "P3",</w:t>
+      </w:r>
+      <w:r>
+        <w:rPr>
+          <w:rFonts w:ascii="Consolas" w:eastAsia="Consolas" w:hAnsi="Consolas"/>
+          <w:sz w:val="17"/>
+          <w:lang w:val="es-MX"/>
+        </w:rPr>
+        <w:br/>
+        <w:t xml:space="preserve">      "</w:t>
+      </w:r>
+      <w:proofErr w:type="spellStart"/>
+      <w:r>
+        <w:rPr>
+          <w:rFonts w:ascii="Consolas" w:eastAsia="Consolas" w:hAnsi="Consolas"/>
+          <w:sz w:val="17"/>
+          <w:lang w:val="es-MX"/>
+        </w:rPr>
+        <w:t>descripcion</w:t>
+      </w:r>
+      <w:proofErr w:type="spellEnd"/>
+      <w:r>
+        <w:rPr>
+          <w:rFonts w:ascii="Consolas" w:eastAsia="Consolas" w:hAnsi="Consolas"/>
+          <w:sz w:val="17"/>
+          <w:lang w:val="es-MX"/>
+        </w:rPr>
+        <w:t>": "PARQUEO 61-120 MIN",</w:t>
+      </w:r>
+      <w:r>
+        <w:rPr>
+          <w:rFonts w:ascii="Consolas" w:eastAsia="Consolas" w:hAnsi="Consolas"/>
+          <w:sz w:val="17"/>
+          <w:lang w:val="es-MX"/>
+        </w:rPr>
+        <w:br/>
+        <w:t xml:space="preserve">      "cantidad": 1,</w:t>
+      </w:r>
+      <w:r>
+        <w:rPr>
+          <w:rFonts w:ascii="Consolas" w:eastAsia="Consolas" w:hAnsi="Consolas"/>
+          <w:sz w:val="17"/>
+          <w:lang w:val="es-MX"/>
+        </w:rPr>
+        <w:br/>
+        <w:t xml:space="preserve">      "</w:t>
+      </w:r>
+      <w:proofErr w:type="spellStart"/>
+      <w:r>
+        <w:rPr>
+          <w:rFonts w:ascii="Consolas" w:eastAsia="Consolas" w:hAnsi="Consolas"/>
+          <w:sz w:val="17"/>
+          <w:lang w:val="es-MX"/>
+        </w:rPr>
+        <w:t>unidad_medida</w:t>
+      </w:r>
+      <w:proofErr w:type="spellEnd"/>
+      <w:r>
+        <w:rPr>
+          <w:rFonts w:ascii="Consolas" w:eastAsia="Consolas" w:hAnsi="Consolas"/>
+          <w:sz w:val="17"/>
+          <w:lang w:val="es-MX"/>
+        </w:rPr>
+        <w:t>": 58,</w:t>
+      </w:r>
+      <w:r>
+        <w:rPr>
+          <w:rFonts w:ascii="Consolas" w:eastAsia="Consolas" w:hAnsi="Consolas"/>
+          <w:sz w:val="17"/>
+          <w:lang w:val="es-MX"/>
+        </w:rPr>
+        <w:br/>
+        <w:t xml:space="preserve">      "</w:t>
+      </w:r>
+      <w:proofErr w:type="spellStart"/>
+      <w:r>
+        <w:rPr>
+          <w:rFonts w:ascii="Consolas" w:eastAsia="Consolas" w:hAnsi="Consolas"/>
+          <w:sz w:val="17"/>
+          <w:lang w:val="es-MX"/>
+        </w:rPr>
+        <w:t>precio_unitario</w:t>
+      </w:r>
+      <w:proofErr w:type="spellEnd"/>
+      <w:r>
+        <w:rPr>
+          <w:rFonts w:ascii="Consolas" w:eastAsia="Consolas" w:hAnsi="Consolas"/>
+          <w:sz w:val="17"/>
+          <w:lang w:val="es-MX"/>
+        </w:rPr>
+        <w:t>": 15,</w:t>
+      </w:r>
+      <w:r>
+        <w:rPr>
+          <w:rFonts w:ascii="Consolas" w:eastAsia="Consolas" w:hAnsi="Consolas"/>
+          <w:sz w:val="17"/>
+          <w:lang w:val="es-MX"/>
+        </w:rPr>
+        <w:br/>
+        <w:t xml:space="preserve">      "</w:t>
+      </w:r>
+      <w:proofErr w:type="spellStart"/>
+      <w:r>
+        <w:rPr>
+          <w:rFonts w:ascii="Consolas" w:eastAsia="Consolas" w:hAnsi="Consolas"/>
+          <w:sz w:val="17"/>
+          <w:lang w:val="es-MX"/>
+        </w:rPr>
+        <w:t>monto_descuento</w:t>
+      </w:r>
+      <w:proofErr w:type="spellEnd"/>
+      <w:r>
+        <w:rPr>
+          <w:rFonts w:ascii="Consolas" w:eastAsia="Consolas" w:hAnsi="Consolas"/>
+          <w:sz w:val="17"/>
+          <w:lang w:val="es-MX"/>
+        </w:rPr>
+        <w:t>": 0</w:t>
+      </w:r>
+      <w:r>
+        <w:rPr>
+          <w:rFonts w:ascii="Consolas" w:eastAsia="Consolas" w:hAnsi="Consolas"/>
+          <w:sz w:val="17"/>
+          <w:lang w:val="es-MX"/>
+        </w:rPr>
+        <w:br/>
+        <w:t xml:space="preserve">    }</w:t>
+      </w:r>
+      <w:r>
+        <w:rPr>
+          <w:rFonts w:ascii="Consolas" w:eastAsia="Consolas" w:hAnsi="Consolas"/>
+          <w:sz w:val="17"/>
+          <w:lang w:val="es-MX"/>
+        </w:rPr>
+        <w:br/>
+        <w:t xml:space="preserve">  ]</w:t>
+      </w:r>
+      <w:r>
+        <w:rPr>
+          <w:rFonts w:ascii="Consolas" w:eastAsia="Consolas" w:hAnsi="Consolas"/>
+          <w:sz w:val="17"/>
+          <w:lang w:val="es-MX"/>
+        </w:rPr>
+        <w:br/>
+        <w:t>}</w:t>
+      </w:r>
+    </w:p>
+    <w:p>
+      <w:pPr>
+        <w:spacing w:after="160"/>
+        <w:rPr>
+          <w:lang w:val="es-MX"/>
+        </w:rPr>
+      </w:pPr>
+      <w:r>
+        <w:rPr>
+          <w:rFonts w:ascii="Consolas" w:eastAsia="Consolas" w:hAnsi="Consolas"/>
+          <w:sz w:val="17"/>
+          <w:lang w:val="es-MX"/>
+        </w:rPr>
+        <w:t>// Ejemplo: tarjeta</w:t>
+      </w:r>
+      <w:r>
+        <w:rPr>
+          <w:rFonts w:ascii="Consolas" w:eastAsia="Consolas" w:hAnsi="Consolas"/>
+          <w:sz w:val="17"/>
+          <w:lang w:val="es-MX"/>
+        </w:rPr>
+        <w:br/>
+        <w:t>{</w:t>
+      </w:r>
+      <w:r>
+        <w:rPr>
+          <w:rFonts w:ascii="Consolas" w:eastAsia="Consolas" w:hAnsi="Consolas"/>
+          <w:sz w:val="17"/>
+          <w:lang w:val="es-MX"/>
+        </w:rPr>
+        <w:br/>
+        <w:t xml:space="preserve">  "</w:t>
+      </w:r>
+      <w:proofErr w:type="spellStart"/>
+      <w:r>
+        <w:rPr>
+          <w:rFonts w:ascii="Consolas" w:eastAsia="Consolas" w:hAnsi="Consolas"/>
+          <w:sz w:val="17"/>
+          <w:lang w:val="es-MX"/>
+        </w:rPr>
+        <w:t>cliente_id</w:t>
+      </w:r>
+      <w:proofErr w:type="spellEnd"/>
+      <w:r>
+        <w:rPr>
+          <w:rFonts w:ascii="Consolas" w:eastAsia="Consolas" w:hAnsi="Consolas"/>
+          <w:sz w:val="17"/>
+          <w:lang w:val="es-MX"/>
+        </w:rPr>
+        <w:t>": 65,</w:t>
+      </w:r>
+      <w:r>
+        <w:rPr>
+          <w:rFonts w:ascii="Consolas" w:eastAsia="Consolas" w:hAnsi="Consolas"/>
+          <w:sz w:val="17"/>
+          <w:lang w:val="es-MX"/>
+        </w:rPr>
+        <w:br/>
+        <w:t xml:space="preserve">  "</w:t>
+      </w:r>
+      <w:proofErr w:type="spellStart"/>
+      <w:r>
+        <w:rPr>
+          <w:rFonts w:ascii="Consolas" w:eastAsia="Consolas" w:hAnsi="Consolas"/>
+          <w:sz w:val="17"/>
+          <w:lang w:val="es-MX"/>
+        </w:rPr>
+        <w:t>codigo_metodo_pago</w:t>
+      </w:r>
+      <w:proofErr w:type="spellEnd"/>
+      <w:r>
+        <w:rPr>
+          <w:rFonts w:ascii="Consolas" w:eastAsia="Consolas" w:hAnsi="Consolas"/>
+          <w:sz w:val="17"/>
+          <w:lang w:val="es-MX"/>
+        </w:rPr>
+        <w:t>": "2",</w:t>
+      </w:r>
+      <w:r>
+        <w:rPr>
+          <w:rFonts w:ascii="Consolas" w:eastAsia="Consolas" w:hAnsi="Consolas"/>
+          <w:sz w:val="17"/>
+          <w:lang w:val="es-MX"/>
+        </w:rPr>
+        <w:br/>
+        <w:t xml:space="preserve">  "</w:t>
+      </w:r>
+      <w:proofErr w:type="spellStart"/>
+      <w:r>
+        <w:rPr>
+          <w:rFonts w:ascii="Consolas" w:eastAsia="Consolas" w:hAnsi="Consolas"/>
+          <w:sz w:val="17"/>
+          <w:lang w:val="es-MX"/>
+        </w:rPr>
+        <w:t>numero_tarjeta</w:t>
+      </w:r>
+      <w:proofErr w:type="spellEnd"/>
+      <w:r>
+        <w:rPr>
+          <w:rFonts w:ascii="Consolas" w:eastAsia="Consolas" w:hAnsi="Consolas"/>
+          <w:sz w:val="17"/>
+          <w:lang w:val="es-MX"/>
+        </w:rPr>
+        <w:t>": "12345678",</w:t>
+      </w:r>
+      <w:r>
+        <w:rPr>
+          <w:rFonts w:ascii="Consolas" w:eastAsia="Consolas" w:hAnsi="Consolas"/>
+          <w:sz w:val="17"/>
+          <w:lang w:val="es-MX"/>
+        </w:rPr>
+        <w:br/>
+        <w:t xml:space="preserve">  "</w:t>
+      </w:r>
+      <w:proofErr w:type="spellStart"/>
+      <w:r>
+        <w:rPr>
+          <w:rFonts w:ascii="Consolas" w:eastAsia="Consolas" w:hAnsi="Consolas"/>
+          <w:sz w:val="17"/>
+          <w:lang w:val="es-MX"/>
+        </w:rPr>
+        <w:t>referencia_externa</w:t>
+      </w:r>
+      <w:proofErr w:type="spellEnd"/>
+      <w:r>
+        <w:rPr>
+          <w:rFonts w:ascii="Consolas" w:eastAsia="Consolas" w:hAnsi="Consolas"/>
+          <w:sz w:val="17"/>
+          <w:lang w:val="es-MX"/>
+        </w:rPr>
+        <w:t>": "ticket-tarjeta-0001",</w:t>
+      </w:r>
+      <w:r>
+        <w:rPr>
+          <w:rFonts w:ascii="Consolas" w:eastAsia="Consolas" w:hAnsi="Consolas"/>
+          <w:sz w:val="17"/>
+          <w:lang w:val="es-MX"/>
+        </w:rPr>
+        <w:br/>
+        <w:t xml:space="preserve">  "origen": "</w:t>
+      </w:r>
+      <w:proofErr w:type="spellStart"/>
+      <w:r>
+        <w:rPr>
+          <w:rFonts w:ascii="Consolas" w:eastAsia="Consolas" w:hAnsi="Consolas"/>
+          <w:sz w:val="17"/>
+          <w:lang w:val="es-MX"/>
+        </w:rPr>
+        <w:t>integracion</w:t>
+      </w:r>
+      <w:proofErr w:type="spellEnd"/>
+      <w:r>
+        <w:rPr>
+          <w:rFonts w:ascii="Consolas" w:eastAsia="Consolas" w:hAnsi="Consolas"/>
+          <w:sz w:val="17"/>
+          <w:lang w:val="es-MX"/>
+        </w:rPr>
+        <w:t>",</w:t>
+      </w:r>
+      <w:r>
+        <w:rPr>
+          <w:rFonts w:ascii="Consolas" w:eastAsia="Consolas" w:hAnsi="Consolas"/>
+          <w:sz w:val="17"/>
+          <w:lang w:val="es-MX"/>
+        </w:rPr>
+        <w:br/>
+        <w:t xml:space="preserve">  "</w:t>
+      </w:r>
+      <w:proofErr w:type="spellStart"/>
+      <w:r>
+        <w:rPr>
+          <w:rFonts w:ascii="Consolas" w:eastAsia="Consolas" w:hAnsi="Consolas"/>
+          <w:sz w:val="17"/>
+          <w:lang w:val="es-MX"/>
+        </w:rPr>
+        <w:t>observacion</w:t>
+      </w:r>
+      <w:proofErr w:type="spellEnd"/>
+      <w:r>
+        <w:rPr>
+          <w:rFonts w:ascii="Consolas" w:eastAsia="Consolas" w:hAnsi="Consolas"/>
+          <w:sz w:val="17"/>
+          <w:lang w:val="es-MX"/>
+        </w:rPr>
+        <w:t>": "Pago con tarjeta",</w:t>
+      </w:r>
+      <w:r>
+        <w:rPr>
+          <w:rFonts w:ascii="Consolas" w:eastAsia="Consolas" w:hAnsi="Consolas"/>
+          <w:sz w:val="17"/>
+          <w:lang w:val="es-MX"/>
+        </w:rPr>
+        <w:br/>
+        <w:t xml:space="preserve">  "detalles": [</w:t>
+      </w:r>
+      <w:r>
+        <w:rPr>
+          <w:rFonts w:ascii="Consolas" w:eastAsia="Consolas" w:hAnsi="Consolas"/>
+          <w:sz w:val="17"/>
+          <w:lang w:val="es-MX"/>
+        </w:rPr>
+        <w:br/>
+        <w:t xml:space="preserve">    {</w:t>
+      </w:r>
+      <w:r>
+        <w:rPr>
+          <w:rFonts w:ascii="Consolas" w:eastAsia="Consolas" w:hAnsi="Consolas"/>
+          <w:sz w:val="17"/>
+          <w:lang w:val="es-MX"/>
+        </w:rPr>
+        <w:br/>
+        <w:t xml:space="preserve">      "</w:t>
+      </w:r>
+      <w:proofErr w:type="spellStart"/>
+      <w:r>
+        <w:rPr>
+          <w:rFonts w:ascii="Consolas" w:eastAsia="Consolas" w:hAnsi="Consolas"/>
+          <w:sz w:val="17"/>
+          <w:lang w:val="es-MX"/>
+        </w:rPr>
+        <w:t>articulo_id</w:t>
+      </w:r>
+      <w:proofErr w:type="spellEnd"/>
+      <w:r>
+        <w:rPr>
+          <w:rFonts w:ascii="Consolas" w:eastAsia="Consolas" w:hAnsi="Consolas"/>
+          <w:sz w:val="17"/>
+          <w:lang w:val="es-MX"/>
+        </w:rPr>
+        <w:t>": 6,</w:t>
+      </w:r>
+      <w:r>
+        <w:rPr>
+          <w:rFonts w:ascii="Consolas" w:eastAsia="Consolas" w:hAnsi="Consolas"/>
+          <w:sz w:val="17"/>
+          <w:lang w:val="es-MX"/>
+        </w:rPr>
+        <w:br/>
+        <w:t xml:space="preserve">      "</w:t>
+      </w:r>
+      <w:proofErr w:type="spellStart"/>
+      <w:r>
+        <w:rPr>
+          <w:rFonts w:ascii="Consolas" w:eastAsia="Consolas" w:hAnsi="Consolas"/>
+          <w:sz w:val="17"/>
+          <w:lang w:val="es-MX"/>
+        </w:rPr>
+        <w:t>actividad_economica</w:t>
+      </w:r>
+      <w:proofErr w:type="spellEnd"/>
+      <w:r>
+        <w:rPr>
+          <w:rFonts w:ascii="Consolas" w:eastAsia="Consolas" w:hAnsi="Consolas"/>
+          <w:sz w:val="17"/>
+          <w:lang w:val="es-MX"/>
+        </w:rPr>
+        <w:t>": "5221400",</w:t>
+      </w:r>
+      <w:r>
+        <w:rPr>
+          <w:rFonts w:ascii="Consolas" w:eastAsia="Consolas" w:hAnsi="Consolas"/>
+          <w:sz w:val="17"/>
+          <w:lang w:val="es-MX"/>
+        </w:rPr>
+        <w:br/>
+        <w:t xml:space="preserve">      "</w:t>
+      </w:r>
+      <w:proofErr w:type="spellStart"/>
+      <w:r>
+        <w:rPr>
+          <w:rFonts w:ascii="Consolas" w:eastAsia="Consolas" w:hAnsi="Consolas"/>
+          <w:sz w:val="17"/>
+          <w:lang w:val="es-MX"/>
+        </w:rPr>
+        <w:t>codigo_producto_sin</w:t>
+      </w:r>
+      <w:proofErr w:type="spellEnd"/>
+      <w:r>
+        <w:rPr>
+          <w:rFonts w:ascii="Consolas" w:eastAsia="Consolas" w:hAnsi="Consolas"/>
+          <w:sz w:val="17"/>
+          <w:lang w:val="es-MX"/>
+        </w:rPr>
+        <w:t>": 1003755,</w:t>
+      </w:r>
+      <w:r>
+        <w:rPr>
+          <w:rFonts w:ascii="Consolas" w:eastAsia="Consolas" w:hAnsi="Consolas"/>
+          <w:sz w:val="17"/>
+          <w:lang w:val="es-MX"/>
+        </w:rPr>
+        <w:br/>
+      </w:r>
+      <w:r>
+        <w:rPr>
+          <w:rFonts w:ascii="Consolas" w:eastAsia="Consolas" w:hAnsi="Consolas"/>
+          <w:sz w:val="17"/>
+          <w:lang w:val="es-MX"/>
+        </w:rPr>
+        <w:lastRenderedPageBreak/>
+        <w:t xml:space="preserve">      "</w:t>
+      </w:r>
+      <w:proofErr w:type="spellStart"/>
+      <w:r>
+        <w:rPr>
+          <w:rFonts w:ascii="Consolas" w:eastAsia="Consolas" w:hAnsi="Consolas"/>
+          <w:sz w:val="17"/>
+          <w:lang w:val="es-MX"/>
+        </w:rPr>
+        <w:t>codigo_producto</w:t>
+      </w:r>
+      <w:proofErr w:type="spellEnd"/>
+      <w:r>
+        <w:rPr>
+          <w:rFonts w:ascii="Consolas" w:eastAsia="Consolas" w:hAnsi="Consolas"/>
+          <w:sz w:val="17"/>
+          <w:lang w:val="es-MX"/>
+        </w:rPr>
+        <w:t>": "P3",</w:t>
+      </w:r>
+      <w:r>
+        <w:rPr>
+          <w:rFonts w:ascii="Consolas" w:eastAsia="Consolas" w:hAnsi="Consolas"/>
+          <w:sz w:val="17"/>
+          <w:lang w:val="es-MX"/>
+        </w:rPr>
+        <w:br/>
+        <w:t xml:space="preserve">      "</w:t>
+      </w:r>
+      <w:proofErr w:type="spellStart"/>
+      <w:r>
+        <w:rPr>
+          <w:rFonts w:ascii="Consolas" w:eastAsia="Consolas" w:hAnsi="Consolas"/>
+          <w:sz w:val="17"/>
+          <w:lang w:val="es-MX"/>
+        </w:rPr>
+        <w:t>descripcion</w:t>
+      </w:r>
+      <w:proofErr w:type="spellEnd"/>
+      <w:r>
+        <w:rPr>
+          <w:rFonts w:ascii="Consolas" w:eastAsia="Consolas" w:hAnsi="Consolas"/>
+          <w:sz w:val="17"/>
+          <w:lang w:val="es-MX"/>
+        </w:rPr>
+        <w:t>": "PARQUEO 61-120 MIN",</w:t>
+      </w:r>
+      <w:r>
+        <w:rPr>
+          <w:rFonts w:ascii="Consolas" w:eastAsia="Consolas" w:hAnsi="Consolas"/>
+          <w:sz w:val="17"/>
+          <w:lang w:val="es-MX"/>
+        </w:rPr>
+        <w:br/>
+        <w:t xml:space="preserve">      "cantidad": 1,</w:t>
+      </w:r>
+      <w:r>
+        <w:rPr>
+          <w:rFonts w:ascii="Consolas" w:eastAsia="Consolas" w:hAnsi="Consolas"/>
+          <w:sz w:val="17"/>
+          <w:lang w:val="es-MX"/>
+        </w:rPr>
+        <w:br/>
+        <w:t xml:space="preserve">      "</w:t>
+      </w:r>
+      <w:proofErr w:type="spellStart"/>
+      <w:r>
+        <w:rPr>
+          <w:rFonts w:ascii="Consolas" w:eastAsia="Consolas" w:hAnsi="Consolas"/>
+          <w:sz w:val="17"/>
+          <w:lang w:val="es-MX"/>
+        </w:rPr>
+        <w:t>unidad_medida</w:t>
+      </w:r>
+      <w:proofErr w:type="spellEnd"/>
+      <w:r>
+        <w:rPr>
+          <w:rFonts w:ascii="Consolas" w:eastAsia="Consolas" w:hAnsi="Consolas"/>
+          <w:sz w:val="17"/>
+          <w:lang w:val="es-MX"/>
+        </w:rPr>
+        <w:t>": 58,</w:t>
+      </w:r>
+      <w:r>
+        <w:rPr>
+          <w:rFonts w:ascii="Consolas" w:eastAsia="Consolas" w:hAnsi="Consolas"/>
+          <w:sz w:val="17"/>
+          <w:lang w:val="es-MX"/>
+        </w:rPr>
+        <w:br/>
+        <w:t xml:space="preserve">      "</w:t>
+      </w:r>
+      <w:proofErr w:type="spellStart"/>
+      <w:r>
+        <w:rPr>
+          <w:rFonts w:ascii="Consolas" w:eastAsia="Consolas" w:hAnsi="Consolas"/>
+          <w:sz w:val="17"/>
+          <w:lang w:val="es-MX"/>
+        </w:rPr>
+        <w:t>precio_unitario</w:t>
+      </w:r>
+      <w:proofErr w:type="spellEnd"/>
+      <w:r>
+        <w:rPr>
+          <w:rFonts w:ascii="Consolas" w:eastAsia="Consolas" w:hAnsi="Consolas"/>
+          <w:sz w:val="17"/>
+          <w:lang w:val="es-MX"/>
+        </w:rPr>
+        <w:t>": 15,</w:t>
+      </w:r>
+      <w:r>
+        <w:rPr>
+          <w:rFonts w:ascii="Consolas" w:eastAsia="Consolas" w:hAnsi="Consolas"/>
+          <w:sz w:val="17"/>
+          <w:lang w:val="es-MX"/>
+        </w:rPr>
+        <w:br/>
+        <w:t xml:space="preserve">      "</w:t>
+      </w:r>
+      <w:proofErr w:type="spellStart"/>
+      <w:r>
+        <w:rPr>
+          <w:rFonts w:ascii="Consolas" w:eastAsia="Consolas" w:hAnsi="Consolas"/>
+          <w:sz w:val="17"/>
+          <w:lang w:val="es-MX"/>
+        </w:rPr>
+        <w:t>monto_descuento</w:t>
+      </w:r>
+      <w:proofErr w:type="spellEnd"/>
+      <w:r>
+        <w:rPr>
+          <w:rFonts w:ascii="Consolas" w:eastAsia="Consolas" w:hAnsi="Consolas"/>
+          <w:sz w:val="17"/>
+          <w:lang w:val="es-MX"/>
+        </w:rPr>
+        <w:t>": 0</w:t>
+      </w:r>
+      <w:r>
+        <w:rPr>
+          <w:rFonts w:ascii="Consolas" w:eastAsia="Consolas" w:hAnsi="Consolas"/>
+          <w:sz w:val="17"/>
+          <w:lang w:val="es-MX"/>
+        </w:rPr>
+        <w:br/>
+        <w:t xml:space="preserve">    }</w:t>
+      </w:r>
+      <w:r>
+        <w:rPr>
+          <w:rFonts w:ascii="Consolas" w:eastAsia="Consolas" w:hAnsi="Consolas"/>
+          <w:sz w:val="17"/>
+          <w:lang w:val="es-MX"/>
+        </w:rPr>
+        <w:br/>
+        <w:t xml:space="preserve">  ]</w:t>
+      </w:r>
+      <w:r>
+        <w:rPr>
+          <w:rFonts w:ascii="Consolas" w:eastAsia="Consolas" w:hAnsi="Consolas"/>
+          <w:sz w:val="17"/>
+          <w:lang w:val="es-MX"/>
+        </w:rPr>
+        <w:br/>
+        <w:t>}</w:t>
       </w:r>
     </w:p>
     <w:p>
@@ -5829,142 +9121,153 @@
       </w:pPr>
       <w:r>
         <w:rPr>
-          <w:rFonts w:ascii="Consolas" w:hAnsi="Consolas" w:eastAsia="Consolas"/>
-          <w:sz w:val="17"/>
-        </w:rPr>
-        <w:t>// Ejemplo: transferencia bancaria</w:t>
-        <w:br/>
-        <w:t>{</w:t>
-        <w:br/>
-        <w:t xml:space="preserve">  "cliente_id": 65,</w:t>
-        <w:br/>
-        <w:t xml:space="preserve">  "codigo_metodo_pago": "42",</w:t>
-        <w:br/>
-        <w:t xml:space="preserve">  "referencia_externa": "ticket-transferencia-0001",</w:t>
-        <w:br/>
-        <w:t xml:space="preserve">  "origen": "integracion",</w:t>
-        <w:br/>
-        <w:t xml:space="preserve">  "observacion": "Pago por transferencia",</w:t>
-        <w:br/>
-        <w:t xml:space="preserve">  "detalles": [</w:t>
-        <w:br/>
-        <w:t xml:space="preserve">    {</w:t>
-        <w:br/>
-        <w:t xml:space="preserve">      "articulo_id": 6,</w:t>
-        <w:br/>
-        <w:t xml:space="preserve">      "actividad_economica": "5221400",</w:t>
-        <w:br/>
-        <w:t xml:space="preserve">      "codigo_producto_sin": 1003755,</w:t>
-        <w:br/>
-        <w:t xml:space="preserve">      "codigo_producto": "P3",</w:t>
-        <w:br/>
-        <w:t xml:space="preserve">      "descripcion": "PARQUEO 61-120 MIN",</w:t>
-        <w:br/>
-        <w:t xml:space="preserve">      "cantidad": 1,</w:t>
-        <w:br/>
-        <w:t xml:space="preserve">      "unidad_medida": 58,</w:t>
-        <w:br/>
-        <w:t xml:space="preserve">      "precio_unitario": 15,</w:t>
-        <w:br/>
-        <w:t xml:space="preserve">      "monto_descuento": 0</w:t>
-        <w:br/>
-        <w:t xml:space="preserve">    }</w:t>
-        <w:br/>
-        <w:t xml:space="preserve">  ]</w:t>
-        <w:br/>
-        <w:t>}</w:t>
-      </w:r>
-    </w:p>
-    <w:p>
-      <w:pPr>
-        <w:spacing w:after="160"/>
-      </w:pPr>
-      <w:r>
-        <w:rPr>
-          <w:rFonts w:ascii="Consolas" w:hAnsi="Consolas" w:eastAsia="Consolas"/>
-          <w:sz w:val="17"/>
-        </w:rPr>
-        <w:t>// Ejemplo: tarjeta</w:t>
-        <w:br/>
-        <w:t>{</w:t>
-        <w:br/>
-        <w:t xml:space="preserve">  "cliente_id": 65,</w:t>
-        <w:br/>
-        <w:t xml:space="preserve">  "codigo_metodo_pago": "2",</w:t>
-        <w:br/>
-        <w:t xml:space="preserve">  "numero_tarjeta": "12345678",</w:t>
-        <w:br/>
-        <w:t xml:space="preserve">  "referencia_externa": "ticket-tarjeta-0001",</w:t>
-        <w:br/>
-        <w:t xml:space="preserve">  "origen": "integracion",</w:t>
-        <w:br/>
-        <w:t xml:space="preserve">  "observacion": "Pago con tarjeta",</w:t>
-        <w:br/>
-        <w:t xml:space="preserve">  "detalles": [</w:t>
-        <w:br/>
-        <w:t xml:space="preserve">    {</w:t>
-        <w:br/>
-        <w:t xml:space="preserve">      "articulo_id": 6,</w:t>
-        <w:br/>
-        <w:t xml:space="preserve">      "actividad_economica": "5221400",</w:t>
-        <w:br/>
-        <w:t xml:space="preserve">      "codigo_producto_sin": 1003755,</w:t>
-        <w:br/>
-        <w:t xml:space="preserve">      "codigo_producto": "P3",</w:t>
-        <w:br/>
-        <w:t xml:space="preserve">      "descripcion": "PARQUEO 61-120 MIN",</w:t>
-        <w:br/>
-        <w:t xml:space="preserve">      "cantidad": 1,</w:t>
-        <w:br/>
-        <w:t xml:space="preserve">      "unidad_medida": 58,</w:t>
-        <w:br/>
-        <w:t xml:space="preserve">      "precio_unitario": 15,</w:t>
-        <w:br/>
-        <w:t xml:space="preserve">      "monto_descuento": 0</w:t>
-        <w:br/>
-        <w:t xml:space="preserve">    }</w:t>
-        <w:br/>
-        <w:t xml:space="preserve">  ]</w:t>
-        <w:br/>
-        <w:t>}</w:t>
-      </w:r>
-    </w:p>
-    <w:p>
-      <w:pPr>
-        <w:spacing w:after="160"/>
-      </w:pPr>
-      <w:r>
-        <w:rPr>
-          <w:rFonts w:ascii="Consolas" w:hAnsi="Consolas" w:eastAsia="Consolas"/>
-          <w:sz w:val="17"/>
-        </w:rPr>
-        <w:t>curl -X POST "https://parqueo.proyectosr23w7.com/api/integracion/facturas" \</w:t>
+          <w:rFonts w:ascii="Consolas" w:eastAsia="Consolas" w:hAnsi="Consolas"/>
+          <w:sz w:val="17"/>
+        </w:rPr>
+        <w:t>curl -X POST "https://parqueo.proyectosr23w7.com/</w:t>
+      </w:r>
+      <w:proofErr w:type="spellStart"/>
+      <w:r>
+        <w:rPr>
+          <w:rFonts w:ascii="Consolas" w:eastAsia="Consolas" w:hAnsi="Consolas"/>
+          <w:sz w:val="17"/>
+        </w:rPr>
+        <w:t>api</w:t>
+      </w:r>
+      <w:proofErr w:type="spellEnd"/>
+      <w:r>
+        <w:rPr>
+          <w:rFonts w:ascii="Consolas" w:eastAsia="Consolas" w:hAnsi="Consolas"/>
+          <w:sz w:val="17"/>
+        </w:rPr>
+        <w:t>/</w:t>
+      </w:r>
+      <w:proofErr w:type="spellStart"/>
+      <w:r>
+        <w:rPr>
+          <w:rFonts w:ascii="Consolas" w:eastAsia="Consolas" w:hAnsi="Consolas"/>
+          <w:sz w:val="17"/>
+        </w:rPr>
+        <w:t>integracion</w:t>
+      </w:r>
+      <w:proofErr w:type="spellEnd"/>
+      <w:r>
+        <w:rPr>
+          <w:rFonts w:ascii="Consolas" w:eastAsia="Consolas" w:hAnsi="Consolas"/>
+          <w:sz w:val="17"/>
+        </w:rPr>
+        <w:t>/facturas" \</w:t>
+      </w:r>
+      <w:r>
+        <w:rPr>
+          <w:rFonts w:ascii="Consolas" w:eastAsia="Consolas" w:hAnsi="Consolas"/>
+          <w:sz w:val="17"/>
+        </w:rPr>
         <w:br/>
         <w:t xml:space="preserve">  -H "Authorization: Bearer &lt;TOKEN_ASIGNADO&gt;" \</w:t>
+      </w:r>
+      <w:r>
+        <w:rPr>
+          <w:rFonts w:ascii="Consolas" w:eastAsia="Consolas" w:hAnsi="Consolas"/>
+          <w:sz w:val="17"/>
+        </w:rPr>
         <w:br/>
-        <w:t xml:space="preserve">  -H "Accept: application/json" \</w:t>
+        <w:t xml:space="preserve">  -H "Accept: application/</w:t>
+      </w:r>
+      <w:proofErr w:type="spellStart"/>
+      <w:r>
+        <w:rPr>
+          <w:rFonts w:ascii="Consolas" w:eastAsia="Consolas" w:hAnsi="Consolas"/>
+          <w:sz w:val="17"/>
+        </w:rPr>
+        <w:t>json</w:t>
+      </w:r>
+      <w:proofErr w:type="spellEnd"/>
+      <w:r>
+        <w:rPr>
+          <w:rFonts w:ascii="Consolas" w:eastAsia="Consolas" w:hAnsi="Consolas"/>
+          <w:sz w:val="17"/>
+        </w:rPr>
+        <w:t>" \</w:t>
+      </w:r>
+      <w:r>
+        <w:rPr>
+          <w:rFonts w:ascii="Consolas" w:eastAsia="Consolas" w:hAnsi="Consolas"/>
+          <w:sz w:val="17"/>
+        </w:rPr>
         <w:br/>
-        <w:t xml:space="preserve">  -H "Content-Type: application/json" \</w:t>
+        <w:t xml:space="preserve">  -H "Content-Type: application/</w:t>
+      </w:r>
+      <w:proofErr w:type="spellStart"/>
+      <w:r>
+        <w:rPr>
+          <w:rFonts w:ascii="Consolas" w:eastAsia="Consolas" w:hAnsi="Consolas"/>
+          <w:sz w:val="17"/>
+        </w:rPr>
+        <w:t>json</w:t>
+      </w:r>
+      <w:proofErr w:type="spellEnd"/>
+      <w:r>
+        <w:rPr>
+          <w:rFonts w:ascii="Consolas" w:eastAsia="Consolas" w:hAnsi="Consolas"/>
+          <w:sz w:val="17"/>
+        </w:rPr>
+        <w:t>" \</w:t>
+      </w:r>
+      <w:r>
+        <w:rPr>
+          <w:rFonts w:ascii="Consolas" w:eastAsia="Consolas" w:hAnsi="Consolas"/>
+          <w:sz w:val="17"/>
+        </w:rPr>
         <w:br/>
-        <w:t xml:space="preserve">  -d @factura.json</w:t>
-      </w:r>
+        <w:t xml:space="preserve">  -d @</w:t>
+      </w:r>
+      <w:proofErr w:type="gramStart"/>
+      <w:r>
+        <w:rPr>
+          <w:rFonts w:ascii="Consolas" w:eastAsia="Consolas" w:hAnsi="Consolas"/>
+          <w:sz w:val="17"/>
+        </w:rPr>
+        <w:t>factura.json</w:t>
+      </w:r>
+      <w:proofErr w:type="gramEnd"/>
     </w:p>
     <w:p>
       <w:pPr>
         <w:pStyle w:val="Ttulo1"/>
       </w:pPr>
       <w:r>
-        <w:t>12. Tipos de documento de identidad</w:t>
-      </w:r>
+        <w:t xml:space="preserve">12. </w:t>
+      </w:r>
+      <w:proofErr w:type="spellStart"/>
+      <w:r>
+        <w:t>Tipos</w:t>
+      </w:r>
+      <w:proofErr w:type="spellEnd"/>
+      <w:r>
+        <w:t xml:space="preserve"> de </w:t>
+      </w:r>
+      <w:proofErr w:type="spellStart"/>
+      <w:r>
+        <w:t>documento</w:t>
+      </w:r>
+      <w:proofErr w:type="spellEnd"/>
+      <w:r>
+        <w:t xml:space="preserve"> de </w:t>
+      </w:r>
+      <w:proofErr w:type="spellStart"/>
+      <w:r>
+        <w:t>identidad</w:t>
+      </w:r>
+      <w:proofErr w:type="spellEnd"/>
     </w:p>
     <w:tbl>
       <w:tblPr>
         <w:tblStyle w:val="Tablaconcuadrcula"/>
-        <w:tblW w:type="dxa" w:w="9360"/>
+        <w:tblW w:w="9360" w:type="dxa"/>
         <w:jc w:val="center"/>
         <w:tblLayout w:type="fixed"/>
-        <w:tblLook w:firstColumn="1" w:firstRow="1" w:lastColumn="0" w:lastRow="0" w:noHBand="0" w:noVBand="1" w:val="04A0"/>
-        <w:tblInd w:w="120" w:type="dxa"/>
+        <w:tblLook w:val="04A0" w:firstRow="1" w:lastRow="0" w:firstColumn="1" w:lastColumn="0" w:noHBand="0" w:noVBand="1"/>
       </w:tblPr>
       <w:tblGrid>
         <w:gridCol w:w="1200"/>
@@ -5972,19 +9275,23 @@
         <w:gridCol w:w="4660"/>
       </w:tblGrid>
       <w:tr>
+        <w:trPr>
+          <w:jc w:val="center"/>
+        </w:trPr>
         <w:tc>
           <w:tcPr>
-            <w:tcW w:type="dxa" w:w="1200"/>
-            <w:shd w:fill="E8EEF5"/>
-            <w:vAlign w:val="center"/>
+            <w:tcW w:w="1200" w:type="dxa"/>
+            <w:shd w:val="clear" w:color="auto" w:fill="E8EEF5"/>
             <w:tcMar>
               <w:top w:w="80" w:type="dxa"/>
-              <w:start w:w="120" w:type="dxa"/>
+              <w:left w:w="120" w:type="dxa"/>
               <w:bottom w:w="80" w:type="dxa"/>
-              <w:end w:w="120" w:type="dxa"/>
+              <w:right w:w="120" w:type="dxa"/>
             </w:tcMar>
+            <w:vAlign w:val="center"/>
           </w:tcPr>
           <w:p>
+            <w:proofErr w:type="spellStart"/>
             <w:r>
               <w:rPr>
                 <w:b/>
@@ -5992,21 +9299,23 @@
               </w:rPr>
               <w:t>Codigo</w:t>
             </w:r>
+            <w:proofErr w:type="spellEnd"/>
           </w:p>
         </w:tc>
         <w:tc>
           <w:tcPr>
-            <w:tcW w:type="dxa" w:w="3500"/>
-            <w:shd w:fill="E8EEF5"/>
-            <w:vAlign w:val="center"/>
+            <w:tcW w:w="3500" w:type="dxa"/>
+            <w:shd w:val="clear" w:color="auto" w:fill="E8EEF5"/>
             <w:tcMar>
               <w:top w:w="80" w:type="dxa"/>
-              <w:start w:w="120" w:type="dxa"/>
+              <w:left w:w="120" w:type="dxa"/>
               <w:bottom w:w="80" w:type="dxa"/>
-              <w:end w:w="120" w:type="dxa"/>
+              <w:right w:w="120" w:type="dxa"/>
             </w:tcMar>
+            <w:vAlign w:val="center"/>
           </w:tcPr>
           <w:p>
+            <w:proofErr w:type="spellStart"/>
             <w:r>
               <w:rPr>
                 <w:b/>
@@ -6014,19 +9323,20 @@
               </w:rPr>
               <w:t>Documento</w:t>
             </w:r>
+            <w:proofErr w:type="spellEnd"/>
           </w:p>
         </w:tc>
         <w:tc>
           <w:tcPr>
-            <w:tcW w:type="dxa" w:w="4660"/>
-            <w:shd w:fill="E8EEF5"/>
-            <w:vAlign w:val="center"/>
+            <w:tcW w:w="4660" w:type="dxa"/>
+            <w:shd w:val="clear" w:color="auto" w:fill="E8EEF5"/>
             <w:tcMar>
               <w:top w:w="80" w:type="dxa"/>
-              <w:start w:w="120" w:type="dxa"/>
+              <w:left w:w="120" w:type="dxa"/>
               <w:bottom w:w="80" w:type="dxa"/>
-              <w:end w:w="120" w:type="dxa"/>
+              <w:right w:w="120" w:type="dxa"/>
             </w:tcMar>
+            <w:vAlign w:val="center"/>
           </w:tcPr>
           <w:p>
             <w:r>
@@ -6034,22 +9344,34 @@
                 <w:b/>
                 <w:sz w:val="18"/>
               </w:rPr>
-              <w:t>Uso recomendado</w:t>
-            </w:r>
+              <w:t xml:space="preserve">Uso </w:t>
+            </w:r>
+            <w:proofErr w:type="spellStart"/>
+            <w:r>
+              <w:rPr>
+                <w:b/>
+                <w:sz w:val="18"/>
+              </w:rPr>
+              <w:t>recomendado</w:t>
+            </w:r>
+            <w:proofErr w:type="spellEnd"/>
           </w:p>
         </w:tc>
       </w:tr>
       <w:tr>
+        <w:trPr>
+          <w:jc w:val="center"/>
+        </w:trPr>
         <w:tc>
           <w:tcPr>
-            <w:tcW w:type="dxa" w:w="1200"/>
-            <w:vAlign w:val="center"/>
+            <w:tcW w:w="1200" w:type="dxa"/>
             <w:tcMar>
               <w:top w:w="80" w:type="dxa"/>
-              <w:start w:w="120" w:type="dxa"/>
+              <w:left w:w="120" w:type="dxa"/>
               <w:bottom w:w="80" w:type="dxa"/>
-              <w:end w:w="120" w:type="dxa"/>
+              <w:right w:w="120" w:type="dxa"/>
             </w:tcMar>
+            <w:vAlign w:val="center"/>
           </w:tcPr>
           <w:p>
             <w:r>
@@ -6062,56 +9384,89 @@
         </w:tc>
         <w:tc>
           <w:tcPr>
-            <w:tcW w:type="dxa" w:w="3500"/>
-            <w:vAlign w:val="center"/>
+            <w:tcW w:w="3500" w:type="dxa"/>
             <w:tcMar>
               <w:top w:w="80" w:type="dxa"/>
-              <w:start w:w="120" w:type="dxa"/>
+              <w:left w:w="120" w:type="dxa"/>
               <w:bottom w:w="80" w:type="dxa"/>
-              <w:end w:w="120" w:type="dxa"/>
+              <w:right w:w="120" w:type="dxa"/>
             </w:tcMar>
+            <w:vAlign w:val="center"/>
           </w:tcPr>
           <w:p>
             <w:r>
               <w:rPr>
                 <w:sz w:val="18"/>
               </w:rPr>
-              <w:t>Cedula de identidad</w:t>
-            </w:r>
+              <w:t xml:space="preserve">Cedula de </w:t>
+            </w:r>
+            <w:proofErr w:type="spellStart"/>
+            <w:r>
+              <w:rPr>
+                <w:sz w:val="18"/>
+              </w:rPr>
+              <w:t>identidad</w:t>
+            </w:r>
+            <w:proofErr w:type="spellEnd"/>
           </w:p>
         </w:tc>
         <w:tc>
           <w:tcPr>
-            <w:tcW w:type="dxa" w:w="4660"/>
-            <w:vAlign w:val="center"/>
+            <w:tcW w:w="4660" w:type="dxa"/>
             <w:tcMar>
               <w:top w:w="80" w:type="dxa"/>
-              <w:start w:w="120" w:type="dxa"/>
+              <w:left w:w="120" w:type="dxa"/>
               <w:bottom w:w="80" w:type="dxa"/>
-              <w:end w:w="120" w:type="dxa"/>
+              <w:right w:w="120" w:type="dxa"/>
             </w:tcMar>
+            <w:vAlign w:val="center"/>
           </w:tcPr>
           <w:p>
-            <w:r>
-              <w:rPr>
-                <w:sz w:val="18"/>
-              </w:rPr>
-              <w:t>Clientes con CI nacional.</w:t>
+            <w:proofErr w:type="spellStart"/>
+            <w:r>
+              <w:rPr>
+                <w:sz w:val="18"/>
+              </w:rPr>
+              <w:t>Clientes</w:t>
+            </w:r>
+            <w:proofErr w:type="spellEnd"/>
+            <w:r>
+              <w:rPr>
+                <w:sz w:val="18"/>
+              </w:rPr>
+              <w:t xml:space="preserve"> con CI </w:t>
+            </w:r>
+            <w:proofErr w:type="spellStart"/>
+            <w:r>
+              <w:rPr>
+                <w:sz w:val="18"/>
+              </w:rPr>
+              <w:t>nacional</w:t>
+            </w:r>
+            <w:proofErr w:type="spellEnd"/>
+            <w:r>
+              <w:rPr>
+                <w:sz w:val="18"/>
+              </w:rPr>
+              <w:t>.</w:t>
             </w:r>
           </w:p>
         </w:tc>
       </w:tr>
       <w:tr>
+        <w:trPr>
+          <w:jc w:val="center"/>
+        </w:trPr>
         <w:tc>
           <w:tcPr>
-            <w:tcW w:type="dxa" w:w="1200"/>
-            <w:vAlign w:val="center"/>
+            <w:tcW w:w="1200" w:type="dxa"/>
             <w:tcMar>
               <w:top w:w="80" w:type="dxa"/>
-              <w:start w:w="120" w:type="dxa"/>
+              <w:left w:w="120" w:type="dxa"/>
               <w:bottom w:w="80" w:type="dxa"/>
-              <w:end w:w="120" w:type="dxa"/>
+              <w:right w:w="120" w:type="dxa"/>
             </w:tcMar>
+            <w:vAlign w:val="center"/>
           </w:tcPr>
           <w:p>
             <w:r>
@@ -6124,19 +9479,25 @@
         </w:tc>
         <w:tc>
           <w:tcPr>
-            <w:tcW w:type="dxa" w:w="3500"/>
-            <w:vAlign w:val="center"/>
+            <w:tcW w:w="3500" w:type="dxa"/>
             <w:tcMar>
               <w:top w:w="80" w:type="dxa"/>
-              <w:start w:w="120" w:type="dxa"/>
+              <w:left w:w="120" w:type="dxa"/>
               <w:bottom w:w="80" w:type="dxa"/>
-              <w:end w:w="120" w:type="dxa"/>
+              <w:right w:w="120" w:type="dxa"/>
             </w:tcMar>
+            <w:vAlign w:val="center"/>
           </w:tcPr>
           <w:p>
-            <w:r>
-              <w:rPr>
-                <w:sz w:val="18"/>
+            <w:pPr>
+              <w:rPr>
+                <w:lang w:val="es-MX"/>
+              </w:rPr>
+            </w:pPr>
+            <w:r>
+              <w:rPr>
+                <w:sz w:val="18"/>
+                <w:lang w:val="es-MX"/>
               </w:rPr>
               <w:t>Cedula de identidad de extranjero</w:t>
             </w:r>
@@ -6144,19 +9505,25 @@
         </w:tc>
         <w:tc>
           <w:tcPr>
-            <w:tcW w:type="dxa" w:w="4660"/>
-            <w:vAlign w:val="center"/>
+            <w:tcW w:w="4660" w:type="dxa"/>
             <w:tcMar>
               <w:top w:w="80" w:type="dxa"/>
-              <w:start w:w="120" w:type="dxa"/>
+              <w:left w:w="120" w:type="dxa"/>
               <w:bottom w:w="80" w:type="dxa"/>
-              <w:end w:w="120" w:type="dxa"/>
+              <w:right w:w="120" w:type="dxa"/>
             </w:tcMar>
+            <w:vAlign w:val="center"/>
           </w:tcPr>
           <w:p>
-            <w:r>
-              <w:rPr>
-                <w:sz w:val="18"/>
+            <w:pPr>
+              <w:rPr>
+                <w:lang w:val="es-MX"/>
+              </w:rPr>
+            </w:pPr>
+            <w:r>
+              <w:rPr>
+                <w:sz w:val="18"/>
+                <w:lang w:val="es-MX"/>
               </w:rPr>
               <w:t>Clientes extranjeros con documento emitido en Bolivia.</w:t>
             </w:r>
@@ -6164,16 +9531,19 @@
         </w:tc>
       </w:tr>
       <w:tr>
+        <w:trPr>
+          <w:jc w:val="center"/>
+        </w:trPr>
         <w:tc>
           <w:tcPr>
-            <w:tcW w:type="dxa" w:w="1200"/>
-            <w:vAlign w:val="center"/>
+            <w:tcW w:w="1200" w:type="dxa"/>
             <w:tcMar>
               <w:top w:w="80" w:type="dxa"/>
-              <w:start w:w="120" w:type="dxa"/>
+              <w:left w:w="120" w:type="dxa"/>
               <w:bottom w:w="80" w:type="dxa"/>
-              <w:end w:w="120" w:type="dxa"/>
+              <w:right w:w="120" w:type="dxa"/>
             </w:tcMar>
+            <w:vAlign w:val="center"/>
           </w:tcPr>
           <w:p>
             <w:r>
@@ -6186,56 +9556,111 @@
         </w:tc>
         <w:tc>
           <w:tcPr>
-            <w:tcW w:type="dxa" w:w="3500"/>
-            <w:vAlign w:val="center"/>
+            <w:tcW w:w="3500" w:type="dxa"/>
             <w:tcMar>
               <w:top w:w="80" w:type="dxa"/>
-              <w:start w:w="120" w:type="dxa"/>
+              <w:left w:w="120" w:type="dxa"/>
               <w:bottom w:w="80" w:type="dxa"/>
-              <w:end w:w="120" w:type="dxa"/>
+              <w:right w:w="120" w:type="dxa"/>
             </w:tcMar>
+            <w:vAlign w:val="center"/>
           </w:tcPr>
           <w:p>
+            <w:proofErr w:type="spellStart"/>
             <w:r>
               <w:rPr>
                 <w:sz w:val="18"/>
               </w:rPr>
               <w:t>Pasaporte</w:t>
             </w:r>
+            <w:proofErr w:type="spellEnd"/>
           </w:p>
         </w:tc>
         <w:tc>
           <w:tcPr>
-            <w:tcW w:type="dxa" w:w="4660"/>
-            <w:vAlign w:val="center"/>
+            <w:tcW w:w="4660" w:type="dxa"/>
             <w:tcMar>
               <w:top w:w="80" w:type="dxa"/>
-              <w:start w:w="120" w:type="dxa"/>
+              <w:left w:w="120" w:type="dxa"/>
               <w:bottom w:w="80" w:type="dxa"/>
-              <w:end w:w="120" w:type="dxa"/>
+              <w:right w:w="120" w:type="dxa"/>
             </w:tcMar>
+            <w:vAlign w:val="center"/>
           </w:tcPr>
           <w:p>
-            <w:r>
-              <w:rPr>
-                <w:sz w:val="18"/>
-              </w:rPr>
-              <w:t>Clientes identificados por pasaporte.</w:t>
+            <w:proofErr w:type="spellStart"/>
+            <w:r>
+              <w:rPr>
+                <w:sz w:val="18"/>
+              </w:rPr>
+              <w:t>Clientes</w:t>
+            </w:r>
+            <w:proofErr w:type="spellEnd"/>
+            <w:r>
+              <w:rPr>
+                <w:sz w:val="18"/>
+              </w:rPr>
+              <w:t xml:space="preserve"> </w:t>
+            </w:r>
+            <w:proofErr w:type="spellStart"/>
+            <w:r>
+              <w:rPr>
+                <w:sz w:val="18"/>
+              </w:rPr>
+              <w:t>identificados</w:t>
+            </w:r>
+            <w:proofErr w:type="spellEnd"/>
+            <w:r>
+              <w:rPr>
+                <w:sz w:val="18"/>
+              </w:rPr>
+              <w:t xml:space="preserve"> </w:t>
+            </w:r>
+            <w:proofErr w:type="spellStart"/>
+            <w:r>
+              <w:rPr>
+                <w:sz w:val="18"/>
+              </w:rPr>
+              <w:t>por</w:t>
+            </w:r>
+            <w:proofErr w:type="spellEnd"/>
+            <w:r>
+              <w:rPr>
+                <w:sz w:val="18"/>
+              </w:rPr>
+              <w:t xml:space="preserve"> </w:t>
+            </w:r>
+            <w:proofErr w:type="spellStart"/>
+            <w:r>
+              <w:rPr>
+                <w:sz w:val="18"/>
+              </w:rPr>
+              <w:t>pasaporte</w:t>
+            </w:r>
+            <w:proofErr w:type="spellEnd"/>
+            <w:r>
+              <w:rPr>
+                <w:sz w:val="18"/>
+              </w:rPr>
+              <w:t>.</w:t>
             </w:r>
           </w:p>
         </w:tc>
       </w:tr>
       <w:tr>
+        <w:trPr>
+          <w:jc w:val="center"/>
+        </w:trPr>
         <w:tc>
           <w:tcPr>
-            <w:tcW w:type="dxa" w:w="1200"/>
-            <w:vAlign w:val="center"/>
+            <w:tcW w:w="1200" w:type="dxa"/>
             <w:tcMar>
               <w:top w:w="80" w:type="dxa"/>
-              <w:start w:w="120" w:type="dxa"/>
+              <w:left w:w="120" w:type="dxa"/>
               <w:bottom w:w="80" w:type="dxa"/>
-              <w:end w:w="120" w:type="dxa"/>
+              <w:right w:w="120" w:type="dxa"/>
             </w:tcMar>
+            <w:vAlign w:val="center"/>
           </w:tcPr>
           <w:p>
             <w:r>
@@ -6248,39 +9673,75 @@
         </w:tc>
         <w:tc>
           <w:tcPr>
-            <w:tcW w:type="dxa" w:w="3500"/>
-            <w:vAlign w:val="center"/>
+            <w:tcW w:w="3500" w:type="dxa"/>
             <w:tcMar>
               <w:top w:w="80" w:type="dxa"/>
-              <w:start w:w="120" w:type="dxa"/>
+              <w:left w:w="120" w:type="dxa"/>
               <w:bottom w:w="80" w:type="dxa"/>
-              <w:end w:w="120" w:type="dxa"/>
+              <w:right w:w="120" w:type="dxa"/>
             </w:tcMar>
+            <w:vAlign w:val="center"/>
           </w:tcPr>
           <w:p>
-            <w:r>
-              <w:rPr>
-                <w:sz w:val="18"/>
-              </w:rPr>
-              <w:t>Otro documento de identidad</w:t>
-            </w:r>
+            <w:proofErr w:type="spellStart"/>
+            <w:r>
+              <w:rPr>
+                <w:sz w:val="18"/>
+              </w:rPr>
+              <w:t>Otro</w:t>
+            </w:r>
+            <w:proofErr w:type="spellEnd"/>
+            <w:r>
+              <w:rPr>
+                <w:sz w:val="18"/>
+              </w:rPr>
+              <w:t xml:space="preserve"> </w:t>
+            </w:r>
+            <w:proofErr w:type="spellStart"/>
+            <w:r>
+              <w:rPr>
+                <w:sz w:val="18"/>
+              </w:rPr>
+              <w:t>documento</w:t>
+            </w:r>
+            <w:proofErr w:type="spellEnd"/>
+            <w:r>
+              <w:rPr>
+                <w:sz w:val="18"/>
+              </w:rPr>
+              <w:t xml:space="preserve"> de </w:t>
+            </w:r>
+            <w:proofErr w:type="spellStart"/>
+            <w:r>
+              <w:rPr>
+                <w:sz w:val="18"/>
+              </w:rPr>
+              <w:t>identidad</w:t>
+            </w:r>
+            <w:proofErr w:type="spellEnd"/>
           </w:p>
         </w:tc>
         <w:tc>
           <w:tcPr>
-            <w:tcW w:type="dxa" w:w="4660"/>
-            <w:vAlign w:val="center"/>
+            <w:tcW w:w="4660" w:type="dxa"/>
             <w:tcMar>
               <w:top w:w="80" w:type="dxa"/>
-              <w:start w:w="120" w:type="dxa"/>
+              <w:left w:w="120" w:type="dxa"/>
               <w:bottom w:w="80" w:type="dxa"/>
-              <w:end w:w="120" w:type="dxa"/>
+              <w:right w:w="120" w:type="dxa"/>
             </w:tcMar>
+            <w:vAlign w:val="center"/>
           </w:tcPr>
           <w:p>
-            <w:r>
-              <w:rPr>
-                <w:sz w:val="18"/>
+            <w:pPr>
+              <w:rPr>
+                <w:lang w:val="es-MX"/>
+              </w:rPr>
+            </w:pPr>
+            <w:r>
+              <w:rPr>
+                <w:sz w:val="18"/>
+                <w:lang w:val="es-MX"/>
               </w:rPr>
               <w:t>Casos especiales donde no aplique CI, CEX, pasaporte o NIT.</w:t>
             </w:r>
@@ -6288,16 +9749,19 @@
         </w:tc>
       </w:tr>
       <w:tr>
+        <w:trPr>
+          <w:jc w:val="center"/>
+        </w:trPr>
         <w:tc>
           <w:tcPr>
-            <w:tcW w:type="dxa" w:w="1200"/>
-            <w:vAlign w:val="center"/>
+            <w:tcW w:w="1200" w:type="dxa"/>
             <w:tcMar>
               <w:top w:w="80" w:type="dxa"/>
-              <w:start w:w="120" w:type="dxa"/>
+              <w:left w:w="120" w:type="dxa"/>
               <w:bottom w:w="80" w:type="dxa"/>
-              <w:end w:w="120" w:type="dxa"/>
+              <w:right w:w="120" w:type="dxa"/>
             </w:tcMar>
+            <w:vAlign w:val="center"/>
           </w:tcPr>
           <w:p>
             <w:r>
@@ -6310,14 +9774,14 @@
         </w:tc>
         <w:tc>
           <w:tcPr>
-            <w:tcW w:type="dxa" w:w="3500"/>
-            <w:vAlign w:val="center"/>
+            <w:tcW w:w="3500" w:type="dxa"/>
             <w:tcMar>
               <w:top w:w="80" w:type="dxa"/>
-              <w:start w:w="120" w:type="dxa"/>
+              <w:left w:w="120" w:type="dxa"/>
               <w:bottom w:w="80" w:type="dxa"/>
-              <w:end w:w="120" w:type="dxa"/>
+              <w:right w:w="120" w:type="dxa"/>
             </w:tcMar>
+            <w:vAlign w:val="center"/>
           </w:tcPr>
           <w:p>
             <w:r>
@@ -6330,21 +9794,43 @@
         </w:tc>
         <w:tc>
           <w:tcPr>
-            <w:tcW w:type="dxa" w:w="4660"/>
-            <w:vAlign w:val="center"/>
+            <w:tcW w:w="4660" w:type="dxa"/>
             <w:tcMar>
               <w:top w:w="80" w:type="dxa"/>
-              <w:start w:w="120" w:type="dxa"/>
+              <w:left w:w="120" w:type="dxa"/>
               <w:bottom w:w="80" w:type="dxa"/>
-              <w:end w:w="120" w:type="dxa"/>
+              <w:right w:w="120" w:type="dxa"/>
             </w:tcMar>
+            <w:vAlign w:val="center"/>
           </w:tcPr>
           <w:p>
-            <w:r>
-              <w:rPr>
-                <w:sz w:val="18"/>
-              </w:rPr>
-              <w:t>Empresas o personas con Numero de Identificacion Tributaria.</w:t>
+            <w:pPr>
+              <w:rPr>
+                <w:lang w:val="es-MX"/>
+              </w:rPr>
+            </w:pPr>
+            <w:r>
+              <w:rPr>
+                <w:sz w:val="18"/>
+                <w:lang w:val="es-MX"/>
+              </w:rPr>
+              <w:t xml:space="preserve">Empresas o personas con Numero de </w:t>
+            </w:r>
+            <w:proofErr w:type="spellStart"/>
+            <w:r>
+              <w:rPr>
+                <w:sz w:val="18"/>
+                <w:lang w:val="es-MX"/>
+              </w:rPr>
+              <w:t>Identificacion</w:t>
+            </w:r>
+            <w:proofErr w:type="spellEnd"/>
+            <w:r>
+              <w:rPr>
+                <w:sz w:val="18"/>
+                <w:lang w:val="es-MX"/>
+              </w:rPr>
+              <w:t xml:space="preserve"> Tributaria.</w:t>
             </w:r>
           </w:p>
         </w:tc>
@@ -6353,59 +9839,328 @@
     <w:p>
       <w:pPr>
         <w:spacing w:after="40"/>
+        <w:rPr>
+          <w:lang w:val="es-MX"/>
+        </w:rPr>
       </w:pPr>
     </w:p>
     <w:p>
       <w:pPr>
         <w:pStyle w:val="Listaconvietas"/>
         <w:spacing w:after="80"/>
+        <w:rPr>
+          <w:lang w:val="es-MX"/>
+        </w:rPr>
       </w:pPr>
       <w:r>
-        <w:t>El campo tipo_documento_identidad debe enviarse como texto o numero compatible con el codigo SIAT, por ejemplo "1" para CI o "5" para NIT.</w:t>
+        <w:rPr>
+          <w:lang w:val="es-MX"/>
+        </w:rPr>
+        <w:t xml:space="preserve">El campo </w:t>
+      </w:r>
+      <w:proofErr w:type="spellStart"/>
+      <w:r>
+        <w:rPr>
+          <w:lang w:val="es-MX"/>
+        </w:rPr>
+        <w:t>tipo_documento_identidad</w:t>
+      </w:r>
+      <w:proofErr w:type="spellEnd"/>
+      <w:r>
+        <w:rPr>
+          <w:lang w:val="es-MX"/>
+        </w:rPr>
+        <w:t xml:space="preserve"> debe enviarse como texto o </w:t>
+      </w:r>
+      <w:proofErr w:type="spellStart"/>
+      <w:r>
+        <w:rPr>
+          <w:lang w:val="es-MX"/>
+        </w:rPr>
+        <w:t>numero</w:t>
+      </w:r>
+      <w:proofErr w:type="spellEnd"/>
+      <w:r>
+        <w:rPr>
+          <w:lang w:val="es-MX"/>
+        </w:rPr>
+        <w:t xml:space="preserve"> compatible con el </w:t>
+      </w:r>
+      <w:proofErr w:type="spellStart"/>
+      <w:r>
+        <w:rPr>
+          <w:lang w:val="es-MX"/>
+        </w:rPr>
+        <w:t>codigo</w:t>
+      </w:r>
+      <w:proofErr w:type="spellEnd"/>
+      <w:r>
+        <w:rPr>
+          <w:lang w:val="es-MX"/>
+        </w:rPr>
+        <w:t xml:space="preserve"> SIAT, por ejemplo "1" para CI o "5" para NIT.</w:t>
       </w:r>
     </w:p>
     <w:p>
       <w:pPr>
         <w:pStyle w:val="Listaconvietas"/>
         <w:spacing w:after="80"/>
+        <w:rPr>
+          <w:lang w:val="es-MX"/>
+        </w:rPr>
       </w:pPr>
       <w:r>
-        <w:t>Para CI y NIT, el campo nit_ci debe contener solo numeros.</w:t>
+        <w:rPr>
+          <w:lang w:val="es-MX"/>
+        </w:rPr>
+        <w:t xml:space="preserve">Para CI y NIT, el campo </w:t>
+      </w:r>
+      <w:proofErr w:type="spellStart"/>
+      <w:r>
+        <w:rPr>
+          <w:lang w:val="es-MX"/>
+        </w:rPr>
+        <w:t>nit_ci</w:t>
+      </w:r>
+      <w:proofErr w:type="spellEnd"/>
+      <w:r>
+        <w:rPr>
+          <w:lang w:val="es-MX"/>
+        </w:rPr>
+        <w:t xml:space="preserve"> debe contener solo </w:t>
+      </w:r>
+      <w:proofErr w:type="spellStart"/>
+      <w:r>
+        <w:rPr>
+          <w:lang w:val="es-MX"/>
+        </w:rPr>
+        <w:t>numeros</w:t>
+      </w:r>
+      <w:proofErr w:type="spellEnd"/>
+      <w:r>
+        <w:rPr>
+          <w:lang w:val="es-MX"/>
+        </w:rPr>
+        <w:t>.</w:t>
       </w:r>
     </w:p>
     <w:p>
       <w:pPr>
         <w:pStyle w:val="Listaconvietas"/>
         <w:spacing w:after="80"/>
+        <w:rPr>
+          <w:lang w:val="es-MX"/>
+        </w:rPr>
       </w:pPr>
       <w:r>
+        <w:rPr>
+          <w:lang w:val="es-MX"/>
+        </w:rPr>
         <w:t>El campo complemento aplica principalmente a CI cuando corresponda.</w:t>
       </w:r>
     </w:p>
     <w:p>
       <w:pPr>
         <w:spacing w:after="160"/>
+        <w:rPr>
+          <w:lang w:val="es-MX"/>
+        </w:rPr>
       </w:pPr>
       <w:r>
         <w:rPr>
-          <w:rFonts w:ascii="Consolas" w:hAnsi="Consolas" w:eastAsia="Consolas"/>
-          <w:sz w:val="17"/>
+          <w:rFonts w:ascii="Consolas" w:eastAsia="Consolas" w:hAnsi="Consolas"/>
+          <w:sz w:val="17"/>
+          <w:lang w:val="es-MX"/>
         </w:rPr>
         <w:t>// Ejemplo cliente con pasaporte</w:t>
+      </w:r>
+      <w:r>
+        <w:rPr>
+          <w:rFonts w:ascii="Consolas" w:eastAsia="Consolas" w:hAnsi="Consolas"/>
+          <w:sz w:val="17"/>
+          <w:lang w:val="es-MX"/>
+        </w:rPr>
         <w:br/>
         <w:t>{</w:t>
+      </w:r>
+      <w:r>
+        <w:rPr>
+          <w:rFonts w:ascii="Consolas" w:eastAsia="Consolas" w:hAnsi="Consolas"/>
+          <w:sz w:val="17"/>
+          <w:lang w:val="es-MX"/>
+        </w:rPr>
         <w:br/>
-        <w:t xml:space="preserve">  "razon_social": "CLIENTE EXTRANJERO",</w:t>
+        <w:t xml:space="preserve">  "</w:t>
+      </w:r>
+      <w:proofErr w:type="spellStart"/>
+      <w:r>
+        <w:rPr>
+          <w:rFonts w:ascii="Consolas" w:eastAsia="Consolas" w:hAnsi="Consolas"/>
+          <w:sz w:val="17"/>
+          <w:lang w:val="es-MX"/>
+        </w:rPr>
+        <w:t>razon_social</w:t>
+      </w:r>
+      <w:proofErr w:type="spellEnd"/>
+      <w:r>
+        <w:rPr>
+          <w:rFonts w:ascii="Consolas" w:eastAsia="Consolas" w:hAnsi="Consolas"/>
+          <w:sz w:val="17"/>
+          <w:lang w:val="es-MX"/>
+        </w:rPr>
+        <w:t>": "CLIENTE EXTRANJERO",</w:t>
+      </w:r>
+      <w:r>
+        <w:rPr>
+          <w:rFonts w:ascii="Consolas" w:eastAsia="Consolas" w:hAnsi="Consolas"/>
+          <w:sz w:val="17"/>
+          <w:lang w:val="es-MX"/>
+        </w:rPr>
         <w:br/>
-        <w:t xml:space="preserve">  "nit_ci": "AB123456",</w:t>
+        <w:t xml:space="preserve">  "</w:t>
+      </w:r>
+      <w:proofErr w:type="spellStart"/>
+      <w:r>
+        <w:rPr>
+          <w:rFonts w:ascii="Consolas" w:eastAsia="Consolas" w:hAnsi="Consolas"/>
+          <w:sz w:val="17"/>
+          <w:lang w:val="es-MX"/>
+        </w:rPr>
+        <w:t>nit_ci</w:t>
+      </w:r>
+      <w:proofErr w:type="spellEnd"/>
+      <w:r>
+        <w:rPr>
+          <w:rFonts w:ascii="Consolas" w:eastAsia="Consolas" w:hAnsi="Consolas"/>
+          <w:sz w:val="17"/>
+          <w:lang w:val="es-MX"/>
+        </w:rPr>
+        <w:t>": "AB123456",</w:t>
+      </w:r>
+      <w:r>
+        <w:rPr>
+          <w:rFonts w:ascii="Consolas" w:eastAsia="Consolas" w:hAnsi="Consolas"/>
+          <w:sz w:val="17"/>
+          <w:lang w:val="es-MX"/>
+        </w:rPr>
         <w:br/>
-        <w:t xml:space="preserve">  "tipo_documento_identidad": "3",</w:t>
+        <w:t xml:space="preserve">  "</w:t>
+      </w:r>
+      <w:proofErr w:type="spellStart"/>
+      <w:r>
+        <w:rPr>
+          <w:rFonts w:ascii="Consolas" w:eastAsia="Consolas" w:hAnsi="Consolas"/>
+          <w:sz w:val="17"/>
+          <w:lang w:val="es-MX"/>
+        </w:rPr>
+        <w:t>tipo_documento_identidad</w:t>
+      </w:r>
+      <w:proofErr w:type="spellEnd"/>
+      <w:r>
+        <w:rPr>
+          <w:rFonts w:ascii="Consolas" w:eastAsia="Consolas" w:hAnsi="Consolas"/>
+          <w:sz w:val="17"/>
+          <w:lang w:val="es-MX"/>
+        </w:rPr>
+        <w:t>": "3",</w:t>
+      </w:r>
+      <w:r>
+        <w:rPr>
+          <w:rFonts w:ascii="Consolas" w:eastAsia="Consolas" w:hAnsi="Consolas"/>
+          <w:sz w:val="17"/>
+          <w:lang w:val="es-MX"/>
+        </w:rPr>
         <w:br/>
-        <w:t xml:space="preserve">  "complemento": null,</w:t>
+        <w:t xml:space="preserve">  "complemento": </w:t>
+      </w:r>
+      <w:proofErr w:type="spellStart"/>
+      <w:r>
+        <w:rPr>
+          <w:rFonts w:ascii="Consolas" w:eastAsia="Consolas" w:hAnsi="Consolas"/>
+          <w:sz w:val="17"/>
+          <w:lang w:val="es-MX"/>
+        </w:rPr>
+        <w:t>null</w:t>
+      </w:r>
+      <w:proofErr w:type="spellEnd"/>
+      <w:r>
+        <w:rPr>
+          <w:rFonts w:ascii="Consolas" w:eastAsia="Consolas" w:hAnsi="Consolas"/>
+          <w:sz w:val="17"/>
+          <w:lang w:val="es-MX"/>
+        </w:rPr>
+        <w:t>,</w:t>
+      </w:r>
+      <w:r>
+        <w:rPr>
+          <w:rFonts w:ascii="Consolas" w:eastAsia="Consolas" w:hAnsi="Consolas"/>
+          <w:sz w:val="17"/>
+          <w:lang w:val="es-MX"/>
+        </w:rPr>
         <w:br/>
-        <w:t xml:space="preserve">  "telefono": null,</w:t>
+        <w:t xml:space="preserve">  "</w:t>
+      </w:r>
+      <w:proofErr w:type="spellStart"/>
+      <w:r>
+        <w:rPr>
+          <w:rFonts w:ascii="Consolas" w:eastAsia="Consolas" w:hAnsi="Consolas"/>
+          <w:sz w:val="17"/>
+          <w:lang w:val="es-MX"/>
+        </w:rPr>
+        <w:t>telefono</w:t>
+      </w:r>
+      <w:proofErr w:type="spellEnd"/>
+      <w:r>
+        <w:rPr>
+          <w:rFonts w:ascii="Consolas" w:eastAsia="Consolas" w:hAnsi="Consolas"/>
+          <w:sz w:val="17"/>
+          <w:lang w:val="es-MX"/>
+        </w:rPr>
+        <w:t xml:space="preserve">": </w:t>
+      </w:r>
+      <w:proofErr w:type="spellStart"/>
+      <w:r>
+        <w:rPr>
+          <w:rFonts w:ascii="Consolas" w:eastAsia="Consolas" w:hAnsi="Consolas"/>
+          <w:sz w:val="17"/>
+          <w:lang w:val="es-MX"/>
+        </w:rPr>
+        <w:t>null</w:t>
+      </w:r>
+      <w:proofErr w:type="spellEnd"/>
+      <w:r>
+        <w:rPr>
+          <w:rFonts w:ascii="Consolas" w:eastAsia="Consolas" w:hAnsi="Consolas"/>
+          <w:sz w:val="17"/>
+          <w:lang w:val="es-MX"/>
+        </w:rPr>
+        <w:t>,</w:t>
+      </w:r>
+      <w:r>
+        <w:rPr>
+          <w:rFonts w:ascii="Consolas" w:eastAsia="Consolas" w:hAnsi="Consolas"/>
+          <w:sz w:val="17"/>
+          <w:lang w:val="es-MX"/>
+        </w:rPr>
         <w:br/>
-        <w:t xml:space="preserve">  "correo": null</w:t>
+        <w:t xml:space="preserve">  "correo": </w:t>
+      </w:r>
+      <w:proofErr w:type="spellStart"/>
+      <w:r>
+        <w:rPr>
+          <w:rFonts w:ascii="Consolas" w:eastAsia="Consolas" w:hAnsi="Consolas"/>
+          <w:sz w:val="17"/>
+          <w:lang w:val="es-MX"/>
+        </w:rPr>
+        <w:t>null</w:t>
+      </w:r>
+      <w:proofErr w:type="spellEnd"/>
+      <w:r>
+        <w:rPr>
+          <w:rFonts w:ascii="Consolas" w:eastAsia="Consolas" w:hAnsi="Consolas"/>
+          <w:sz w:val="17"/>
+          <w:lang w:val="es-MX"/>
+        </w:rPr>
         <w:br/>
         <w:t>}</w:t>
       </w:r>
@@ -6413,27 +10168,206 @@
     <w:p>
       <w:pPr>
         <w:spacing w:after="160"/>
+        <w:rPr>
+          <w:lang w:val="es-MX"/>
+        </w:rPr>
       </w:pPr>
       <w:r>
         <w:rPr>
-          <w:rFonts w:ascii="Consolas" w:hAnsi="Consolas" w:eastAsia="Consolas"/>
-          <w:sz w:val="17"/>
-        </w:rPr>
+          <w:rFonts w:ascii="Consolas" w:eastAsia="Consolas" w:hAnsi="Consolas"/>
+          <w:sz w:val="17"/>
+          <w:lang w:val="es-MX"/>
+        </w:rPr>
+        <w:lastRenderedPageBreak/>
         <w:t>// Ejemplo cliente con NIT</w:t>
+      </w:r>
+      <w:r>
+        <w:rPr>
+          <w:rFonts w:ascii="Consolas" w:eastAsia="Consolas" w:hAnsi="Consolas"/>
+          <w:sz w:val="17"/>
+          <w:lang w:val="es-MX"/>
+        </w:rPr>
         <w:br/>
         <w:t>{</w:t>
+      </w:r>
+      <w:r>
+        <w:rPr>
+          <w:rFonts w:ascii="Consolas" w:eastAsia="Consolas" w:hAnsi="Consolas"/>
+          <w:sz w:val="17"/>
+          <w:lang w:val="es-MX"/>
+        </w:rPr>
         <w:br/>
-        <w:t xml:space="preserve">  "razon_social": "EMPRESA DE PRUEBA SRL",</w:t>
+        <w:t xml:space="preserve">  "</w:t>
+      </w:r>
+      <w:proofErr w:type="spellStart"/>
+      <w:r>
+        <w:rPr>
+          <w:rFonts w:ascii="Consolas" w:eastAsia="Consolas" w:hAnsi="Consolas"/>
+          <w:sz w:val="17"/>
+          <w:lang w:val="es-MX"/>
+        </w:rPr>
+        <w:t>razon_social</w:t>
+      </w:r>
+      <w:proofErr w:type="spellEnd"/>
+      <w:r>
+        <w:rPr>
+          <w:rFonts w:ascii="Consolas" w:eastAsia="Consolas" w:hAnsi="Consolas"/>
+          <w:sz w:val="17"/>
+          <w:lang w:val="es-MX"/>
+        </w:rPr>
+        <w:t>": "EMPRESA DE PRUEBA SRL",</w:t>
+      </w:r>
+      <w:r>
+        <w:rPr>
+          <w:rFonts w:ascii="Consolas" w:eastAsia="Consolas" w:hAnsi="Consolas"/>
+          <w:sz w:val="17"/>
+          <w:lang w:val="es-MX"/>
+        </w:rPr>
         <w:br/>
-        <w:t xml:space="preserve">  "nit_ci": "123456789",</w:t>
+        <w:t xml:space="preserve">  "</w:t>
+      </w:r>
+      <w:proofErr w:type="spellStart"/>
+      <w:r>
+        <w:rPr>
+          <w:rFonts w:ascii="Consolas" w:eastAsia="Consolas" w:hAnsi="Consolas"/>
+          <w:sz w:val="17"/>
+          <w:lang w:val="es-MX"/>
+        </w:rPr>
+        <w:t>nit_ci</w:t>
+      </w:r>
+      <w:proofErr w:type="spellEnd"/>
+      <w:r>
+        <w:rPr>
+          <w:rFonts w:ascii="Consolas" w:eastAsia="Consolas" w:hAnsi="Consolas"/>
+          <w:sz w:val="17"/>
+          <w:lang w:val="es-MX"/>
+        </w:rPr>
+        <w:t>": "123456789",</w:t>
+      </w:r>
+      <w:r>
+        <w:rPr>
+          <w:rFonts w:ascii="Consolas" w:eastAsia="Consolas" w:hAnsi="Consolas"/>
+          <w:sz w:val="17"/>
+          <w:lang w:val="es-MX"/>
+        </w:rPr>
         <w:br/>
-        <w:t xml:space="preserve">  "tipo_documento_identidad": "5",</w:t>
+        <w:t xml:space="preserve">  "</w:t>
+      </w:r>
+      <w:proofErr w:type="spellStart"/>
+      <w:r>
+        <w:rPr>
+          <w:rFonts w:ascii="Consolas" w:eastAsia="Consolas" w:hAnsi="Consolas"/>
+          <w:sz w:val="17"/>
+          <w:lang w:val="es-MX"/>
+        </w:rPr>
+        <w:t>tipo_documento_identidad</w:t>
+      </w:r>
+      <w:proofErr w:type="spellEnd"/>
+      <w:r>
+        <w:rPr>
+          <w:rFonts w:ascii="Consolas" w:eastAsia="Consolas" w:hAnsi="Consolas"/>
+          <w:sz w:val="17"/>
+          <w:lang w:val="es-MX"/>
+        </w:rPr>
+        <w:t>": "5",</w:t>
+      </w:r>
+      <w:r>
+        <w:rPr>
+          <w:rFonts w:ascii="Consolas" w:eastAsia="Consolas" w:hAnsi="Consolas"/>
+          <w:sz w:val="17"/>
+          <w:lang w:val="es-MX"/>
+        </w:rPr>
         <w:br/>
-        <w:t xml:space="preserve">  "complemento": null,</w:t>
+        <w:t xml:space="preserve">  "complemento": </w:t>
+      </w:r>
+      <w:proofErr w:type="spellStart"/>
+      <w:r>
+        <w:rPr>
+          <w:rFonts w:ascii="Consolas" w:eastAsia="Consolas" w:hAnsi="Consolas"/>
+          <w:sz w:val="17"/>
+          <w:lang w:val="es-MX"/>
+        </w:rPr>
+        <w:t>null</w:t>
+      </w:r>
+      <w:proofErr w:type="spellEnd"/>
+      <w:r>
+        <w:rPr>
+          <w:rFonts w:ascii="Consolas" w:eastAsia="Consolas" w:hAnsi="Consolas"/>
+          <w:sz w:val="17"/>
+          <w:lang w:val="es-MX"/>
+        </w:rPr>
+        <w:t>,</w:t>
+      </w:r>
+      <w:r>
+        <w:rPr>
+          <w:rFonts w:ascii="Consolas" w:eastAsia="Consolas" w:hAnsi="Consolas"/>
+          <w:sz w:val="17"/>
+          <w:lang w:val="es-MX"/>
+        </w:rPr>
         <w:br/>
-        <w:t xml:space="preserve">  "telefono": null,</w:t>
+        <w:t xml:space="preserve">  "</w:t>
+      </w:r>
+      <w:proofErr w:type="spellStart"/>
+      <w:r>
+        <w:rPr>
+          <w:rFonts w:ascii="Consolas" w:eastAsia="Consolas" w:hAnsi="Consolas"/>
+          <w:sz w:val="17"/>
+          <w:lang w:val="es-MX"/>
+        </w:rPr>
+        <w:t>telefono</w:t>
+      </w:r>
+      <w:proofErr w:type="spellEnd"/>
+      <w:r>
+        <w:rPr>
+          <w:rFonts w:ascii="Consolas" w:eastAsia="Consolas" w:hAnsi="Consolas"/>
+          <w:sz w:val="17"/>
+          <w:lang w:val="es-MX"/>
+        </w:rPr>
+        <w:t xml:space="preserve">": </w:t>
+      </w:r>
+      <w:proofErr w:type="spellStart"/>
+      <w:r>
+        <w:rPr>
+          <w:rFonts w:ascii="Consolas" w:eastAsia="Consolas" w:hAnsi="Consolas"/>
+          <w:sz w:val="17"/>
+          <w:lang w:val="es-MX"/>
+        </w:rPr>
+        <w:t>null</w:t>
+      </w:r>
+      <w:proofErr w:type="spellEnd"/>
+      <w:r>
+        <w:rPr>
+          <w:rFonts w:ascii="Consolas" w:eastAsia="Consolas" w:hAnsi="Consolas"/>
+          <w:sz w:val="17"/>
+          <w:lang w:val="es-MX"/>
+        </w:rPr>
+        <w:t>,</w:t>
+      </w:r>
+      <w:r>
+        <w:rPr>
+          <w:rFonts w:ascii="Consolas" w:eastAsia="Consolas" w:hAnsi="Consolas"/>
+          <w:sz w:val="17"/>
+          <w:lang w:val="es-MX"/>
+        </w:rPr>
         <w:br/>
-        <w:t xml:space="preserve">  "correo": null</w:t>
+        <w:t xml:space="preserve">  "correo": </w:t>
+      </w:r>
+      <w:proofErr w:type="spellStart"/>
+      <w:r>
+        <w:rPr>
+          <w:rFonts w:ascii="Consolas" w:eastAsia="Consolas" w:hAnsi="Consolas"/>
+          <w:sz w:val="17"/>
+          <w:lang w:val="es-MX"/>
+        </w:rPr>
+        <w:t>null</w:t>
+      </w:r>
+      <w:proofErr w:type="spellEnd"/>
+      <w:r>
+        <w:rPr>
+          <w:rFonts w:ascii="Consolas" w:eastAsia="Consolas" w:hAnsi="Consolas"/>
+          <w:sz w:val="17"/>
+          <w:lang w:val="es-MX"/>
+        </w:rPr>
         <w:br/>
         <w:t>}</w:t>
       </w:r>
